--- a/documents/probabilites/molakhas_proba_3as.docx
+++ b/documents/probabilites/molakhas_proba_3as.docx
@@ -5490,7 +5490,7 @@
                 <w:rStyle w:val="VerbatimChar"/>
                 <w:rtl/>
               </w:rPr>
-              <w:t xml:space="preserve">x!</w:t>
+              <w:t xml:space="preserve">‎x!</w:t>
             </w:r>
             <w:r>
               <w:rPr>
@@ -5540,7 +5540,7 @@
                 <w:rStyle w:val="VerbatimChar"/>
                 <w:rtl/>
               </w:rPr>
-              <w:t xml:space="preserve">nPr</w:t>
+              <w:t xml:space="preserve">‎nPr</w:t>
             </w:r>
             <w:r>
               <w:rPr>
@@ -5590,7 +5590,7 @@
                 <w:rStyle w:val="VerbatimChar"/>
                 <w:rtl/>
               </w:rPr>
-              <w:t xml:space="preserve">nCr</w:t>
+              <w:t xml:space="preserve">‎nCr</w:t>
             </w:r>
             <w:r>
               <w:rPr>
@@ -5621,7 +5621,7 @@
                 <w:rStyle w:val="VerbatimChar"/>
                 <w:rtl/>
               </w:rPr>
-              <w:t xml:space="preserve">5 nCr 2 = 10</w:t>
+              <w:t xml:space="preserve">‎5 nCr 2 = 10</w:t>
             </w:r>
             <w:r>
               <w:rPr>
@@ -5640,7 +5640,7 @@
                 <w:rStyle w:val="VerbatimChar"/>
                 <w:rtl/>
               </w:rPr>
-              <w:t xml:space="preserve">5 nPr 2 = 20</w:t>
+              <w:t xml:space="preserve">‎5 nPr 2 = 20</w:t>
             </w:r>
             <w:r>
               <w:rPr>

--- a/documents/probabilites/molakhas_proba_3as.docx
+++ b/documents/probabilites/molakhas_proba_3as.docx
@@ -5754,7 +5754,7 @@
           <w:tbl>
             <w:tblPr>
               <w:tblStyle w:val="Table"/>
-              <w:tblW w:type="auto" w:w="0"/>
+              <w:tblW w:w="4050" w:type="dxa"/>
               <w:jc w:val="center"/>
               <w:tblBorders>
                 <w:top w:val="single" w:sz="4" w:space="0" w:color="000000"/>
@@ -5764,18 +5764,18 @@
                 <w:insideH w:val="single" w:sz="4" w:space="0" w:color="000000"/>
                 <w:insideV w:val="single" w:sz="4" w:space="0" w:color="000000"/>
               </w:tblBorders>
-              <w:tblLayout w:type="autofit"/>
+              <w:tblLayout w:type="fixed"/>
               <w:tblLook w:firstRow="1" w:lastRow="0" w:firstColumn="0" w:lastColumn="0" w:noHBand="0" w:noVBand="0" w:val="0020"/>
             </w:tblPr>
             <w:tblGrid>
-              <w:gridCol w:w="990"/>
-              <w:gridCol w:w="990"/>
-              <w:gridCol w:w="990"/>
-              <w:gridCol w:w="990"/>
-              <w:gridCol w:w="990"/>
-              <w:gridCol w:w="990"/>
-              <w:gridCol w:w="990"/>
-              <w:gridCol w:w="990"/>
+              <w:gridCol w:w="675"/>
+              <w:gridCol w:w="450"/>
+              <w:gridCol w:w="450"/>
+              <w:gridCol w:w="525"/>
+              <w:gridCol w:w="525"/>
+              <w:gridCol w:w="525"/>
+              <w:gridCol w:w="450"/>
+              <w:gridCol w:w="450"/>
             </w:tblGrid>
             <w:tr>
               <w:trPr>
@@ -5783,6 +5783,7 @@
               </w:trPr>
               <w:tc>
                 <w:tcPr>
+                  <w:tcW w:w="675" w:type="dxa"/>
                   <w:shd w:val="clear" w:color="auto" w:fill="E4E7ED"/>
                 </w:tcPr>
                 <w:p>
@@ -5815,6 +5816,7 @@
               </w:tc>
               <w:tc>
                 <w:tcPr>
+                  <w:tcW w:w="450" w:type="dxa"/>
                   <w:shd w:val="clear" w:color="auto" w:fill="E4E7ED"/>
                 </w:tcPr>
                 <w:p>
@@ -5832,6 +5834,7 @@
               </w:tc>
               <w:tc>
                 <w:tcPr>
+                  <w:tcW w:w="450" w:type="dxa"/>
                   <w:shd w:val="clear" w:color="auto" w:fill="E4E7ED"/>
                 </w:tcPr>
                 <w:p>
@@ -5849,6 +5852,7 @@
               </w:tc>
               <w:tc>
                 <w:tcPr>
+                  <w:tcW w:w="525" w:type="dxa"/>
                   <w:shd w:val="clear" w:color="auto" w:fill="E4E7ED"/>
                 </w:tcPr>
                 <w:p>
@@ -5866,6 +5870,7 @@
               </w:tc>
               <w:tc>
                 <w:tcPr>
+                  <w:tcW w:w="525" w:type="dxa"/>
                   <w:shd w:val="clear" w:color="auto" w:fill="E4E7ED"/>
                 </w:tcPr>
                 <w:p>
@@ -5883,6 +5888,7 @@
               </w:tc>
               <w:tc>
                 <w:tcPr>
+                  <w:tcW w:w="525" w:type="dxa"/>
                   <w:shd w:val="clear" w:color="auto" w:fill="E4E7ED"/>
                 </w:tcPr>
                 <w:p>
@@ -5900,6 +5906,7 @@
               </w:tc>
               <w:tc>
                 <w:tcPr>
+                  <w:tcW w:w="450" w:type="dxa"/>
                   <w:shd w:val="clear" w:color="auto" w:fill="E4E7ED"/>
                 </w:tcPr>
                 <w:p>
@@ -5917,6 +5924,7 @@
               </w:tc>
               <w:tc>
                 <w:tcPr>
+                  <w:tcW w:w="450" w:type="dxa"/>
                   <w:shd w:val="clear" w:color="auto" w:fill="E4E7ED"/>
                 </w:tcPr>
                 <w:p>
@@ -5935,7 +5943,9 @@
             </w:tr>
             <w:tr>
               <w:tc>
-                <w:tcPr/>
+                <w:tcPr>
+                  <w:tcW w:w="675" w:type="dxa"/>
+                </w:tcPr>
                 <w:p>
                   <w:pPr>
                     <w:pStyle w:val="Compact"/>
@@ -5950,7 +5960,9 @@
                 </w:p>
               </w:tc>
               <w:tc>
-                <w:tcPr/>
+                <w:tcPr>
+                  <w:tcW w:w="450" w:type="dxa"/>
+                </w:tcPr>
                 <w:p>
                   <w:pPr>
                     <w:pStyle w:val="Compact"/>
@@ -5965,7 +5977,9 @@
                 </w:p>
               </w:tc>
               <w:tc>
-                <w:tcPr/>
+                <w:tcPr>
+                  <w:tcW w:w="450" w:type="dxa"/>
+                </w:tcPr>
                 <w:p>
                   <w:pPr>
                     <w:pStyle w:val="Compact"/>
@@ -5975,7 +5989,9 @@
                 </w:p>
               </w:tc>
               <w:tc>
-                <w:tcPr/>
+                <w:tcPr>
+                  <w:tcW w:w="525" w:type="dxa"/>
+                </w:tcPr>
                 <w:p>
                   <w:pPr>
                     <w:pStyle w:val="Compact"/>
@@ -5985,7 +6001,9 @@
                 </w:p>
               </w:tc>
               <w:tc>
-                <w:tcPr/>
+                <w:tcPr>
+                  <w:tcW w:w="525" w:type="dxa"/>
+                </w:tcPr>
                 <w:p>
                   <w:pPr>
                     <w:pStyle w:val="Compact"/>
@@ -5995,7 +6013,9 @@
                 </w:p>
               </w:tc>
               <w:tc>
-                <w:tcPr/>
+                <w:tcPr>
+                  <w:tcW w:w="525" w:type="dxa"/>
+                </w:tcPr>
                 <w:p>
                   <w:pPr>
                     <w:pStyle w:val="Compact"/>
@@ -6005,7 +6025,9 @@
                 </w:p>
               </w:tc>
               <w:tc>
-                <w:tcPr/>
+                <w:tcPr>
+                  <w:tcW w:w="450" w:type="dxa"/>
+                </w:tcPr>
                 <w:p>
                   <w:pPr>
                     <w:pStyle w:val="Compact"/>
@@ -6015,7 +6037,9 @@
                 </w:p>
               </w:tc>
               <w:tc>
-                <w:tcPr/>
+                <w:tcPr>
+                  <w:tcW w:w="450" w:type="dxa"/>
+                </w:tcPr>
                 <w:p>
                   <w:pPr>
                     <w:pStyle w:val="Compact"/>
@@ -6027,7 +6051,9 @@
             </w:tr>
             <w:tr>
               <w:tc>
-                <w:tcPr/>
+                <w:tcPr>
+                  <w:tcW w:w="675" w:type="dxa"/>
+                </w:tcPr>
                 <w:p>
                   <w:pPr>
                     <w:pStyle w:val="Compact"/>
@@ -6042,7 +6068,9 @@
                 </w:p>
               </w:tc>
               <w:tc>
-                <w:tcPr/>
+                <w:tcPr>
+                  <w:tcW w:w="450" w:type="dxa"/>
+                </w:tcPr>
                 <w:p>
                   <w:pPr>
                     <w:pStyle w:val="Compact"/>
@@ -6057,7 +6085,9 @@
                 </w:p>
               </w:tc>
               <w:tc>
-                <w:tcPr/>
+                <w:tcPr>
+                  <w:tcW w:w="450" w:type="dxa"/>
+                </w:tcPr>
                 <w:p>
                   <w:pPr>
                     <w:pStyle w:val="Compact"/>
@@ -6072,7 +6102,9 @@
                 </w:p>
               </w:tc>
               <w:tc>
-                <w:tcPr/>
+                <w:tcPr>
+                  <w:tcW w:w="525" w:type="dxa"/>
+                </w:tcPr>
                 <w:p>
                   <w:pPr>
                     <w:pStyle w:val="Compact"/>
@@ -6082,7 +6114,9 @@
                 </w:p>
               </w:tc>
               <w:tc>
-                <w:tcPr/>
+                <w:tcPr>
+                  <w:tcW w:w="525" w:type="dxa"/>
+                </w:tcPr>
                 <w:p>
                   <w:pPr>
                     <w:pStyle w:val="Compact"/>
@@ -6092,7 +6126,9 @@
                 </w:p>
               </w:tc>
               <w:tc>
-                <w:tcPr/>
+                <w:tcPr>
+                  <w:tcW w:w="525" w:type="dxa"/>
+                </w:tcPr>
                 <w:p>
                   <w:pPr>
                     <w:pStyle w:val="Compact"/>
@@ -6102,7 +6138,9 @@
                 </w:p>
               </w:tc>
               <w:tc>
-                <w:tcPr/>
+                <w:tcPr>
+                  <w:tcW w:w="450" w:type="dxa"/>
+                </w:tcPr>
                 <w:p>
                   <w:pPr>
                     <w:pStyle w:val="Compact"/>
@@ -6112,7 +6150,9 @@
                 </w:p>
               </w:tc>
               <w:tc>
-                <w:tcPr/>
+                <w:tcPr>
+                  <w:tcW w:w="450" w:type="dxa"/>
+                </w:tcPr>
                 <w:p>
                   <w:pPr>
                     <w:pStyle w:val="Compact"/>
@@ -6124,7 +6164,9 @@
             </w:tr>
             <w:tr>
               <w:tc>
-                <w:tcPr/>
+                <w:tcPr>
+                  <w:tcW w:w="675" w:type="dxa"/>
+                </w:tcPr>
                 <w:p>
                   <w:pPr>
                     <w:pStyle w:val="Compact"/>
@@ -6139,7 +6181,9 @@
                 </w:p>
               </w:tc>
               <w:tc>
-                <w:tcPr/>
+                <w:tcPr>
+                  <w:tcW w:w="450" w:type="dxa"/>
+                </w:tcPr>
                 <w:p>
                   <w:pPr>
                     <w:pStyle w:val="Compact"/>
@@ -6154,7 +6198,9 @@
                 </w:p>
               </w:tc>
               <w:tc>
-                <w:tcPr/>
+                <w:tcPr>
+                  <w:tcW w:w="450" w:type="dxa"/>
+                </w:tcPr>
                 <w:p>
                   <w:pPr>
                     <w:pStyle w:val="Compact"/>
@@ -6169,7 +6215,9 @@
                 </w:p>
               </w:tc>
               <w:tc>
-                <w:tcPr/>
+                <w:tcPr>
+                  <w:tcW w:w="525" w:type="dxa"/>
+                </w:tcPr>
                 <w:p>
                   <w:pPr>
                     <w:pStyle w:val="Compact"/>
@@ -6184,7 +6232,9 @@
                 </w:p>
               </w:tc>
               <w:tc>
-                <w:tcPr/>
+                <w:tcPr>
+                  <w:tcW w:w="525" w:type="dxa"/>
+                </w:tcPr>
                 <w:p>
                   <w:pPr>
                     <w:pStyle w:val="Compact"/>
@@ -6194,7 +6244,9 @@
                 </w:p>
               </w:tc>
               <w:tc>
-                <w:tcPr/>
+                <w:tcPr>
+                  <w:tcW w:w="525" w:type="dxa"/>
+                </w:tcPr>
                 <w:p>
                   <w:pPr>
                     <w:pStyle w:val="Compact"/>
@@ -6204,7 +6256,9 @@
                 </w:p>
               </w:tc>
               <w:tc>
-                <w:tcPr/>
+                <w:tcPr>
+                  <w:tcW w:w="450" w:type="dxa"/>
+                </w:tcPr>
                 <w:p>
                   <w:pPr>
                     <w:pStyle w:val="Compact"/>
@@ -6214,7 +6268,9 @@
                 </w:p>
               </w:tc>
               <w:tc>
-                <w:tcPr/>
+                <w:tcPr>
+                  <w:tcW w:w="450" w:type="dxa"/>
+                </w:tcPr>
                 <w:p>
                   <w:pPr>
                     <w:pStyle w:val="Compact"/>
@@ -6226,7 +6282,9 @@
             </w:tr>
             <w:tr>
               <w:tc>
-                <w:tcPr/>
+                <w:tcPr>
+                  <w:tcW w:w="675" w:type="dxa"/>
+                </w:tcPr>
                 <w:p>
                   <w:pPr>
                     <w:pStyle w:val="Compact"/>
@@ -6241,7 +6299,9 @@
                 </w:p>
               </w:tc>
               <w:tc>
-                <w:tcPr/>
+                <w:tcPr>
+                  <w:tcW w:w="450" w:type="dxa"/>
+                </w:tcPr>
                 <w:p>
                   <w:pPr>
                     <w:pStyle w:val="Compact"/>
@@ -6256,7 +6316,9 @@
                 </w:p>
               </w:tc>
               <w:tc>
-                <w:tcPr/>
+                <w:tcPr>
+                  <w:tcW w:w="450" w:type="dxa"/>
+                </w:tcPr>
                 <w:p>
                   <w:pPr>
                     <w:pStyle w:val="Compact"/>
@@ -6271,7 +6333,9 @@
                 </w:p>
               </w:tc>
               <w:tc>
-                <w:tcPr/>
+                <w:tcPr>
+                  <w:tcW w:w="525" w:type="dxa"/>
+                </w:tcPr>
                 <w:p>
                   <w:pPr>
                     <w:pStyle w:val="Compact"/>
@@ -6286,7 +6350,9 @@
                 </w:p>
               </w:tc>
               <w:tc>
-                <w:tcPr/>
+                <w:tcPr>
+                  <w:tcW w:w="525" w:type="dxa"/>
+                </w:tcPr>
                 <w:p>
                   <w:pPr>
                     <w:pStyle w:val="Compact"/>
@@ -6301,7 +6367,9 @@
                 </w:p>
               </w:tc>
               <w:tc>
-                <w:tcPr/>
+                <w:tcPr>
+                  <w:tcW w:w="525" w:type="dxa"/>
+                </w:tcPr>
                 <w:p>
                   <w:pPr>
                     <w:pStyle w:val="Compact"/>
@@ -6311,7 +6379,9 @@
                 </w:p>
               </w:tc>
               <w:tc>
-                <w:tcPr/>
+                <w:tcPr>
+                  <w:tcW w:w="450" w:type="dxa"/>
+                </w:tcPr>
                 <w:p>
                   <w:pPr>
                     <w:pStyle w:val="Compact"/>
@@ -6321,7 +6391,9 @@
                 </w:p>
               </w:tc>
               <w:tc>
-                <w:tcPr/>
+                <w:tcPr>
+                  <w:tcW w:w="450" w:type="dxa"/>
+                </w:tcPr>
                 <w:p>
                   <w:pPr>
                     <w:pStyle w:val="Compact"/>
@@ -6333,7 +6405,9 @@
             </w:tr>
             <w:tr>
               <w:tc>
-                <w:tcPr/>
+                <w:tcPr>
+                  <w:tcW w:w="675" w:type="dxa"/>
+                </w:tcPr>
                 <w:p>
                   <w:pPr>
                     <w:pStyle w:val="Compact"/>
@@ -6348,7 +6422,9 @@
                 </w:p>
               </w:tc>
               <w:tc>
-                <w:tcPr/>
+                <w:tcPr>
+                  <w:tcW w:w="450" w:type="dxa"/>
+                </w:tcPr>
                 <w:p>
                   <w:pPr>
                     <w:pStyle w:val="Compact"/>
@@ -6363,7 +6439,9 @@
                 </w:p>
               </w:tc>
               <w:tc>
-                <w:tcPr/>
+                <w:tcPr>
+                  <w:tcW w:w="450" w:type="dxa"/>
+                </w:tcPr>
                 <w:p>
                   <w:pPr>
                     <w:pStyle w:val="Compact"/>
@@ -6378,7 +6456,9 @@
                 </w:p>
               </w:tc>
               <w:tc>
-                <w:tcPr/>
+                <w:tcPr>
+                  <w:tcW w:w="525" w:type="dxa"/>
+                </w:tcPr>
                 <w:p>
                   <w:pPr>
                     <w:pStyle w:val="Compact"/>
@@ -6393,7 +6473,9 @@
                 </w:p>
               </w:tc>
               <w:tc>
-                <w:tcPr/>
+                <w:tcPr>
+                  <w:tcW w:w="525" w:type="dxa"/>
+                </w:tcPr>
                 <w:p>
                   <w:pPr>
                     <w:pStyle w:val="Compact"/>
@@ -6408,7 +6490,9 @@
                 </w:p>
               </w:tc>
               <w:tc>
-                <w:tcPr/>
+                <w:tcPr>
+                  <w:tcW w:w="525" w:type="dxa"/>
+                </w:tcPr>
                 <w:p>
                   <w:pPr>
                     <w:pStyle w:val="Compact"/>
@@ -6423,7 +6507,9 @@
                 </w:p>
               </w:tc>
               <w:tc>
-                <w:tcPr/>
+                <w:tcPr>
+                  <w:tcW w:w="450" w:type="dxa"/>
+                </w:tcPr>
                 <w:p>
                   <w:pPr>
                     <w:pStyle w:val="Compact"/>
@@ -6433,7 +6519,9 @@
                 </w:p>
               </w:tc>
               <w:tc>
-                <w:tcPr/>
+                <w:tcPr>
+                  <w:tcW w:w="450" w:type="dxa"/>
+                </w:tcPr>
                 <w:p>
                   <w:pPr>
                     <w:pStyle w:val="Compact"/>
@@ -6445,7 +6533,9 @@
             </w:tr>
             <w:tr>
               <w:tc>
-                <w:tcPr/>
+                <w:tcPr>
+                  <w:tcW w:w="675" w:type="dxa"/>
+                </w:tcPr>
                 <w:p>
                   <w:pPr>
                     <w:pStyle w:val="Compact"/>
@@ -6460,7 +6550,9 @@
                 </w:p>
               </w:tc>
               <w:tc>
-                <w:tcPr/>
+                <w:tcPr>
+                  <w:tcW w:w="450" w:type="dxa"/>
+                </w:tcPr>
                 <w:p>
                   <w:pPr>
                     <w:pStyle w:val="Compact"/>
@@ -6475,7 +6567,9 @@
                 </w:p>
               </w:tc>
               <w:tc>
-                <w:tcPr/>
+                <w:tcPr>
+                  <w:tcW w:w="450" w:type="dxa"/>
+                </w:tcPr>
                 <w:p>
                   <w:pPr>
                     <w:pStyle w:val="Compact"/>
@@ -6490,7 +6584,9 @@
                 </w:p>
               </w:tc>
               <w:tc>
-                <w:tcPr/>
+                <w:tcPr>
+                  <w:tcW w:w="525" w:type="dxa"/>
+                </w:tcPr>
                 <w:p>
                   <w:pPr>
                     <w:pStyle w:val="Compact"/>
@@ -6505,7 +6601,9 @@
                 </w:p>
               </w:tc>
               <w:tc>
-                <w:tcPr/>
+                <w:tcPr>
+                  <w:tcW w:w="525" w:type="dxa"/>
+                </w:tcPr>
                 <w:p>
                   <w:pPr>
                     <w:pStyle w:val="Compact"/>
@@ -6520,7 +6618,9 @@
                 </w:p>
               </w:tc>
               <w:tc>
-                <w:tcPr/>
+                <w:tcPr>
+                  <w:tcW w:w="525" w:type="dxa"/>
+                </w:tcPr>
                 <w:p>
                   <w:pPr>
                     <w:pStyle w:val="Compact"/>
@@ -6535,7 +6635,9 @@
                 </w:p>
               </w:tc>
               <w:tc>
-                <w:tcPr/>
+                <w:tcPr>
+                  <w:tcW w:w="450" w:type="dxa"/>
+                </w:tcPr>
                 <w:p>
                   <w:pPr>
                     <w:pStyle w:val="Compact"/>
@@ -6550,7 +6652,9 @@
                 </w:p>
               </w:tc>
               <w:tc>
-                <w:tcPr/>
+                <w:tcPr>
+                  <w:tcW w:w="450" w:type="dxa"/>
+                </w:tcPr>
                 <w:p>
                   <w:pPr>
                     <w:pStyle w:val="Compact"/>
@@ -6562,7 +6666,9 @@
             </w:tr>
             <w:tr>
               <w:tc>
-                <w:tcPr/>
+                <w:tcPr>
+                  <w:tcW w:w="675" w:type="dxa"/>
+                </w:tcPr>
                 <w:p>
                   <w:pPr>
                     <w:pStyle w:val="Compact"/>
@@ -6577,7 +6683,9 @@
                 </w:p>
               </w:tc>
               <w:tc>
-                <w:tcPr/>
+                <w:tcPr>
+                  <w:tcW w:w="450" w:type="dxa"/>
+                </w:tcPr>
                 <w:p>
                   <w:pPr>
                     <w:pStyle w:val="Compact"/>
@@ -6592,7 +6700,9 @@
                 </w:p>
               </w:tc>
               <w:tc>
-                <w:tcPr/>
+                <w:tcPr>
+                  <w:tcW w:w="450" w:type="dxa"/>
+                </w:tcPr>
                 <w:p>
                   <w:pPr>
                     <w:pStyle w:val="Compact"/>
@@ -6607,7 +6717,9 @@
                 </w:p>
               </w:tc>
               <w:tc>
-                <w:tcPr/>
+                <w:tcPr>
+                  <w:tcW w:w="525" w:type="dxa"/>
+                </w:tcPr>
                 <w:p>
                   <w:pPr>
                     <w:pStyle w:val="Compact"/>
@@ -6622,7 +6734,9 @@
                 </w:p>
               </w:tc>
               <w:tc>
-                <w:tcPr/>
+                <w:tcPr>
+                  <w:tcW w:w="525" w:type="dxa"/>
+                </w:tcPr>
                 <w:p>
                   <w:pPr>
                     <w:pStyle w:val="Compact"/>
@@ -6637,7 +6751,9 @@
                 </w:p>
               </w:tc>
               <w:tc>
-                <w:tcPr/>
+                <w:tcPr>
+                  <w:tcW w:w="525" w:type="dxa"/>
+                </w:tcPr>
                 <w:p>
                   <w:pPr>
                     <w:pStyle w:val="Compact"/>
@@ -6652,7 +6768,9 @@
                 </w:p>
               </w:tc>
               <w:tc>
-                <w:tcPr/>
+                <w:tcPr>
+                  <w:tcW w:w="450" w:type="dxa"/>
+                </w:tcPr>
                 <w:p>
                   <w:pPr>
                     <w:pStyle w:val="Compact"/>
@@ -6667,7 +6785,9 @@
                 </w:p>
               </w:tc>
               <w:tc>
-                <w:tcPr/>
+                <w:tcPr>
+                  <w:tcW w:w="450" w:type="dxa"/>
+                </w:tcPr>
                 <w:p>
                   <w:pPr>
                     <w:pStyle w:val="Compact"/>
@@ -13791,7 +13911,7 @@
           <w:tbl>
             <w:tblPr>
               <w:tblStyle w:val="Table"/>
-              <w:tblW w:type="auto" w:w="0"/>
+              <w:tblW w:w="4275" w:type="dxa"/>
               <w:jc w:val="center"/>
               <w:tblBorders>
                 <w:top w:val="single" w:sz="4" w:space="0" w:color="000000"/>
@@ -13801,16 +13921,16 @@
                 <w:insideH w:val="single" w:sz="4" w:space="0" w:color="000000"/>
                 <w:insideV w:val="single" w:sz="4" w:space="0" w:color="000000"/>
               </w:tblBorders>
-              <w:tblLayout w:type="autofit"/>
+              <w:tblLayout w:type="fixed"/>
               <w:tblLook w:firstRow="1" w:lastRow="0" w:firstColumn="0" w:lastColumn="0" w:noHBand="0" w:noVBand="0" w:val="0020"/>
             </w:tblPr>
             <w:tblGrid>
-              <w:gridCol w:w="1320"/>
-              <w:gridCol w:w="1320"/>
-              <w:gridCol w:w="1320"/>
-              <w:gridCol w:w="1320"/>
-              <w:gridCol w:w="1320"/>
-              <w:gridCol w:w="1320"/>
+              <w:gridCol w:w="975"/>
+              <w:gridCol w:w="525"/>
+              <w:gridCol w:w="525"/>
+              <w:gridCol w:w="450"/>
+              <w:gridCol w:w="525"/>
+              <w:gridCol w:w="1275"/>
             </w:tblGrid>
             <w:tr>
               <w:trPr>
@@ -13818,6 +13938,7 @@
               </w:trPr>
               <w:tc>
                 <w:tcPr>
+                  <w:tcW w:w="975" w:type="dxa"/>
                   <w:shd w:val="clear" w:color="auto" w:fill="E4E7ED"/>
                 </w:tcPr>
                 <w:p>
@@ -13850,6 +13971,7 @@
               </w:tc>
               <w:tc>
                 <w:tcPr>
+                  <w:tcW w:w="525" w:type="dxa"/>
                   <w:shd w:val="clear" w:color="auto" w:fill="E4E7ED"/>
                 </w:tcPr>
                 <w:p>
@@ -13876,6 +13998,7 @@
               </w:tc>
               <w:tc>
                 <w:tcPr>
+                  <w:tcW w:w="525" w:type="dxa"/>
                   <w:shd w:val="clear" w:color="auto" w:fill="E4E7ED"/>
                 </w:tcPr>
                 <w:p>
@@ -13902,6 +14025,7 @@
               </w:tc>
               <w:tc>
                 <w:tcPr>
+                  <w:tcW w:w="450" w:type="dxa"/>
                   <w:shd w:val="clear" w:color="auto" w:fill="E4E7ED"/>
                 </w:tcPr>
                 <w:p>
@@ -13922,6 +14046,7 @@
               </w:tc>
               <w:tc>
                 <w:tcPr>
+                  <w:tcW w:w="525" w:type="dxa"/>
                   <w:shd w:val="clear" w:color="auto" w:fill="E4E7ED"/>
                 </w:tcPr>
                 <w:p>
@@ -13948,6 +14073,7 @@
               </w:tc>
               <w:tc>
                 <w:tcPr>
+                  <w:tcW w:w="1275" w:type="dxa"/>
                   <w:shd w:val="clear" w:color="auto" w:fill="E4E7ED"/>
                 </w:tcPr>
                 <w:p>
@@ -13967,7 +14093,9 @@
             </w:tr>
             <w:tr>
               <w:tc>
-                <w:tcPr/>
+                <w:tcPr>
+                  <w:tcW w:w="975" w:type="dxa"/>
+                </w:tcPr>
                 <w:p>
                   <w:pPr>
                     <w:pStyle w:val="Compact"/>
@@ -14013,7 +14141,9 @@
                 </w:p>
               </w:tc>
               <w:tc>
-                <w:tcPr/>
+                <w:tcPr>
+                  <w:tcW w:w="525" w:type="dxa"/>
+                </w:tcPr>
                 <w:p>
                   <w:pPr>
                     <w:pStyle w:val="Compact"/>
@@ -14037,7 +14167,9 @@
                 </w:p>
               </w:tc>
               <w:tc>
-                <w:tcPr/>
+                <w:tcPr>
+                  <w:tcW w:w="525" w:type="dxa"/>
+                </w:tcPr>
                 <w:p>
                   <w:pPr>
                     <w:pStyle w:val="Compact"/>
@@ -14061,7 +14193,9 @@
                 </w:p>
               </w:tc>
               <w:tc>
-                <w:tcPr/>
+                <w:tcPr>
+                  <w:tcW w:w="450" w:type="dxa"/>
+                </w:tcPr>
                 <w:p>
                   <w:pPr>
                     <w:pStyle w:val="Compact"/>
@@ -14079,7 +14213,9 @@
                 </w:p>
               </w:tc>
               <w:tc>
-                <w:tcPr/>
+                <w:tcPr>
+                  <w:tcW w:w="525" w:type="dxa"/>
+                </w:tcPr>
                 <w:p>
                   <w:pPr>
                     <w:pStyle w:val="Compact"/>
@@ -14103,7 +14239,9 @@
                 </w:p>
               </w:tc>
               <w:tc>
-                <w:tcPr/>
+                <w:tcPr>
+                  <w:tcW w:w="1275" w:type="dxa"/>
+                </w:tcPr>
                 <w:p>
                   <w:pPr>
                     <w:pStyle w:val="Compact"/>
@@ -15931,7 +16069,7 @@
           <w:tbl>
             <w:tblPr>
               <w:tblStyle w:val="Table"/>
-              <w:tblW w:type="auto" w:w="0"/>
+              <w:tblW w:w="3975" w:type="dxa"/>
               <w:jc w:val="center"/>
               <w:tblBorders>
                 <w:top w:val="single" w:sz="4" w:space="0" w:color="000000"/>
@@ -15941,15 +16079,15 @@
                 <w:insideH w:val="single" w:sz="4" w:space="0" w:color="000000"/>
                 <w:insideV w:val="single" w:sz="4" w:space="0" w:color="000000"/>
               </w:tblBorders>
-              <w:tblLayout w:type="autofit"/>
+              <w:tblLayout w:type="fixed"/>
               <w:tblLook w:firstRow="1" w:lastRow="0" w:firstColumn="0" w:lastColumn="0" w:noHBand="0" w:noVBand="0" w:val="0020"/>
             </w:tblPr>
             <w:tblGrid>
-              <w:gridCol w:w="1584"/>
-              <w:gridCol w:w="1584"/>
-              <w:gridCol w:w="1584"/>
-              <w:gridCol w:w="1584"/>
-              <w:gridCol w:w="1584"/>
+              <w:gridCol w:w="975"/>
+              <w:gridCol w:w="675"/>
+              <w:gridCol w:w="525"/>
+              <w:gridCol w:w="525"/>
+              <w:gridCol w:w="1275"/>
             </w:tblGrid>
             <w:tr>
               <w:trPr>
@@ -15957,6 +16095,7 @@
               </w:trPr>
               <w:tc>
                 <w:tcPr>
+                  <w:tcW w:w="975" w:type="dxa"/>
                   <w:shd w:val="clear" w:color="auto" w:fill="E4E7ED"/>
                 </w:tcPr>
                 <w:p>
@@ -15989,6 +16128,7 @@
               </w:tc>
               <w:tc>
                 <w:tcPr>
+                  <w:tcW w:w="675" w:type="dxa"/>
                   <w:shd w:val="clear" w:color="auto" w:fill="E4E7ED"/>
                 </w:tcPr>
                 <w:p>
@@ -16006,6 +16146,7 @@
               </w:tc>
               <w:tc>
                 <w:tcPr>
+                  <w:tcW w:w="525" w:type="dxa"/>
                   <w:shd w:val="clear" w:color="auto" w:fill="E4E7ED"/>
                 </w:tcPr>
                 <w:p>
@@ -16023,6 +16164,7 @@
               </w:tc>
               <w:tc>
                 <w:tcPr>
+                  <w:tcW w:w="525" w:type="dxa"/>
                   <w:shd w:val="clear" w:color="auto" w:fill="E4E7ED"/>
                 </w:tcPr>
                 <w:p>
@@ -16040,6 +16182,7 @@
               </w:tc>
               <w:tc>
                 <w:tcPr>
+                  <w:tcW w:w="1275" w:type="dxa"/>
                   <w:shd w:val="clear" w:color="auto" w:fill="E4E7ED"/>
                 </w:tcPr>
                 <w:p>
@@ -16059,7 +16202,9 @@
             </w:tr>
             <w:tr>
               <w:tc>
-                <w:tcPr/>
+                <w:tcPr>
+                  <w:tcW w:w="975" w:type="dxa"/>
+                </w:tcPr>
                 <w:p>
                   <w:pPr>
                     <w:pStyle w:val="Compact"/>
@@ -16105,7 +16250,9 @@
                 </w:p>
               </w:tc>
               <w:tc>
-                <w:tcPr/>
+                <w:tcPr>
+                  <w:tcW w:w="675" w:type="dxa"/>
+                </w:tcPr>
                 <w:p>
                   <w:pPr>
                     <w:pStyle w:val="Compact"/>
@@ -16132,7 +16279,9 @@
                 </w:p>
               </w:tc>
               <w:tc>
-                <w:tcPr/>
+                <w:tcPr>
+                  <w:tcW w:w="525" w:type="dxa"/>
+                </w:tcPr>
                 <w:p>
                   <w:pPr>
                     <w:pStyle w:val="Compact"/>
@@ -16159,7 +16308,9 @@
                 </w:p>
               </w:tc>
               <w:tc>
-                <w:tcPr/>
+                <w:tcPr>
+                  <w:tcW w:w="525" w:type="dxa"/>
+                </w:tcPr>
                 <w:p>
                   <w:pPr>
                     <w:pStyle w:val="Compact"/>
@@ -16186,7 +16337,9 @@
                 </w:p>
               </w:tc>
               <w:tc>
-                <w:tcPr/>
+                <w:tcPr>
+                  <w:tcW w:w="1275" w:type="dxa"/>
+                </w:tcPr>
                 <w:p>
                   <w:pPr>
                     <w:pStyle w:val="Compact"/>
@@ -16875,7 +17028,7 @@
           <w:tbl>
             <w:tblPr>
               <w:tblStyle w:val="Table"/>
-              <w:tblW w:type="auto" w:w="0"/>
+              <w:tblW w:w="3450" w:type="dxa"/>
               <w:jc w:val="center"/>
               <w:tblBorders>
                 <w:top w:val="single" w:sz="4" w:space="0" w:color="000000"/>
@@ -16885,15 +17038,15 @@
                 <w:insideH w:val="single" w:sz="4" w:space="0" w:color="000000"/>
                 <w:insideV w:val="single" w:sz="4" w:space="0" w:color="000000"/>
               </w:tblBorders>
-              <w:tblLayout w:type="autofit"/>
+              <w:tblLayout w:type="fixed"/>
               <w:tblLook w:firstRow="1" w:lastRow="0" w:firstColumn="0" w:lastColumn="0" w:noHBand="0" w:noVBand="0" w:val="0020"/>
             </w:tblPr>
             <w:tblGrid>
-              <w:gridCol w:w="1584"/>
-              <w:gridCol w:w="1584"/>
-              <w:gridCol w:w="1584"/>
-              <w:gridCol w:w="1584"/>
-              <w:gridCol w:w="1584"/>
+              <w:gridCol w:w="975"/>
+              <w:gridCol w:w="675"/>
+              <w:gridCol w:w="675"/>
+              <w:gridCol w:w="675"/>
+              <w:gridCol w:w="450"/>
             </w:tblGrid>
             <w:tr>
               <w:trPr>
@@ -16901,6 +17054,7 @@
               </w:trPr>
               <w:tc>
                 <w:tcPr>
+                  <w:tcW w:w="975" w:type="dxa"/>
                   <w:shd w:val="clear" w:color="auto" w:fill="E4E7ED"/>
                 </w:tcPr>
                 <w:p>
@@ -16933,6 +17087,7 @@
               </w:tc>
               <w:tc>
                 <w:tcPr>
+                  <w:tcW w:w="675" w:type="dxa"/>
                   <w:shd w:val="clear" w:color="auto" w:fill="E4E7ED"/>
                 </w:tcPr>
                 <w:p>
@@ -16956,6 +17111,7 @@
               </w:tc>
               <w:tc>
                 <w:tcPr>
+                  <w:tcW w:w="675" w:type="dxa"/>
                   <w:shd w:val="clear" w:color="auto" w:fill="E4E7ED"/>
                 </w:tcPr>
                 <w:p>
@@ -16973,6 +17129,7 @@
               </w:tc>
               <w:tc>
                 <w:tcPr>
+                  <w:tcW w:w="675" w:type="dxa"/>
                   <w:shd w:val="clear" w:color="auto" w:fill="E4E7ED"/>
                 </w:tcPr>
                 <w:p>
@@ -16990,6 +17147,7 @@
               </w:tc>
               <w:tc>
                 <w:tcPr>
+                  <w:tcW w:w="450" w:type="dxa"/>
                   <w:shd w:val="clear" w:color="auto" w:fill="E4E7ED"/>
                 </w:tcPr>
                 <w:p>
@@ -17008,7 +17166,9 @@
             </w:tr>
             <w:tr>
               <w:tc>
-                <w:tcPr/>
+                <w:tcPr>
+                  <w:tcW w:w="975" w:type="dxa"/>
+                </w:tcPr>
                 <w:p>
                   <w:pPr>
                     <w:pStyle w:val="Compact"/>
@@ -17054,7 +17214,9 @@
                 </w:p>
               </w:tc>
               <w:tc>
-                <w:tcPr/>
+                <w:tcPr>
+                  <w:tcW w:w="675" w:type="dxa"/>
+                </w:tcPr>
                 <w:p>
                   <w:pPr>
                     <w:pStyle w:val="Compact"/>
@@ -17078,7 +17240,9 @@
                 </w:p>
               </w:tc>
               <w:tc>
-                <w:tcPr/>
+                <w:tcPr>
+                  <w:tcW w:w="675" w:type="dxa"/>
+                </w:tcPr>
                 <w:p>
                   <w:pPr>
                     <w:pStyle w:val="Compact"/>
@@ -17102,7 +17266,9 @@
                 </w:p>
               </w:tc>
               <w:tc>
-                <w:tcPr/>
+                <w:tcPr>
+                  <w:tcW w:w="675" w:type="dxa"/>
+                </w:tcPr>
                 <w:p>
                   <w:pPr>
                     <w:pStyle w:val="Compact"/>
@@ -17126,7 +17292,9 @@
                 </w:p>
               </w:tc>
               <w:tc>
-                <w:tcPr/>
+                <w:tcPr>
+                  <w:tcW w:w="450" w:type="dxa"/>
+                </w:tcPr>
                 <w:p>
                   <w:pPr>
                     <w:pStyle w:val="Compact"/>
@@ -18067,7 +18235,7 @@
           <w:tbl>
             <w:tblPr>
               <w:tblStyle w:val="Table"/>
-              <w:tblW w:type="auto" w:w="0"/>
+              <w:tblW w:w="4275" w:type="dxa"/>
               <w:jc w:val="center"/>
               <w:tblBorders>
                 <w:top w:val="single" w:sz="4" w:space="0" w:color="000000"/>
@@ -18077,15 +18245,15 @@
                 <w:insideH w:val="single" w:sz="4" w:space="0" w:color="000000"/>
                 <w:insideV w:val="single" w:sz="4" w:space="0" w:color="000000"/>
               </w:tblBorders>
-              <w:tblLayout w:type="autofit"/>
+              <w:tblLayout w:type="fixed"/>
               <w:tblLook w:firstRow="1" w:lastRow="0" w:firstColumn="0" w:lastColumn="0" w:noHBand="0" w:noVBand="0" w:val="0020"/>
             </w:tblPr>
             <w:tblGrid>
-              <w:gridCol w:w="1584"/>
-              <w:gridCol w:w="1584"/>
-              <w:gridCol w:w="1584"/>
-              <w:gridCol w:w="1584"/>
-              <w:gridCol w:w="1584"/>
+              <w:gridCol w:w="975"/>
+              <w:gridCol w:w="675"/>
+              <w:gridCol w:w="675"/>
+              <w:gridCol w:w="675"/>
+              <w:gridCol w:w="1275"/>
             </w:tblGrid>
             <w:tr>
               <w:trPr>
@@ -18093,6 +18261,7 @@
               </w:trPr>
               <w:tc>
                 <w:tcPr>
+                  <w:tcW w:w="975" w:type="dxa"/>
                   <w:shd w:val="clear" w:color="auto" w:fill="E4E7ED"/>
                 </w:tcPr>
                 <w:p>
@@ -18125,6 +18294,7 @@
               </w:tc>
               <w:tc>
                 <w:tcPr>
+                  <w:tcW w:w="675" w:type="dxa"/>
                   <w:shd w:val="clear" w:color="auto" w:fill="E4E7ED"/>
                 </w:tcPr>
                 <w:p>
@@ -18148,6 +18318,7 @@
               </w:tc>
               <w:tc>
                 <w:tcPr>
+                  <w:tcW w:w="675" w:type="dxa"/>
                   <w:shd w:val="clear" w:color="auto" w:fill="E4E7ED"/>
                 </w:tcPr>
                 <w:p>
@@ -18165,6 +18336,7 @@
               </w:tc>
               <w:tc>
                 <w:tcPr>
+                  <w:tcW w:w="675" w:type="dxa"/>
                   <w:shd w:val="clear" w:color="auto" w:fill="E4E7ED"/>
                 </w:tcPr>
                 <w:p>
@@ -18182,6 +18354,7 @@
               </w:tc>
               <w:tc>
                 <w:tcPr>
+                  <w:tcW w:w="1275" w:type="dxa"/>
                   <w:shd w:val="clear" w:color="auto" w:fill="E4E7ED"/>
                 </w:tcPr>
                 <w:p>
@@ -18201,7 +18374,9 @@
             </w:tr>
             <w:tr>
               <w:tc>
-                <w:tcPr/>
+                <w:tcPr>
+                  <w:tcW w:w="975" w:type="dxa"/>
+                </w:tcPr>
                 <w:p>
                   <w:pPr>
                     <w:pStyle w:val="Compact"/>
@@ -18247,7 +18422,9 @@
                 </w:p>
               </w:tc>
               <w:tc>
-                <w:tcPr/>
+                <w:tcPr>
+                  <w:tcW w:w="675" w:type="dxa"/>
+                </w:tcPr>
                 <w:p>
                   <w:pPr>
                     <w:pStyle w:val="Compact"/>
@@ -18271,7 +18448,9 @@
                 </w:p>
               </w:tc>
               <w:tc>
-                <w:tcPr/>
+                <w:tcPr>
+                  <w:tcW w:w="675" w:type="dxa"/>
+                </w:tcPr>
                 <w:p>
                   <w:pPr>
                     <w:pStyle w:val="Compact"/>
@@ -18295,7 +18474,9 @@
                 </w:p>
               </w:tc>
               <w:tc>
-                <w:tcPr/>
+                <w:tcPr>
+                  <w:tcW w:w="675" w:type="dxa"/>
+                </w:tcPr>
                 <w:p>
                   <w:pPr>
                     <w:pStyle w:val="Compact"/>
@@ -18319,7 +18500,9 @@
                 </w:p>
               </w:tc>
               <w:tc>
-                <w:tcPr/>
+                <w:tcPr>
+                  <w:tcW w:w="1275" w:type="dxa"/>
+                </w:tcPr>
                 <w:p>
                   <w:pPr>
                     <w:pStyle w:val="Compact"/>
@@ -25563,7 +25746,7 @@
           <w:tbl>
             <w:tblPr>
               <w:tblStyle w:val="Table"/>
-              <w:tblW w:type="auto" w:w="0"/>
+              <w:tblW w:w="3375" w:type="dxa"/>
               <w:jc w:val="center"/>
               <w:tblBorders>
                 <w:top w:val="single" w:sz="4" w:space="0" w:color="000000"/>
@@ -25573,14 +25756,14 @@
                 <w:insideH w:val="single" w:sz="4" w:space="0" w:color="000000"/>
                 <w:insideV w:val="single" w:sz="4" w:space="0" w:color="000000"/>
               </w:tblBorders>
-              <w:tblLayout w:type="autofit"/>
+              <w:tblLayout w:type="fixed"/>
               <w:tblLook w:firstRow="1" w:lastRow="0" w:firstColumn="0" w:lastColumn="0" w:noHBand="0" w:noVBand="0" w:val="0020"/>
             </w:tblPr>
             <w:tblGrid>
-              <w:gridCol w:w="1980"/>
-              <w:gridCol w:w="1980"/>
-              <w:gridCol w:w="1980"/>
-              <w:gridCol w:w="1980"/>
+              <w:gridCol w:w="975"/>
+              <w:gridCol w:w="675"/>
+              <w:gridCol w:w="450"/>
+              <w:gridCol w:w="1275"/>
             </w:tblGrid>
             <w:tr>
               <w:trPr>
@@ -25588,6 +25771,7 @@
               </w:trPr>
               <w:tc>
                 <w:tcPr>
+                  <w:tcW w:w="975" w:type="dxa"/>
                   <w:shd w:val="clear" w:color="auto" w:fill="E4E7ED"/>
                 </w:tcPr>
                 <w:p>
@@ -25620,6 +25804,7 @@
               </w:tc>
               <w:tc>
                 <w:tcPr>
+                  <w:tcW w:w="675" w:type="dxa"/>
                   <w:shd w:val="clear" w:color="auto" w:fill="E4E7ED"/>
                 </w:tcPr>
                 <w:p>
@@ -25637,6 +25822,7 @@
               </w:tc>
               <w:tc>
                 <w:tcPr>
+                  <w:tcW w:w="450" w:type="dxa"/>
                   <w:shd w:val="clear" w:color="auto" w:fill="E4E7ED"/>
                 </w:tcPr>
                 <w:p>
@@ -25654,6 +25840,7 @@
               </w:tc>
               <w:tc>
                 <w:tcPr>
+                  <w:tcW w:w="1275" w:type="dxa"/>
                   <w:shd w:val="clear" w:color="auto" w:fill="E4E7ED"/>
                 </w:tcPr>
                 <w:p>
@@ -25673,7 +25860,9 @@
             </w:tr>
             <w:tr>
               <w:tc>
-                <w:tcPr/>
+                <w:tcPr>
+                  <w:tcW w:w="975" w:type="dxa"/>
+                </w:tcPr>
                 <w:p>
                   <w:pPr>
                     <w:pStyle w:val="Compact"/>
@@ -25719,7 +25908,9 @@
                 </w:p>
               </w:tc>
               <w:tc>
-                <w:tcPr/>
+                <w:tcPr>
+                  <w:tcW w:w="675" w:type="dxa"/>
+                </w:tcPr>
                 <w:p>
                   <w:pPr>
                     <w:pStyle w:val="Compact"/>
@@ -25743,7 +25934,9 @@
                 </w:p>
               </w:tc>
               <w:tc>
-                <w:tcPr/>
+                <w:tcPr>
+                  <w:tcW w:w="450" w:type="dxa"/>
+                </w:tcPr>
                 <w:p>
                   <w:pPr>
                     <w:pStyle w:val="Compact"/>
@@ -25758,7 +25951,9 @@
                 </w:p>
               </w:tc>
               <w:tc>
-                <w:tcPr/>
+                <w:tcPr>
+                  <w:tcW w:w="1275" w:type="dxa"/>
+                </w:tcPr>
                 <w:p>
                   <w:pPr>
                     <w:pStyle w:val="Compact"/>
@@ -26882,7 +27077,7 @@
           <w:tbl>
             <w:tblPr>
               <w:tblStyle w:val="Table"/>
-              <w:tblW w:type="auto" w:w="0"/>
+              <w:tblW w:w="6000" w:type="dxa"/>
               <w:jc w:val="center"/>
               <w:tblBorders>
                 <w:top w:val="single" w:sz="4" w:space="0" w:color="000000"/>
@@ -26892,16 +27087,16 @@
                 <w:insideH w:val="single" w:sz="4" w:space="0" w:color="000000"/>
                 <w:insideV w:val="single" w:sz="4" w:space="0" w:color="000000"/>
               </w:tblBorders>
-              <w:tblLayout w:type="autofit"/>
+              <w:tblLayout w:type="fixed"/>
               <w:tblLook w:firstRow="1" w:lastRow="0" w:firstColumn="0" w:lastColumn="0" w:noHBand="0" w:noVBand="0" w:val="0020"/>
             </w:tblPr>
             <w:tblGrid>
-              <w:gridCol w:w="1320"/>
-              <w:gridCol w:w="1320"/>
-              <w:gridCol w:w="1320"/>
-              <w:gridCol w:w="1320"/>
-              <w:gridCol w:w="1320"/>
-              <w:gridCol w:w="1320"/>
+              <w:gridCol w:w="825"/>
+              <w:gridCol w:w="975"/>
+              <w:gridCol w:w="975"/>
+              <w:gridCol w:w="975"/>
+              <w:gridCol w:w="975"/>
+              <w:gridCol w:w="1275"/>
             </w:tblGrid>
             <w:tr>
               <w:trPr>
@@ -26909,6 +27104,7 @@
               </w:trPr>
               <w:tc>
                 <w:tcPr>
+                  <w:tcW w:w="825" w:type="dxa"/>
                   <w:shd w:val="clear" w:color="auto" w:fill="E4E7ED"/>
                 </w:tcPr>
                 <w:p>
@@ -26932,6 +27128,7 @@
               </w:tc>
               <w:tc>
                 <w:tcPr>
+                  <w:tcW w:w="975" w:type="dxa"/>
                   <w:shd w:val="clear" w:color="auto" w:fill="E4E7ED"/>
                 </w:tcPr>
                 <w:p>
@@ -26949,6 +27146,7 @@
               </w:tc>
               <w:tc>
                 <w:tcPr>
+                  <w:tcW w:w="975" w:type="dxa"/>
                   <w:shd w:val="clear" w:color="auto" w:fill="E4E7ED"/>
                 </w:tcPr>
                 <w:p>
@@ -26966,6 +27164,7 @@
               </w:tc>
               <w:tc>
                 <w:tcPr>
+                  <w:tcW w:w="975" w:type="dxa"/>
                   <w:shd w:val="clear" w:color="auto" w:fill="E4E7ED"/>
                 </w:tcPr>
                 <w:p>
@@ -26983,6 +27182,7 @@
               </w:tc>
               <w:tc>
                 <w:tcPr>
+                  <w:tcW w:w="975" w:type="dxa"/>
                   <w:shd w:val="clear" w:color="auto" w:fill="E4E7ED"/>
                 </w:tcPr>
                 <w:p>
@@ -27000,6 +27200,7 @@
               </w:tc>
               <w:tc>
                 <w:tcPr>
+                  <w:tcW w:w="1275" w:type="dxa"/>
                   <w:shd w:val="clear" w:color="auto" w:fill="E4E7ED"/>
                 </w:tcPr>
                 <w:p>
@@ -27019,7 +27220,9 @@
             </w:tr>
             <w:tr>
               <w:tc>
-                <w:tcPr/>
+                <w:tcPr>
+                  <w:tcW w:w="825" w:type="dxa"/>
+                </w:tcPr>
                 <w:p>
                   <w:pPr>
                     <w:pStyle w:val="Compact"/>
@@ -27056,7 +27259,9 @@
                 </w:p>
               </w:tc>
               <w:tc>
-                <w:tcPr/>
+                <w:tcPr>
+                  <w:tcW w:w="975" w:type="dxa"/>
+                </w:tcPr>
                 <w:p>
                   <w:pPr>
                     <w:pStyle w:val="Compact"/>
@@ -27080,7 +27285,9 @@
                 </w:p>
               </w:tc>
               <w:tc>
-                <w:tcPr/>
+                <w:tcPr>
+                  <w:tcW w:w="975" w:type="dxa"/>
+                </w:tcPr>
                 <w:p>
                   <w:pPr>
                     <w:pStyle w:val="Compact"/>
@@ -27104,7 +27311,9 @@
                 </w:p>
               </w:tc>
               <w:tc>
-                <w:tcPr/>
+                <w:tcPr>
+                  <w:tcW w:w="975" w:type="dxa"/>
+                </w:tcPr>
                 <w:p>
                   <w:pPr>
                     <w:pStyle w:val="Compact"/>
@@ -27128,7 +27337,9 @@
                 </w:p>
               </w:tc>
               <w:tc>
-                <w:tcPr/>
+                <w:tcPr>
+                  <w:tcW w:w="975" w:type="dxa"/>
+                </w:tcPr>
                 <w:p>
                   <w:pPr>
                     <w:pStyle w:val="Compact"/>
@@ -27152,7 +27363,9 @@
                 </w:p>
               </w:tc>
               <w:tc>
-                <w:tcPr/>
+                <w:tcPr>
+                  <w:tcW w:w="1275" w:type="dxa"/>
+                </w:tcPr>
                 <w:p>
                   <w:pPr>
                     <w:pStyle w:val="Compact"/>
@@ -31887,7 +32100,7 @@
           <w:tbl>
             <w:tblPr>
               <w:tblStyle w:val="Table"/>
-              <w:tblW w:type="auto" w:w="0"/>
+              <w:tblW w:w="5250" w:type="dxa"/>
               <w:jc w:val="center"/>
               <w:tblBorders>
                 <w:top w:val="single" w:sz="4" w:space="0" w:color="000000"/>
@@ -31897,16 +32110,16 @@
                 <w:insideH w:val="single" w:sz="4" w:space="0" w:color="000000"/>
                 <w:insideV w:val="single" w:sz="4" w:space="0" w:color="000000"/>
               </w:tblBorders>
-              <w:tblLayout w:type="autofit"/>
+              <w:tblLayout w:type="fixed"/>
               <w:tblLook w:firstRow="1" w:lastRow="0" w:firstColumn="0" w:lastColumn="0" w:noHBand="0" w:noVBand="0" w:val="0020"/>
             </w:tblPr>
             <w:tblGrid>
-              <w:gridCol w:w="1320"/>
-              <w:gridCol w:w="1320"/>
-              <w:gridCol w:w="1320"/>
-              <w:gridCol w:w="1320"/>
-              <w:gridCol w:w="1320"/>
-              <w:gridCol w:w="1320"/>
+              <w:gridCol w:w="975"/>
+              <w:gridCol w:w="675"/>
+              <w:gridCol w:w="825"/>
+              <w:gridCol w:w="825"/>
+              <w:gridCol w:w="675"/>
+              <w:gridCol w:w="1275"/>
             </w:tblGrid>
             <w:tr>
               <w:trPr>
@@ -31914,6 +32127,7 @@
               </w:trPr>
               <w:tc>
                 <w:tcPr>
+                  <w:tcW w:w="975" w:type="dxa"/>
                   <w:shd w:val="clear" w:color="auto" w:fill="E4E7ED"/>
                 </w:tcPr>
                 <w:p>
@@ -31946,6 +32160,7 @@
               </w:tc>
               <w:tc>
                 <w:tcPr>
+                  <w:tcW w:w="675" w:type="dxa"/>
                   <w:shd w:val="clear" w:color="auto" w:fill="E4E7ED"/>
                 </w:tcPr>
                 <w:p>
@@ -31963,6 +32178,7 @@
               </w:tc>
               <w:tc>
                 <w:tcPr>
+                  <w:tcW w:w="825" w:type="dxa"/>
                   <w:shd w:val="clear" w:color="auto" w:fill="E4E7ED"/>
                 </w:tcPr>
                 <w:p>
@@ -31980,6 +32196,7 @@
               </w:tc>
               <w:tc>
                 <w:tcPr>
+                  <w:tcW w:w="825" w:type="dxa"/>
                   <w:shd w:val="clear" w:color="auto" w:fill="E4E7ED"/>
                 </w:tcPr>
                 <w:p>
@@ -31997,6 +32214,7 @@
               </w:tc>
               <w:tc>
                 <w:tcPr>
+                  <w:tcW w:w="675" w:type="dxa"/>
                   <w:shd w:val="clear" w:color="auto" w:fill="E4E7ED"/>
                 </w:tcPr>
                 <w:p>
@@ -32014,6 +32232,7 @@
               </w:tc>
               <w:tc>
                 <w:tcPr>
+                  <w:tcW w:w="1275" w:type="dxa"/>
                   <w:shd w:val="clear" w:color="auto" w:fill="E4E7ED"/>
                 </w:tcPr>
                 <w:p>
@@ -32033,7 +32252,9 @@
             </w:tr>
             <w:tr>
               <w:tc>
-                <w:tcPr/>
+                <w:tcPr>
+                  <w:tcW w:w="975" w:type="dxa"/>
+                </w:tcPr>
                 <w:p>
                   <w:pPr>
                     <w:pStyle w:val="Compact"/>
@@ -32079,7 +32300,9 @@
                 </w:p>
               </w:tc>
               <w:tc>
-                <w:tcPr/>
+                <w:tcPr>
+                  <w:tcW w:w="675" w:type="dxa"/>
+                </w:tcPr>
                 <w:p>
                   <w:pPr>
                     <w:pStyle w:val="Compact"/>
@@ -32106,7 +32329,9 @@
                 </w:p>
               </w:tc>
               <w:tc>
-                <w:tcPr/>
+                <w:tcPr>
+                  <w:tcW w:w="825" w:type="dxa"/>
+                </w:tcPr>
                 <w:p>
                   <w:pPr>
                     <w:pStyle w:val="Compact"/>
@@ -32133,7 +32358,9 @@
                 </w:p>
               </w:tc>
               <w:tc>
-                <w:tcPr/>
+                <w:tcPr>
+                  <w:tcW w:w="825" w:type="dxa"/>
+                </w:tcPr>
                 <w:p>
                   <w:pPr>
                     <w:pStyle w:val="Compact"/>
@@ -32160,7 +32387,9 @@
                 </w:p>
               </w:tc>
               <w:tc>
-                <w:tcPr/>
+                <w:tcPr>
+                  <w:tcW w:w="675" w:type="dxa"/>
+                </w:tcPr>
                 <w:p>
                   <w:pPr>
                     <w:pStyle w:val="Compact"/>
@@ -32187,7 +32416,9 @@
                 </w:p>
               </w:tc>
               <w:tc>
-                <w:tcPr/>
+                <w:tcPr>
+                  <w:tcW w:w="1275" w:type="dxa"/>
+                </w:tcPr>
                 <w:p>
                   <w:pPr>
                     <w:pStyle w:val="Compact"/>

--- a/documents/probabilites/molakhas_proba_3as.docx
+++ b/documents/probabilites/molakhas_proba_3as.docx
@@ -79,6 +79,7 @@
     <w:p>
       <w:pPr>
         <w:bidi/>
+        <w:spacing w:before="120"/>
       </w:pPr>
     </w:p>
     <w:tbl>
@@ -5754,7 +5755,7 @@
           <w:tbl>
             <w:tblPr>
               <w:tblStyle w:val="Table"/>
-              <w:tblW w:w="4050" w:type="dxa"/>
+              <w:tblW w:w="7530" w:type="dxa"/>
               <w:jc w:val="center"/>
               <w:tblBorders>
                 <w:top w:val="single" w:sz="4" w:space="0" w:color="000000"/>
@@ -5768,14 +5769,14 @@
               <w:tblLook w:firstRow="1" w:lastRow="0" w:firstColumn="0" w:lastColumn="0" w:noHBand="0" w:noVBand="0" w:val="0020"/>
             </w:tblPr>
             <w:tblGrid>
-              <w:gridCol w:w="675"/>
-              <w:gridCol w:w="450"/>
-              <w:gridCol w:w="450"/>
-              <w:gridCol w:w="525"/>
-              <w:gridCol w:w="525"/>
-              <w:gridCol w:w="525"/>
-              <w:gridCol w:w="450"/>
-              <w:gridCol w:w="450"/>
+              <w:gridCol w:w="1155"/>
+              <w:gridCol w:w="870"/>
+              <w:gridCol w:w="870"/>
+              <w:gridCol w:w="965"/>
+              <w:gridCol w:w="965"/>
+              <w:gridCol w:w="965"/>
+              <w:gridCol w:w="870"/>
+              <w:gridCol w:w="870"/>
             </w:tblGrid>
             <w:tr>
               <w:trPr>
@@ -5783,7 +5784,7 @@
               </w:trPr>
               <w:tc>
                 <w:tcPr>
-                  <w:tcW w:w="675" w:type="dxa"/>
+                  <w:tcW w:w="1155" w:type="dxa"/>
                   <w:shd w:val="clear" w:color="auto" w:fill="E4E7ED"/>
                 </w:tcPr>
                 <w:p>
@@ -5816,7 +5817,7 @@
               </w:tc>
               <w:tc>
                 <w:tcPr>
-                  <w:tcW w:w="450" w:type="dxa"/>
+                  <w:tcW w:w="870" w:type="dxa"/>
                   <w:shd w:val="clear" w:color="auto" w:fill="E4E7ED"/>
                 </w:tcPr>
                 <w:p>
@@ -5834,7 +5835,7 @@
               </w:tc>
               <w:tc>
                 <w:tcPr>
-                  <w:tcW w:w="450" w:type="dxa"/>
+                  <w:tcW w:w="870" w:type="dxa"/>
                   <w:shd w:val="clear" w:color="auto" w:fill="E4E7ED"/>
                 </w:tcPr>
                 <w:p>
@@ -5852,7 +5853,7 @@
               </w:tc>
               <w:tc>
                 <w:tcPr>
-                  <w:tcW w:w="525" w:type="dxa"/>
+                  <w:tcW w:w="965" w:type="dxa"/>
                   <w:shd w:val="clear" w:color="auto" w:fill="E4E7ED"/>
                 </w:tcPr>
                 <w:p>
@@ -5870,7 +5871,7 @@
               </w:tc>
               <w:tc>
                 <w:tcPr>
-                  <w:tcW w:w="525" w:type="dxa"/>
+                  <w:tcW w:w="965" w:type="dxa"/>
                   <w:shd w:val="clear" w:color="auto" w:fill="E4E7ED"/>
                 </w:tcPr>
                 <w:p>
@@ -5888,7 +5889,7 @@
               </w:tc>
               <w:tc>
                 <w:tcPr>
-                  <w:tcW w:w="525" w:type="dxa"/>
+                  <w:tcW w:w="965" w:type="dxa"/>
                   <w:shd w:val="clear" w:color="auto" w:fill="E4E7ED"/>
                 </w:tcPr>
                 <w:p>
@@ -5906,7 +5907,7 @@
               </w:tc>
               <w:tc>
                 <w:tcPr>
-                  <w:tcW w:w="450" w:type="dxa"/>
+                  <w:tcW w:w="870" w:type="dxa"/>
                   <w:shd w:val="clear" w:color="auto" w:fill="E4E7ED"/>
                 </w:tcPr>
                 <w:p>
@@ -5924,7 +5925,7 @@
               </w:tc>
               <w:tc>
                 <w:tcPr>
-                  <w:tcW w:w="450" w:type="dxa"/>
+                  <w:tcW w:w="870" w:type="dxa"/>
                   <w:shd w:val="clear" w:color="auto" w:fill="E4E7ED"/>
                 </w:tcPr>
                 <w:p>
@@ -5944,7 +5945,7 @@
             <w:tr>
               <w:tc>
                 <w:tcPr>
-                  <w:tcW w:w="675" w:type="dxa"/>
+                  <w:tcW w:w="1155" w:type="dxa"/>
                 </w:tcPr>
                 <w:p>
                   <w:pPr>
@@ -5961,7 +5962,7 @@
               </w:tc>
               <w:tc>
                 <w:tcPr>
-                  <w:tcW w:w="450" w:type="dxa"/>
+                  <w:tcW w:w="870" w:type="dxa"/>
                 </w:tcPr>
                 <w:p>
                   <w:pPr>
@@ -5978,7 +5979,7 @@
               </w:tc>
               <w:tc>
                 <w:tcPr>
-                  <w:tcW w:w="450" w:type="dxa"/>
+                  <w:tcW w:w="870" w:type="dxa"/>
                 </w:tcPr>
                 <w:p>
                   <w:pPr>
@@ -5990,7 +5991,7 @@
               </w:tc>
               <w:tc>
                 <w:tcPr>
-                  <w:tcW w:w="525" w:type="dxa"/>
+                  <w:tcW w:w="965" w:type="dxa"/>
                 </w:tcPr>
                 <w:p>
                   <w:pPr>
@@ -6002,7 +6003,7 @@
               </w:tc>
               <w:tc>
                 <w:tcPr>
-                  <w:tcW w:w="525" w:type="dxa"/>
+                  <w:tcW w:w="965" w:type="dxa"/>
                 </w:tcPr>
                 <w:p>
                   <w:pPr>
@@ -6014,7 +6015,7 @@
               </w:tc>
               <w:tc>
                 <w:tcPr>
-                  <w:tcW w:w="525" w:type="dxa"/>
+                  <w:tcW w:w="965" w:type="dxa"/>
                 </w:tcPr>
                 <w:p>
                   <w:pPr>
@@ -6026,7 +6027,7 @@
               </w:tc>
               <w:tc>
                 <w:tcPr>
-                  <w:tcW w:w="450" w:type="dxa"/>
+                  <w:tcW w:w="870" w:type="dxa"/>
                 </w:tcPr>
                 <w:p>
                   <w:pPr>
@@ -6038,7 +6039,7 @@
               </w:tc>
               <w:tc>
                 <w:tcPr>
-                  <w:tcW w:w="450" w:type="dxa"/>
+                  <w:tcW w:w="870" w:type="dxa"/>
                 </w:tcPr>
                 <w:p>
                   <w:pPr>
@@ -6052,7 +6053,7 @@
             <w:tr>
               <w:tc>
                 <w:tcPr>
-                  <w:tcW w:w="675" w:type="dxa"/>
+                  <w:tcW w:w="1155" w:type="dxa"/>
                 </w:tcPr>
                 <w:p>
                   <w:pPr>
@@ -6069,7 +6070,7 @@
               </w:tc>
               <w:tc>
                 <w:tcPr>
-                  <w:tcW w:w="450" w:type="dxa"/>
+                  <w:tcW w:w="870" w:type="dxa"/>
                 </w:tcPr>
                 <w:p>
                   <w:pPr>
@@ -6086,7 +6087,7 @@
               </w:tc>
               <w:tc>
                 <w:tcPr>
-                  <w:tcW w:w="450" w:type="dxa"/>
+                  <w:tcW w:w="870" w:type="dxa"/>
                 </w:tcPr>
                 <w:p>
                   <w:pPr>
@@ -6103,7 +6104,7 @@
               </w:tc>
               <w:tc>
                 <w:tcPr>
-                  <w:tcW w:w="525" w:type="dxa"/>
+                  <w:tcW w:w="965" w:type="dxa"/>
                 </w:tcPr>
                 <w:p>
                   <w:pPr>
@@ -6115,7 +6116,7 @@
               </w:tc>
               <w:tc>
                 <w:tcPr>
-                  <w:tcW w:w="525" w:type="dxa"/>
+                  <w:tcW w:w="965" w:type="dxa"/>
                 </w:tcPr>
                 <w:p>
                   <w:pPr>
@@ -6127,7 +6128,7 @@
               </w:tc>
               <w:tc>
                 <w:tcPr>
-                  <w:tcW w:w="525" w:type="dxa"/>
+                  <w:tcW w:w="965" w:type="dxa"/>
                 </w:tcPr>
                 <w:p>
                   <w:pPr>
@@ -6139,7 +6140,7 @@
               </w:tc>
               <w:tc>
                 <w:tcPr>
-                  <w:tcW w:w="450" w:type="dxa"/>
+                  <w:tcW w:w="870" w:type="dxa"/>
                 </w:tcPr>
                 <w:p>
                   <w:pPr>
@@ -6151,7 +6152,7 @@
               </w:tc>
               <w:tc>
                 <w:tcPr>
-                  <w:tcW w:w="450" w:type="dxa"/>
+                  <w:tcW w:w="870" w:type="dxa"/>
                 </w:tcPr>
                 <w:p>
                   <w:pPr>
@@ -6165,7 +6166,7 @@
             <w:tr>
               <w:tc>
                 <w:tcPr>
-                  <w:tcW w:w="675" w:type="dxa"/>
+                  <w:tcW w:w="1155" w:type="dxa"/>
                 </w:tcPr>
                 <w:p>
                   <w:pPr>
@@ -6182,7 +6183,7 @@
               </w:tc>
               <w:tc>
                 <w:tcPr>
-                  <w:tcW w:w="450" w:type="dxa"/>
+                  <w:tcW w:w="870" w:type="dxa"/>
                 </w:tcPr>
                 <w:p>
                   <w:pPr>
@@ -6199,7 +6200,7 @@
               </w:tc>
               <w:tc>
                 <w:tcPr>
-                  <w:tcW w:w="450" w:type="dxa"/>
+                  <w:tcW w:w="870" w:type="dxa"/>
                 </w:tcPr>
                 <w:p>
                   <w:pPr>
@@ -6216,7 +6217,7 @@
               </w:tc>
               <w:tc>
                 <w:tcPr>
-                  <w:tcW w:w="525" w:type="dxa"/>
+                  <w:tcW w:w="965" w:type="dxa"/>
                 </w:tcPr>
                 <w:p>
                   <w:pPr>
@@ -6233,7 +6234,7 @@
               </w:tc>
               <w:tc>
                 <w:tcPr>
-                  <w:tcW w:w="525" w:type="dxa"/>
+                  <w:tcW w:w="965" w:type="dxa"/>
                 </w:tcPr>
                 <w:p>
                   <w:pPr>
@@ -6245,7 +6246,7 @@
               </w:tc>
               <w:tc>
                 <w:tcPr>
-                  <w:tcW w:w="525" w:type="dxa"/>
+                  <w:tcW w:w="965" w:type="dxa"/>
                 </w:tcPr>
                 <w:p>
                   <w:pPr>
@@ -6257,7 +6258,7 @@
               </w:tc>
               <w:tc>
                 <w:tcPr>
-                  <w:tcW w:w="450" w:type="dxa"/>
+                  <w:tcW w:w="870" w:type="dxa"/>
                 </w:tcPr>
                 <w:p>
                   <w:pPr>
@@ -6269,7 +6270,7 @@
               </w:tc>
               <w:tc>
                 <w:tcPr>
-                  <w:tcW w:w="450" w:type="dxa"/>
+                  <w:tcW w:w="870" w:type="dxa"/>
                 </w:tcPr>
                 <w:p>
                   <w:pPr>
@@ -6283,7 +6284,7 @@
             <w:tr>
               <w:tc>
                 <w:tcPr>
-                  <w:tcW w:w="675" w:type="dxa"/>
+                  <w:tcW w:w="1155" w:type="dxa"/>
                 </w:tcPr>
                 <w:p>
                   <w:pPr>
@@ -6300,7 +6301,7 @@
               </w:tc>
               <w:tc>
                 <w:tcPr>
-                  <w:tcW w:w="450" w:type="dxa"/>
+                  <w:tcW w:w="870" w:type="dxa"/>
                 </w:tcPr>
                 <w:p>
                   <w:pPr>
@@ -6317,7 +6318,7 @@
               </w:tc>
               <w:tc>
                 <w:tcPr>
-                  <w:tcW w:w="450" w:type="dxa"/>
+                  <w:tcW w:w="870" w:type="dxa"/>
                 </w:tcPr>
                 <w:p>
                   <w:pPr>
@@ -6334,7 +6335,7 @@
               </w:tc>
               <w:tc>
                 <w:tcPr>
-                  <w:tcW w:w="525" w:type="dxa"/>
+                  <w:tcW w:w="965" w:type="dxa"/>
                 </w:tcPr>
                 <w:p>
                   <w:pPr>
@@ -6351,7 +6352,7 @@
               </w:tc>
               <w:tc>
                 <w:tcPr>
-                  <w:tcW w:w="525" w:type="dxa"/>
+                  <w:tcW w:w="965" w:type="dxa"/>
                 </w:tcPr>
                 <w:p>
                   <w:pPr>
@@ -6368,7 +6369,7 @@
               </w:tc>
               <w:tc>
                 <w:tcPr>
-                  <w:tcW w:w="525" w:type="dxa"/>
+                  <w:tcW w:w="965" w:type="dxa"/>
                 </w:tcPr>
                 <w:p>
                   <w:pPr>
@@ -6380,7 +6381,7 @@
               </w:tc>
               <w:tc>
                 <w:tcPr>
-                  <w:tcW w:w="450" w:type="dxa"/>
+                  <w:tcW w:w="870" w:type="dxa"/>
                 </w:tcPr>
                 <w:p>
                   <w:pPr>
@@ -6392,7 +6393,7 @@
               </w:tc>
               <w:tc>
                 <w:tcPr>
-                  <w:tcW w:w="450" w:type="dxa"/>
+                  <w:tcW w:w="870" w:type="dxa"/>
                 </w:tcPr>
                 <w:p>
                   <w:pPr>
@@ -6406,7 +6407,7 @@
             <w:tr>
               <w:tc>
                 <w:tcPr>
-                  <w:tcW w:w="675" w:type="dxa"/>
+                  <w:tcW w:w="1155" w:type="dxa"/>
                 </w:tcPr>
                 <w:p>
                   <w:pPr>
@@ -6423,7 +6424,7 @@
               </w:tc>
               <w:tc>
                 <w:tcPr>
-                  <w:tcW w:w="450" w:type="dxa"/>
+                  <w:tcW w:w="870" w:type="dxa"/>
                 </w:tcPr>
                 <w:p>
                   <w:pPr>
@@ -6440,7 +6441,7 @@
               </w:tc>
               <w:tc>
                 <w:tcPr>
-                  <w:tcW w:w="450" w:type="dxa"/>
+                  <w:tcW w:w="870" w:type="dxa"/>
                 </w:tcPr>
                 <w:p>
                   <w:pPr>
@@ -6457,7 +6458,7 @@
               </w:tc>
               <w:tc>
                 <w:tcPr>
-                  <w:tcW w:w="525" w:type="dxa"/>
+                  <w:tcW w:w="965" w:type="dxa"/>
                 </w:tcPr>
                 <w:p>
                   <w:pPr>
@@ -6474,7 +6475,7 @@
               </w:tc>
               <w:tc>
                 <w:tcPr>
-                  <w:tcW w:w="525" w:type="dxa"/>
+                  <w:tcW w:w="965" w:type="dxa"/>
                 </w:tcPr>
                 <w:p>
                   <w:pPr>
@@ -6491,7 +6492,7 @@
               </w:tc>
               <w:tc>
                 <w:tcPr>
-                  <w:tcW w:w="525" w:type="dxa"/>
+                  <w:tcW w:w="965" w:type="dxa"/>
                 </w:tcPr>
                 <w:p>
                   <w:pPr>
@@ -6508,7 +6509,7 @@
               </w:tc>
               <w:tc>
                 <w:tcPr>
-                  <w:tcW w:w="450" w:type="dxa"/>
+                  <w:tcW w:w="870" w:type="dxa"/>
                 </w:tcPr>
                 <w:p>
                   <w:pPr>
@@ -6520,7 +6521,7 @@
               </w:tc>
               <w:tc>
                 <w:tcPr>
-                  <w:tcW w:w="450" w:type="dxa"/>
+                  <w:tcW w:w="870" w:type="dxa"/>
                 </w:tcPr>
                 <w:p>
                   <w:pPr>
@@ -6534,7 +6535,7 @@
             <w:tr>
               <w:tc>
                 <w:tcPr>
-                  <w:tcW w:w="675" w:type="dxa"/>
+                  <w:tcW w:w="1155" w:type="dxa"/>
                 </w:tcPr>
                 <w:p>
                   <w:pPr>
@@ -6551,7 +6552,7 @@
               </w:tc>
               <w:tc>
                 <w:tcPr>
-                  <w:tcW w:w="450" w:type="dxa"/>
+                  <w:tcW w:w="870" w:type="dxa"/>
                 </w:tcPr>
                 <w:p>
                   <w:pPr>
@@ -6568,7 +6569,7 @@
               </w:tc>
               <w:tc>
                 <w:tcPr>
-                  <w:tcW w:w="450" w:type="dxa"/>
+                  <w:tcW w:w="870" w:type="dxa"/>
                 </w:tcPr>
                 <w:p>
                   <w:pPr>
@@ -6585,7 +6586,7 @@
               </w:tc>
               <w:tc>
                 <w:tcPr>
-                  <w:tcW w:w="525" w:type="dxa"/>
+                  <w:tcW w:w="965" w:type="dxa"/>
                 </w:tcPr>
                 <w:p>
                   <w:pPr>
@@ -6602,7 +6603,7 @@
               </w:tc>
               <w:tc>
                 <w:tcPr>
-                  <w:tcW w:w="525" w:type="dxa"/>
+                  <w:tcW w:w="965" w:type="dxa"/>
                 </w:tcPr>
                 <w:p>
                   <w:pPr>
@@ -6619,7 +6620,7 @@
               </w:tc>
               <w:tc>
                 <w:tcPr>
-                  <w:tcW w:w="525" w:type="dxa"/>
+                  <w:tcW w:w="965" w:type="dxa"/>
                 </w:tcPr>
                 <w:p>
                   <w:pPr>
@@ -6636,7 +6637,7 @@
               </w:tc>
               <w:tc>
                 <w:tcPr>
-                  <w:tcW w:w="450" w:type="dxa"/>
+                  <w:tcW w:w="870" w:type="dxa"/>
                 </w:tcPr>
                 <w:p>
                   <w:pPr>
@@ -6653,7 +6654,7 @@
               </w:tc>
               <w:tc>
                 <w:tcPr>
-                  <w:tcW w:w="450" w:type="dxa"/>
+                  <w:tcW w:w="870" w:type="dxa"/>
                 </w:tcPr>
                 <w:p>
                   <w:pPr>
@@ -6667,7 +6668,7 @@
             <w:tr>
               <w:tc>
                 <w:tcPr>
-                  <w:tcW w:w="675" w:type="dxa"/>
+                  <w:tcW w:w="1155" w:type="dxa"/>
                 </w:tcPr>
                 <w:p>
                   <w:pPr>
@@ -6684,7 +6685,7 @@
               </w:tc>
               <w:tc>
                 <w:tcPr>
-                  <w:tcW w:w="450" w:type="dxa"/>
+                  <w:tcW w:w="870" w:type="dxa"/>
                 </w:tcPr>
                 <w:p>
                   <w:pPr>
@@ -6701,7 +6702,7 @@
               </w:tc>
               <w:tc>
                 <w:tcPr>
-                  <w:tcW w:w="450" w:type="dxa"/>
+                  <w:tcW w:w="870" w:type="dxa"/>
                 </w:tcPr>
                 <w:p>
                   <w:pPr>
@@ -6718,7 +6719,7 @@
               </w:tc>
               <w:tc>
                 <w:tcPr>
-                  <w:tcW w:w="525" w:type="dxa"/>
+                  <w:tcW w:w="965" w:type="dxa"/>
                 </w:tcPr>
                 <w:p>
                   <w:pPr>
@@ -6735,7 +6736,7 @@
               </w:tc>
               <w:tc>
                 <w:tcPr>
-                  <w:tcW w:w="525" w:type="dxa"/>
+                  <w:tcW w:w="965" w:type="dxa"/>
                 </w:tcPr>
                 <w:p>
                   <w:pPr>
@@ -6752,7 +6753,7 @@
               </w:tc>
               <w:tc>
                 <w:tcPr>
-                  <w:tcW w:w="525" w:type="dxa"/>
+                  <w:tcW w:w="965" w:type="dxa"/>
                 </w:tcPr>
                 <w:p>
                   <w:pPr>
@@ -6769,7 +6770,7 @@
               </w:tc>
               <w:tc>
                 <w:tcPr>
-                  <w:tcW w:w="450" w:type="dxa"/>
+                  <w:tcW w:w="870" w:type="dxa"/>
                 </w:tcPr>
                 <w:p>
                   <w:pPr>
@@ -6786,7 +6787,7 @@
               </w:tc>
               <w:tc>
                 <w:tcPr>
-                  <w:tcW w:w="450" w:type="dxa"/>
+                  <w:tcW w:w="870" w:type="dxa"/>
                 </w:tcPr>
                 <w:p>
                   <w:pPr>
@@ -6806,6 +6807,7 @@
           <w:p>
             <w:pPr>
               <w:bidi/>
+              <w:spacing w:before="120"/>
             </w:pPr>
           </w:p>
         </w:tc>
@@ -8499,6 +8501,7 @@
           <w:p>
             <w:pPr>
               <w:bidi/>
+              <w:spacing w:before="120"/>
             </w:pPr>
           </w:p>
         </w:tc>
@@ -10207,6 +10210,7 @@
           <w:p>
             <w:pPr>
               <w:bidi/>
+              <w:spacing w:before="120"/>
             </w:pPr>
           </w:p>
         </w:tc>
@@ -13911,7 +13915,7 @@
           <w:tbl>
             <w:tblPr>
               <w:tblStyle w:val="Table"/>
-              <w:tblW w:w="4275" w:type="dxa"/>
+              <w:tblW w:w="7215" w:type="dxa"/>
               <w:jc w:val="center"/>
               <w:tblBorders>
                 <w:top w:val="single" w:sz="4" w:space="0" w:color="000000"/>
@@ -13925,12 +13929,12 @@
               <w:tblLook w:firstRow="1" w:lastRow="0" w:firstColumn="0" w:lastColumn="0" w:noHBand="0" w:noVBand="0" w:val="0020"/>
             </w:tblPr>
             <w:tblGrid>
-              <w:gridCol w:w="975"/>
-              <w:gridCol w:w="525"/>
-              <w:gridCol w:w="525"/>
-              <w:gridCol w:w="450"/>
-              <w:gridCol w:w="525"/>
-              <w:gridCol w:w="1275"/>
+              <w:gridCol w:w="1535"/>
+              <w:gridCol w:w="965"/>
+              <w:gridCol w:w="965"/>
+              <w:gridCol w:w="870"/>
+              <w:gridCol w:w="965"/>
+              <w:gridCol w:w="1915"/>
             </w:tblGrid>
             <w:tr>
               <w:trPr>
@@ -13938,7 +13942,7 @@
               </w:trPr>
               <w:tc>
                 <w:tcPr>
-                  <w:tcW w:w="975" w:type="dxa"/>
+                  <w:tcW w:w="1535" w:type="dxa"/>
                   <w:shd w:val="clear" w:color="auto" w:fill="E4E7ED"/>
                 </w:tcPr>
                 <w:p>
@@ -13971,7 +13975,7 @@
               </w:tc>
               <w:tc>
                 <w:tcPr>
-                  <w:tcW w:w="525" w:type="dxa"/>
+                  <w:tcW w:w="965" w:type="dxa"/>
                   <w:shd w:val="clear" w:color="auto" w:fill="E4E7ED"/>
                 </w:tcPr>
                 <w:p>
@@ -13998,7 +14002,7 @@
               </w:tc>
               <w:tc>
                 <w:tcPr>
-                  <w:tcW w:w="525" w:type="dxa"/>
+                  <w:tcW w:w="965" w:type="dxa"/>
                   <w:shd w:val="clear" w:color="auto" w:fill="E4E7ED"/>
                 </w:tcPr>
                 <w:p>
@@ -14025,7 +14029,7 @@
               </w:tc>
               <w:tc>
                 <w:tcPr>
-                  <w:tcW w:w="450" w:type="dxa"/>
+                  <w:tcW w:w="870" w:type="dxa"/>
                   <w:shd w:val="clear" w:color="auto" w:fill="E4E7ED"/>
                 </w:tcPr>
                 <w:p>
@@ -14046,7 +14050,7 @@
               </w:tc>
               <w:tc>
                 <w:tcPr>
-                  <w:tcW w:w="525" w:type="dxa"/>
+                  <w:tcW w:w="965" w:type="dxa"/>
                   <w:shd w:val="clear" w:color="auto" w:fill="E4E7ED"/>
                 </w:tcPr>
                 <w:p>
@@ -14073,7 +14077,7 @@
               </w:tc>
               <w:tc>
                 <w:tcPr>
-                  <w:tcW w:w="1275" w:type="dxa"/>
+                  <w:tcW w:w="1915" w:type="dxa"/>
                   <w:shd w:val="clear" w:color="auto" w:fill="E4E7ED"/>
                 </w:tcPr>
                 <w:p>
@@ -14094,7 +14098,7 @@
             <w:tr>
               <w:tc>
                 <w:tcPr>
-                  <w:tcW w:w="975" w:type="dxa"/>
+                  <w:tcW w:w="1535" w:type="dxa"/>
                 </w:tcPr>
                 <w:p>
                   <w:pPr>
@@ -14142,7 +14146,7 @@
               </w:tc>
               <w:tc>
                 <w:tcPr>
-                  <w:tcW w:w="525" w:type="dxa"/>
+                  <w:tcW w:w="965" w:type="dxa"/>
                 </w:tcPr>
                 <w:p>
                   <w:pPr>
@@ -14168,7 +14172,7 @@
               </w:tc>
               <w:tc>
                 <w:tcPr>
-                  <w:tcW w:w="525" w:type="dxa"/>
+                  <w:tcW w:w="965" w:type="dxa"/>
                 </w:tcPr>
                 <w:p>
                   <w:pPr>
@@ -14194,7 +14198,7 @@
               </w:tc>
               <w:tc>
                 <w:tcPr>
-                  <w:tcW w:w="450" w:type="dxa"/>
+                  <w:tcW w:w="870" w:type="dxa"/>
                 </w:tcPr>
                 <w:p>
                   <w:pPr>
@@ -14214,7 +14218,7 @@
               </w:tc>
               <w:tc>
                 <w:tcPr>
-                  <w:tcW w:w="525" w:type="dxa"/>
+                  <w:tcW w:w="965" w:type="dxa"/>
                 </w:tcPr>
                 <w:p>
                   <w:pPr>
@@ -14240,7 +14244,7 @@
               </w:tc>
               <w:tc>
                 <w:tcPr>
-                  <w:tcW w:w="1275" w:type="dxa"/>
+                  <w:tcW w:w="1915" w:type="dxa"/>
                 </w:tcPr>
                 <w:p>
                   <w:pPr>
@@ -14260,6 +14264,7 @@
           <w:p>
             <w:pPr>
               <w:bidi/>
+              <w:spacing w:before="120"/>
             </w:pPr>
             <w:r>
               <w:rPr>
@@ -16069,7 +16074,7 @@
           <w:tbl>
             <w:tblPr>
               <w:tblStyle w:val="Table"/>
-              <w:tblW w:w="3975" w:type="dxa"/>
+              <w:tblW w:w="6535" w:type="dxa"/>
               <w:jc w:val="center"/>
               <w:tblBorders>
                 <w:top w:val="single" w:sz="4" w:space="0" w:color="000000"/>
@@ -16083,11 +16088,11 @@
               <w:tblLook w:firstRow="1" w:lastRow="0" w:firstColumn="0" w:lastColumn="0" w:noHBand="0" w:noVBand="0" w:val="0020"/>
             </w:tblPr>
             <w:tblGrid>
-              <w:gridCol w:w="975"/>
-              <w:gridCol w:w="675"/>
-              <w:gridCol w:w="525"/>
-              <w:gridCol w:w="525"/>
-              <w:gridCol w:w="1275"/>
+              <w:gridCol w:w="1535"/>
+              <w:gridCol w:w="1155"/>
+              <w:gridCol w:w="965"/>
+              <w:gridCol w:w="965"/>
+              <w:gridCol w:w="1915"/>
             </w:tblGrid>
             <w:tr>
               <w:trPr>
@@ -16095,7 +16100,7 @@
               </w:trPr>
               <w:tc>
                 <w:tcPr>
-                  <w:tcW w:w="975" w:type="dxa"/>
+                  <w:tcW w:w="1535" w:type="dxa"/>
                   <w:shd w:val="clear" w:color="auto" w:fill="E4E7ED"/>
                 </w:tcPr>
                 <w:p>
@@ -16128,7 +16133,7 @@
               </w:tc>
               <w:tc>
                 <w:tcPr>
-                  <w:tcW w:w="675" w:type="dxa"/>
+                  <w:tcW w:w="1155" w:type="dxa"/>
                   <w:shd w:val="clear" w:color="auto" w:fill="E4E7ED"/>
                 </w:tcPr>
                 <w:p>
@@ -16146,7 +16151,7 @@
               </w:tc>
               <w:tc>
                 <w:tcPr>
-                  <w:tcW w:w="525" w:type="dxa"/>
+                  <w:tcW w:w="965" w:type="dxa"/>
                   <w:shd w:val="clear" w:color="auto" w:fill="E4E7ED"/>
                 </w:tcPr>
                 <w:p>
@@ -16164,7 +16169,7 @@
               </w:tc>
               <w:tc>
                 <w:tcPr>
-                  <w:tcW w:w="525" w:type="dxa"/>
+                  <w:tcW w:w="965" w:type="dxa"/>
                   <w:shd w:val="clear" w:color="auto" w:fill="E4E7ED"/>
                 </w:tcPr>
                 <w:p>
@@ -16182,7 +16187,7 @@
               </w:tc>
               <w:tc>
                 <w:tcPr>
-                  <w:tcW w:w="1275" w:type="dxa"/>
+                  <w:tcW w:w="1915" w:type="dxa"/>
                   <w:shd w:val="clear" w:color="auto" w:fill="E4E7ED"/>
                 </w:tcPr>
                 <w:p>
@@ -16203,7 +16208,7 @@
             <w:tr>
               <w:tc>
                 <w:tcPr>
-                  <w:tcW w:w="975" w:type="dxa"/>
+                  <w:tcW w:w="1535" w:type="dxa"/>
                 </w:tcPr>
                 <w:p>
                   <w:pPr>
@@ -16251,7 +16256,7 @@
               </w:tc>
               <w:tc>
                 <w:tcPr>
-                  <w:tcW w:w="675" w:type="dxa"/>
+                  <w:tcW w:w="1155" w:type="dxa"/>
                 </w:tcPr>
                 <w:p>
                   <w:pPr>
@@ -16280,7 +16285,7 @@
               </w:tc>
               <w:tc>
                 <w:tcPr>
-                  <w:tcW w:w="525" w:type="dxa"/>
+                  <w:tcW w:w="965" w:type="dxa"/>
                 </w:tcPr>
                 <w:p>
                   <w:pPr>
@@ -16309,7 +16314,7 @@
               </w:tc>
               <w:tc>
                 <w:tcPr>
-                  <w:tcW w:w="525" w:type="dxa"/>
+                  <w:tcW w:w="965" w:type="dxa"/>
                 </w:tcPr>
                 <w:p>
                   <w:pPr>
@@ -16338,7 +16343,7 @@
               </w:tc>
               <w:tc>
                 <w:tcPr>
-                  <w:tcW w:w="1275" w:type="dxa"/>
+                  <w:tcW w:w="1915" w:type="dxa"/>
                 </w:tcPr>
                 <w:p>
                   <w:pPr>
@@ -16358,6 +16363,7 @@
           <w:p>
             <w:pPr>
               <w:bidi/>
+              <w:spacing w:before="120"/>
             </w:pPr>
             <m:oMathPara>
               <m:oMathParaPr>
@@ -17028,7 +17034,7 @@
           <w:tbl>
             <w:tblPr>
               <w:tblStyle w:val="Table"/>
-              <w:tblW w:w="3450" w:type="dxa"/>
+              <w:tblW w:w="5870" w:type="dxa"/>
               <w:jc w:val="center"/>
               <w:tblBorders>
                 <w:top w:val="single" w:sz="4" w:space="0" w:color="000000"/>
@@ -17042,11 +17048,11 @@
               <w:tblLook w:firstRow="1" w:lastRow="0" w:firstColumn="0" w:lastColumn="0" w:noHBand="0" w:noVBand="0" w:val="0020"/>
             </w:tblPr>
             <w:tblGrid>
-              <w:gridCol w:w="975"/>
-              <w:gridCol w:w="675"/>
-              <w:gridCol w:w="675"/>
-              <w:gridCol w:w="675"/>
-              <w:gridCol w:w="450"/>
+              <w:gridCol w:w="1535"/>
+              <w:gridCol w:w="1155"/>
+              <w:gridCol w:w="1155"/>
+              <w:gridCol w:w="1155"/>
+              <w:gridCol w:w="870"/>
             </w:tblGrid>
             <w:tr>
               <w:trPr>
@@ -17054,7 +17060,7 @@
               </w:trPr>
               <w:tc>
                 <w:tcPr>
-                  <w:tcW w:w="975" w:type="dxa"/>
+                  <w:tcW w:w="1535" w:type="dxa"/>
                   <w:shd w:val="clear" w:color="auto" w:fill="E4E7ED"/>
                 </w:tcPr>
                 <w:p>
@@ -17087,7 +17093,7 @@
               </w:tc>
               <w:tc>
                 <w:tcPr>
-                  <w:tcW w:w="675" w:type="dxa"/>
+                  <w:tcW w:w="1155" w:type="dxa"/>
                   <w:shd w:val="clear" w:color="auto" w:fill="E4E7ED"/>
                 </w:tcPr>
                 <w:p>
@@ -17111,7 +17117,7 @@
               </w:tc>
               <w:tc>
                 <w:tcPr>
-                  <w:tcW w:w="675" w:type="dxa"/>
+                  <w:tcW w:w="1155" w:type="dxa"/>
                   <w:shd w:val="clear" w:color="auto" w:fill="E4E7ED"/>
                 </w:tcPr>
                 <w:p>
@@ -17129,7 +17135,7 @@
               </w:tc>
               <w:tc>
                 <w:tcPr>
-                  <w:tcW w:w="675" w:type="dxa"/>
+                  <w:tcW w:w="1155" w:type="dxa"/>
                   <w:shd w:val="clear" w:color="auto" w:fill="E4E7ED"/>
                 </w:tcPr>
                 <w:p>
@@ -17147,7 +17153,7 @@
               </w:tc>
               <w:tc>
                 <w:tcPr>
-                  <w:tcW w:w="450" w:type="dxa"/>
+                  <w:tcW w:w="870" w:type="dxa"/>
                   <w:shd w:val="clear" w:color="auto" w:fill="E4E7ED"/>
                 </w:tcPr>
                 <w:p>
@@ -17167,7 +17173,7 @@
             <w:tr>
               <w:tc>
                 <w:tcPr>
-                  <w:tcW w:w="975" w:type="dxa"/>
+                  <w:tcW w:w="1535" w:type="dxa"/>
                 </w:tcPr>
                 <w:p>
                   <w:pPr>
@@ -17215,7 +17221,7 @@
               </w:tc>
               <w:tc>
                 <w:tcPr>
-                  <w:tcW w:w="675" w:type="dxa"/>
+                  <w:tcW w:w="1155" w:type="dxa"/>
                 </w:tcPr>
                 <w:p>
                   <w:pPr>
@@ -17241,7 +17247,7 @@
               </w:tc>
               <w:tc>
                 <w:tcPr>
-                  <w:tcW w:w="675" w:type="dxa"/>
+                  <w:tcW w:w="1155" w:type="dxa"/>
                 </w:tcPr>
                 <w:p>
                   <w:pPr>
@@ -17267,7 +17273,7 @@
               </w:tc>
               <w:tc>
                 <w:tcPr>
-                  <w:tcW w:w="675" w:type="dxa"/>
+                  <w:tcW w:w="1155" w:type="dxa"/>
                 </w:tcPr>
                 <w:p>
                   <w:pPr>
@@ -17293,7 +17299,7 @@
               </w:tc>
               <w:tc>
                 <w:tcPr>
-                  <w:tcW w:w="450" w:type="dxa"/>
+                  <w:tcW w:w="870" w:type="dxa"/>
                 </w:tcPr>
                 <w:p>
                   <w:pPr>
@@ -17317,6 +17323,7 @@
                 <w:numId w:val="1014"/>
               </w:numPr>
               <w:bidi/>
+              <w:spacing w:before="120"/>
             </w:pPr>
             <w:r>
               <w:rPr>
@@ -18235,7 +18242,7 @@
           <w:tbl>
             <w:tblPr>
               <w:tblStyle w:val="Table"/>
-              <w:tblW w:w="4275" w:type="dxa"/>
+              <w:tblW w:w="6915" w:type="dxa"/>
               <w:jc w:val="center"/>
               <w:tblBorders>
                 <w:top w:val="single" w:sz="4" w:space="0" w:color="000000"/>
@@ -18249,11 +18256,11 @@
               <w:tblLook w:firstRow="1" w:lastRow="0" w:firstColumn="0" w:lastColumn="0" w:noHBand="0" w:noVBand="0" w:val="0020"/>
             </w:tblPr>
             <w:tblGrid>
-              <w:gridCol w:w="975"/>
-              <w:gridCol w:w="675"/>
-              <w:gridCol w:w="675"/>
-              <w:gridCol w:w="675"/>
-              <w:gridCol w:w="1275"/>
+              <w:gridCol w:w="1535"/>
+              <w:gridCol w:w="1155"/>
+              <w:gridCol w:w="1155"/>
+              <w:gridCol w:w="1155"/>
+              <w:gridCol w:w="1915"/>
             </w:tblGrid>
             <w:tr>
               <w:trPr>
@@ -18261,7 +18268,7 @@
               </w:trPr>
               <w:tc>
                 <w:tcPr>
-                  <w:tcW w:w="975" w:type="dxa"/>
+                  <w:tcW w:w="1535" w:type="dxa"/>
                   <w:shd w:val="clear" w:color="auto" w:fill="E4E7ED"/>
                 </w:tcPr>
                 <w:p>
@@ -18294,7 +18301,7 @@
               </w:tc>
               <w:tc>
                 <w:tcPr>
-                  <w:tcW w:w="675" w:type="dxa"/>
+                  <w:tcW w:w="1155" w:type="dxa"/>
                   <w:shd w:val="clear" w:color="auto" w:fill="E4E7ED"/>
                 </w:tcPr>
                 <w:p>
@@ -18318,7 +18325,7 @@
               </w:tc>
               <w:tc>
                 <w:tcPr>
-                  <w:tcW w:w="675" w:type="dxa"/>
+                  <w:tcW w:w="1155" w:type="dxa"/>
                   <w:shd w:val="clear" w:color="auto" w:fill="E4E7ED"/>
                 </w:tcPr>
                 <w:p>
@@ -18336,7 +18343,7 @@
               </w:tc>
               <w:tc>
                 <w:tcPr>
-                  <w:tcW w:w="675" w:type="dxa"/>
+                  <w:tcW w:w="1155" w:type="dxa"/>
                   <w:shd w:val="clear" w:color="auto" w:fill="E4E7ED"/>
                 </w:tcPr>
                 <w:p>
@@ -18354,7 +18361,7 @@
               </w:tc>
               <w:tc>
                 <w:tcPr>
-                  <w:tcW w:w="1275" w:type="dxa"/>
+                  <w:tcW w:w="1915" w:type="dxa"/>
                   <w:shd w:val="clear" w:color="auto" w:fill="E4E7ED"/>
                 </w:tcPr>
                 <w:p>
@@ -18375,7 +18382,7 @@
             <w:tr>
               <w:tc>
                 <w:tcPr>
-                  <w:tcW w:w="975" w:type="dxa"/>
+                  <w:tcW w:w="1535" w:type="dxa"/>
                 </w:tcPr>
                 <w:p>
                   <w:pPr>
@@ -18423,7 +18430,7 @@
               </w:tc>
               <w:tc>
                 <w:tcPr>
-                  <w:tcW w:w="675" w:type="dxa"/>
+                  <w:tcW w:w="1155" w:type="dxa"/>
                 </w:tcPr>
                 <w:p>
                   <w:pPr>
@@ -18449,7 +18456,7 @@
               </w:tc>
               <w:tc>
                 <w:tcPr>
-                  <w:tcW w:w="675" w:type="dxa"/>
+                  <w:tcW w:w="1155" w:type="dxa"/>
                 </w:tcPr>
                 <w:p>
                   <w:pPr>
@@ -18475,7 +18482,7 @@
               </w:tc>
               <w:tc>
                 <w:tcPr>
-                  <w:tcW w:w="675" w:type="dxa"/>
+                  <w:tcW w:w="1155" w:type="dxa"/>
                 </w:tcPr>
                 <w:p>
                   <w:pPr>
@@ -18501,7 +18508,7 @@
               </w:tc>
               <w:tc>
                 <w:tcPr>
-                  <w:tcW w:w="1275" w:type="dxa"/>
+                  <w:tcW w:w="1915" w:type="dxa"/>
                 </w:tcPr>
                 <w:p>
                   <w:pPr>
@@ -18525,6 +18532,7 @@
                 <w:numId w:val="1015"/>
               </w:numPr>
               <w:bidi/>
+              <w:spacing w:before="120"/>
             </w:pPr>
             <m:oMath>
               <m:r>
@@ -25746,7 +25754,7 @@
           <w:tbl>
             <w:tblPr>
               <w:tblStyle w:val="Table"/>
-              <w:tblW w:w="3375" w:type="dxa"/>
+              <w:tblW w:w="5475" w:type="dxa"/>
               <w:jc w:val="center"/>
               <w:tblBorders>
                 <w:top w:val="single" w:sz="4" w:space="0" w:color="000000"/>
@@ -25760,10 +25768,10 @@
               <w:tblLook w:firstRow="1" w:lastRow="0" w:firstColumn="0" w:lastColumn="0" w:noHBand="0" w:noVBand="0" w:val="0020"/>
             </w:tblPr>
             <w:tblGrid>
-              <w:gridCol w:w="975"/>
-              <w:gridCol w:w="675"/>
-              <w:gridCol w:w="450"/>
-              <w:gridCol w:w="1275"/>
+              <w:gridCol w:w="1535"/>
+              <w:gridCol w:w="1155"/>
+              <w:gridCol w:w="870"/>
+              <w:gridCol w:w="1915"/>
             </w:tblGrid>
             <w:tr>
               <w:trPr>
@@ -25771,7 +25779,7 @@
               </w:trPr>
               <w:tc>
                 <w:tcPr>
-                  <w:tcW w:w="975" w:type="dxa"/>
+                  <w:tcW w:w="1535" w:type="dxa"/>
                   <w:shd w:val="clear" w:color="auto" w:fill="E4E7ED"/>
                 </w:tcPr>
                 <w:p>
@@ -25804,7 +25812,7 @@
               </w:tc>
               <w:tc>
                 <w:tcPr>
-                  <w:tcW w:w="675" w:type="dxa"/>
+                  <w:tcW w:w="1155" w:type="dxa"/>
                   <w:shd w:val="clear" w:color="auto" w:fill="E4E7ED"/>
                 </w:tcPr>
                 <w:p>
@@ -25822,7 +25830,7 @@
               </w:tc>
               <w:tc>
                 <w:tcPr>
-                  <w:tcW w:w="450" w:type="dxa"/>
+                  <w:tcW w:w="870" w:type="dxa"/>
                   <w:shd w:val="clear" w:color="auto" w:fill="E4E7ED"/>
                 </w:tcPr>
                 <w:p>
@@ -25840,7 +25848,7 @@
               </w:tc>
               <w:tc>
                 <w:tcPr>
-                  <w:tcW w:w="1275" w:type="dxa"/>
+                  <w:tcW w:w="1915" w:type="dxa"/>
                   <w:shd w:val="clear" w:color="auto" w:fill="E4E7ED"/>
                 </w:tcPr>
                 <w:p>
@@ -25861,7 +25869,7 @@
             <w:tr>
               <w:tc>
                 <w:tcPr>
-                  <w:tcW w:w="975" w:type="dxa"/>
+                  <w:tcW w:w="1535" w:type="dxa"/>
                 </w:tcPr>
                 <w:p>
                   <w:pPr>
@@ -25909,7 +25917,7 @@
               </w:tc>
               <w:tc>
                 <w:tcPr>
-                  <w:tcW w:w="675" w:type="dxa"/>
+                  <w:tcW w:w="1155" w:type="dxa"/>
                 </w:tcPr>
                 <w:p>
                   <w:pPr>
@@ -25935,7 +25943,7 @@
               </w:tc>
               <w:tc>
                 <w:tcPr>
-                  <w:tcW w:w="450" w:type="dxa"/>
+                  <w:tcW w:w="870" w:type="dxa"/>
                 </w:tcPr>
                 <w:p>
                   <w:pPr>
@@ -25952,7 +25960,7 @@
               </w:tc>
               <w:tc>
                 <w:tcPr>
-                  <w:tcW w:w="1275" w:type="dxa"/>
+                  <w:tcW w:w="1915" w:type="dxa"/>
                 </w:tcPr>
                 <w:p>
                   <w:pPr>
@@ -25972,6 +25980,7 @@
           <w:p>
             <w:pPr>
               <w:bidi/>
+              <w:spacing w:before="120"/>
               <w:jc w:val="center"/>
             </w:pPr>
             <w:r>
@@ -27077,7 +27086,7 @@
           <w:tbl>
             <w:tblPr>
               <w:tblStyle w:val="Table"/>
-              <w:tblW w:w="6000" w:type="dxa"/>
+              <w:tblW w:w="9400" w:type="dxa"/>
               <w:jc w:val="center"/>
               <w:tblBorders>
                 <w:top w:val="single" w:sz="4" w:space="0" w:color="000000"/>
@@ -27091,12 +27100,12 @@
               <w:tblLook w:firstRow="1" w:lastRow="0" w:firstColumn="0" w:lastColumn="0" w:noHBand="0" w:noVBand="0" w:val="0020"/>
             </w:tblPr>
             <w:tblGrid>
-              <w:gridCol w:w="825"/>
-              <w:gridCol w:w="975"/>
-              <w:gridCol w:w="975"/>
-              <w:gridCol w:w="975"/>
-              <w:gridCol w:w="975"/>
-              <w:gridCol w:w="1275"/>
+              <w:gridCol w:w="1345"/>
+              <w:gridCol w:w="1535"/>
+              <w:gridCol w:w="1535"/>
+              <w:gridCol w:w="1535"/>
+              <w:gridCol w:w="1535"/>
+              <w:gridCol w:w="1915"/>
             </w:tblGrid>
             <w:tr>
               <w:trPr>
@@ -27104,7 +27113,7 @@
               </w:trPr>
               <w:tc>
                 <w:tcPr>
-                  <w:tcW w:w="825" w:type="dxa"/>
+                  <w:tcW w:w="1345" w:type="dxa"/>
                   <w:shd w:val="clear" w:color="auto" w:fill="E4E7ED"/>
                 </w:tcPr>
                 <w:p>
@@ -27128,7 +27137,7 @@
               </w:tc>
               <w:tc>
                 <w:tcPr>
-                  <w:tcW w:w="975" w:type="dxa"/>
+                  <w:tcW w:w="1535" w:type="dxa"/>
                   <w:shd w:val="clear" w:color="auto" w:fill="E4E7ED"/>
                 </w:tcPr>
                 <w:p>
@@ -27146,7 +27155,7 @@
               </w:tc>
               <w:tc>
                 <w:tcPr>
-                  <w:tcW w:w="975" w:type="dxa"/>
+                  <w:tcW w:w="1535" w:type="dxa"/>
                   <w:shd w:val="clear" w:color="auto" w:fill="E4E7ED"/>
                 </w:tcPr>
                 <w:p>
@@ -27164,7 +27173,7 @@
               </w:tc>
               <w:tc>
                 <w:tcPr>
-                  <w:tcW w:w="975" w:type="dxa"/>
+                  <w:tcW w:w="1535" w:type="dxa"/>
                   <w:shd w:val="clear" w:color="auto" w:fill="E4E7ED"/>
                 </w:tcPr>
                 <w:p>
@@ -27182,7 +27191,7 @@
               </w:tc>
               <w:tc>
                 <w:tcPr>
-                  <w:tcW w:w="975" w:type="dxa"/>
+                  <w:tcW w:w="1535" w:type="dxa"/>
                   <w:shd w:val="clear" w:color="auto" w:fill="E4E7ED"/>
                 </w:tcPr>
                 <w:p>
@@ -27200,7 +27209,7 @@
               </w:tc>
               <w:tc>
                 <w:tcPr>
-                  <w:tcW w:w="1275" w:type="dxa"/>
+                  <w:tcW w:w="1915" w:type="dxa"/>
                   <w:shd w:val="clear" w:color="auto" w:fill="E4E7ED"/>
                 </w:tcPr>
                 <w:p>
@@ -27221,7 +27230,7 @@
             <w:tr>
               <w:tc>
                 <w:tcPr>
-                  <w:tcW w:w="825" w:type="dxa"/>
+                  <w:tcW w:w="1345" w:type="dxa"/>
                 </w:tcPr>
                 <w:p>
                   <w:pPr>
@@ -27260,7 +27269,7 @@
               </w:tc>
               <w:tc>
                 <w:tcPr>
-                  <w:tcW w:w="975" w:type="dxa"/>
+                  <w:tcW w:w="1535" w:type="dxa"/>
                 </w:tcPr>
                 <w:p>
                   <w:pPr>
@@ -27286,7 +27295,7 @@
               </w:tc>
               <w:tc>
                 <w:tcPr>
-                  <w:tcW w:w="975" w:type="dxa"/>
+                  <w:tcW w:w="1535" w:type="dxa"/>
                 </w:tcPr>
                 <w:p>
                   <w:pPr>
@@ -27312,7 +27321,7 @@
               </w:tc>
               <w:tc>
                 <w:tcPr>
-                  <w:tcW w:w="975" w:type="dxa"/>
+                  <w:tcW w:w="1535" w:type="dxa"/>
                 </w:tcPr>
                 <w:p>
                   <w:pPr>
@@ -27338,7 +27347,7 @@
               </w:tc>
               <w:tc>
                 <w:tcPr>
-                  <w:tcW w:w="975" w:type="dxa"/>
+                  <w:tcW w:w="1535" w:type="dxa"/>
                 </w:tcPr>
                 <w:p>
                   <w:pPr>
@@ -27364,7 +27373,7 @@
               </w:tc>
               <w:tc>
                 <w:tcPr>
-                  <w:tcW w:w="1275" w:type="dxa"/>
+                  <w:tcW w:w="1915" w:type="dxa"/>
                 </w:tcPr>
                 <w:p>
                   <w:pPr>
@@ -27388,6 +27397,7 @@
                 <w:numId w:val="1022"/>
               </w:numPr>
               <w:bidi/>
+              <w:spacing w:before="120"/>
             </w:pPr>
             <w:r>
               <w:rPr>
@@ -32100,7 +32110,7 @@
           <w:tbl>
             <w:tblPr>
               <w:tblStyle w:val="Table"/>
-              <w:tblW w:w="5250" w:type="dxa"/>
+              <w:tblW w:w="8450" w:type="dxa"/>
               <w:jc w:val="center"/>
               <w:tblBorders>
                 <w:top w:val="single" w:sz="4" w:space="0" w:color="000000"/>
@@ -32114,12 +32124,12 @@
               <w:tblLook w:firstRow="1" w:lastRow="0" w:firstColumn="0" w:lastColumn="0" w:noHBand="0" w:noVBand="0" w:val="0020"/>
             </w:tblPr>
             <w:tblGrid>
-              <w:gridCol w:w="975"/>
-              <w:gridCol w:w="675"/>
-              <w:gridCol w:w="825"/>
-              <w:gridCol w:w="825"/>
-              <w:gridCol w:w="675"/>
-              <w:gridCol w:w="1275"/>
+              <w:gridCol w:w="1535"/>
+              <w:gridCol w:w="1155"/>
+              <w:gridCol w:w="1345"/>
+              <w:gridCol w:w="1345"/>
+              <w:gridCol w:w="1155"/>
+              <w:gridCol w:w="1915"/>
             </w:tblGrid>
             <w:tr>
               <w:trPr>
@@ -32127,7 +32137,7 @@
               </w:trPr>
               <w:tc>
                 <w:tcPr>
-                  <w:tcW w:w="975" w:type="dxa"/>
+                  <w:tcW w:w="1535" w:type="dxa"/>
                   <w:shd w:val="clear" w:color="auto" w:fill="E4E7ED"/>
                 </w:tcPr>
                 <w:p>
@@ -32160,7 +32170,7 @@
               </w:tc>
               <w:tc>
                 <w:tcPr>
-                  <w:tcW w:w="675" w:type="dxa"/>
+                  <w:tcW w:w="1155" w:type="dxa"/>
                   <w:shd w:val="clear" w:color="auto" w:fill="E4E7ED"/>
                 </w:tcPr>
                 <w:p>
@@ -32178,7 +32188,7 @@
               </w:tc>
               <w:tc>
                 <w:tcPr>
-                  <w:tcW w:w="825" w:type="dxa"/>
+                  <w:tcW w:w="1345" w:type="dxa"/>
                   <w:shd w:val="clear" w:color="auto" w:fill="E4E7ED"/>
                 </w:tcPr>
                 <w:p>
@@ -32196,7 +32206,7 @@
               </w:tc>
               <w:tc>
                 <w:tcPr>
-                  <w:tcW w:w="825" w:type="dxa"/>
+                  <w:tcW w:w="1345" w:type="dxa"/>
                   <w:shd w:val="clear" w:color="auto" w:fill="E4E7ED"/>
                 </w:tcPr>
                 <w:p>
@@ -32214,7 +32224,7 @@
               </w:tc>
               <w:tc>
                 <w:tcPr>
-                  <w:tcW w:w="675" w:type="dxa"/>
+                  <w:tcW w:w="1155" w:type="dxa"/>
                   <w:shd w:val="clear" w:color="auto" w:fill="E4E7ED"/>
                 </w:tcPr>
                 <w:p>
@@ -32232,7 +32242,7 @@
               </w:tc>
               <w:tc>
                 <w:tcPr>
-                  <w:tcW w:w="1275" w:type="dxa"/>
+                  <w:tcW w:w="1915" w:type="dxa"/>
                   <w:shd w:val="clear" w:color="auto" w:fill="E4E7ED"/>
                 </w:tcPr>
                 <w:p>
@@ -32253,7 +32263,7 @@
             <w:tr>
               <w:tc>
                 <w:tcPr>
-                  <w:tcW w:w="975" w:type="dxa"/>
+                  <w:tcW w:w="1535" w:type="dxa"/>
                 </w:tcPr>
                 <w:p>
                   <w:pPr>
@@ -32301,7 +32311,7 @@
               </w:tc>
               <w:tc>
                 <w:tcPr>
-                  <w:tcW w:w="675" w:type="dxa"/>
+                  <w:tcW w:w="1155" w:type="dxa"/>
                 </w:tcPr>
                 <w:p>
                   <w:pPr>
@@ -32330,7 +32340,7 @@
               </w:tc>
               <w:tc>
                 <w:tcPr>
-                  <w:tcW w:w="825" w:type="dxa"/>
+                  <w:tcW w:w="1345" w:type="dxa"/>
                 </w:tcPr>
                 <w:p>
                   <w:pPr>
@@ -32359,7 +32369,7 @@
               </w:tc>
               <w:tc>
                 <w:tcPr>
-                  <w:tcW w:w="825" w:type="dxa"/>
+                  <w:tcW w:w="1345" w:type="dxa"/>
                 </w:tcPr>
                 <w:p>
                   <w:pPr>
@@ -32388,7 +32398,7 @@
               </w:tc>
               <w:tc>
                 <w:tcPr>
-                  <w:tcW w:w="675" w:type="dxa"/>
+                  <w:tcW w:w="1155" w:type="dxa"/>
                 </w:tcPr>
                 <w:p>
                   <w:pPr>
@@ -32417,7 +32427,7 @@
               </w:tc>
               <w:tc>
                 <w:tcPr>
-                  <w:tcW w:w="1275" w:type="dxa"/>
+                  <w:tcW w:w="1915" w:type="dxa"/>
                 </w:tcPr>
                 <w:p>
                   <w:pPr>
@@ -32437,6 +32447,7 @@
           <w:p>
             <w:pPr>
               <w:bidi/>
+              <w:spacing w:before="120"/>
             </w:pPr>
             <m:oMathPara>
               <m:oMathParaPr>
@@ -37880,6 +37891,7 @@
           <w:p>
             <w:pPr>
               <w:bidi/>
+              <w:spacing w:before="120"/>
             </w:pPr>
           </w:p>
         </w:tc>

--- a/documents/probabilites/molakhas_proba_3as.docx
+++ b/documents/probabilites/molakhas_proba_3as.docx
@@ -19399,6 +19399,9 @@
               <w:jc w:val="center"/>
             </w:pPr>
             <m:oMath>
+              <m:r>
+                <m:t>​</m:t>
+              </m:r>
               <m:borderBox>
                 <m:e>
                   <m:sSub>
@@ -19492,6 +19495,9 @@
               <w:t xml:space="preserve"> ومنه </w:t>
             </w:r>
             <m:oMath>
+              <m:r>
+                <m:t>​</m:t>
+              </m:r>
               <m:borderBox>
                 <m:e>
                   <m:r>

--- a/documents/probabilites/molakhas_proba_3as.docx
+++ b/documents/probabilites/molakhas_proba_3as.docx
@@ -194,7 +194,7 @@
               <w:rPr>
                 <w:rtl/>
               </w:rPr>
-              <w:t xml:space="preserve">الاحتمال الشرطي، شجرة الاحتمالات، دستور الاحتمالات الكلية.</w:t>
+              <w:t xml:space="preserve">الاحتمال الشرطي، شجرة الاحتمالات، دستور الاحتمالات الكلية (شعبتا رياضيات وعلوم تجريبية).</w:t>
             </w:r>
           </w:p>
           <w:p>
@@ -209,7 +209,7 @@
               <w:rPr>
                 <w:rtl/>
               </w:rPr>
-              <w:t xml:space="preserve">الاستقلالية.</w:t>
+              <w:t xml:space="preserve">الاستقلالية (شعبتا رياضيات وعلوم تجريبية).</w:t>
             </w:r>
           </w:p>
           <w:p>
@@ -224,7 +224,7 @@
               <w:rPr>
                 <w:rtl/>
               </w:rPr>
-              <w:t xml:space="preserve">التجارب المتكررة وقانون برنولي والقانون الثنائي (شعبة رياضيات أساسًا).</w:t>
+              <w:t xml:space="preserve">نمذجة وضعيات بتجارب مرجعية، والمحاكاة وتلاؤم معطيات مع نموذج متساوي الاحتمال (شعبة علوم تجريبية).</w:t>
             </w:r>
           </w:p>
           <w:p>
@@ -19165,7 +19165,7 @@
     </w:p>
     <w:bookmarkEnd w:id="30"/>
     <w:bookmarkEnd w:id="31"/>
-    <w:bookmarkStart w:id="35" w:name="الاحتمال-الشرطي-وشجرة-الاحتمالات"/>
+    <w:bookmarkStart w:id="35" w:name="Xf34837021cdd771ffcd6d398c1c28e395d8c633"/>
     <w:p>
       <w:pPr>
         <w:pStyle w:val="Heading1"/>
@@ -19188,7 +19188,7 @@
         <w:rPr>
           <w:rtl/>
         </w:rPr>
-        <w:t xml:space="preserve">الاحتمال الشرطي وشجرة الاحتمالات</w:t>
+        <w:t xml:space="preserve">الاحتمال الشرطي وشجرة الاحتمالات – رياضيات وعلوم تجريبية</w:t>
       </w:r>
     </w:p>
     <w:bookmarkStart w:id="32" w:name="الاحتمال-الشرطي"/>
@@ -20396,7 +20396,7 @@
                     <a:graphicData uri="http://schemas.openxmlformats.org/drawingml/2006/picture">
                       <pic:pic>
                         <pic:nvPicPr>
-                          <pic:cNvPr id="0" name="2742c8717ca79b83.png"/>
+                          <pic:cNvPr id="0" name="f2999a08f2ce5923.png"/>
                           <pic:cNvPicPr/>
                         </pic:nvPicPr>
                         <pic:blipFill>
@@ -20690,7 +20690,7 @@
                     <a:graphicData uri="http://schemas.openxmlformats.org/drawingml/2006/picture">
                       <pic:pic>
                         <pic:nvPicPr>
-                          <pic:cNvPr id="0" name="02aac87781645414.png"/>
+                          <pic:cNvPr id="0" name="a0936c3580a1c578.png"/>
                           <pic:cNvPicPr/>
                         </pic:nvPicPr>
                         <pic:blipFill>
@@ -22739,7 +22739,7 @@
                     <a:graphicData uri="http://schemas.openxmlformats.org/drawingml/2006/picture">
                       <pic:pic>
                         <pic:nvPicPr>
-                          <pic:cNvPr id="0" name="2981fb052fe262c7.png"/>
+                          <pic:cNvPr id="0" name="9697353fed487963.png"/>
                           <pic:cNvPicPr/>
                         </pic:nvPicPr>
                         <pic:blipFill>
@@ -23269,7 +23269,7 @@
     </w:p>
     <w:bookmarkEnd w:id="34"/>
     <w:bookmarkEnd w:id="35"/>
-    <w:bookmarkStart w:id="36" w:name="الاستقلالية"/>
+    <w:bookmarkStart w:id="36" w:name="الاستقلالية-رياضيات-وعلوم-تجريبية"/>
     <w:p>
       <w:pPr>
         <w:pStyle w:val="Heading1"/>
@@ -23292,7 +23292,7 @@
         <w:rPr>
           <w:rtl/>
         </w:rPr>
-        <w:t xml:space="preserve">الاستقلالية</w:t>
+        <w:t xml:space="preserve">الاستقلالية – رياضيات وعلوم تجريبية</w:t>
       </w:r>
     </w:p>
     <w:tbl>
@@ -25044,303 +25044,8 @@
         <w:spacing w:before="0" w:after="0"/>
       </w:pPr>
     </w:p>
-    <w:tbl>
-      <w:tblPr>
-        <w:tblW w:w="9864" w:type="dxa"/>
-        <w:jc w:val="center"/>
-        <w:tblBorders>
-          <w:top w:val="single" w:sz="10" w:space="0" w:color="9F5600"/>
-          <w:left w:val="single" w:sz="10" w:space="0" w:color="9F5600"/>
-          <w:bottom w:val="single" w:sz="10" w:space="0" w:color="9F5600"/>
-          <w:right w:val="single" w:sz="10" w:space="0" w:color="9F5600"/>
-          <w:insideH w:val="single" w:sz="10" w:space="0" w:color="9F5600"/>
-        </w:tblBorders>
-        <w:tblLayout w:type="fixed"/>
-        <w:tblCellMar>
-          <w:top w:w="40" w:type="dxa"/>
-          <w:left w:w="140" w:type="dxa"/>
-          <w:bottom w:w="60" w:type="dxa"/>
-          <w:right w:w="140" w:type="dxa"/>
-        </w:tblCellMar>
-      </w:tblPr>
-      <w:tblGrid>
-        <w:gridCol w:w="9864"/>
-      </w:tblGrid>
-      <w:tr>
-        <w:trPr>
-          <w:cantSplit/>
-        </w:trPr>
-        <w:tc>
-          <w:tcPr>
-            <w:tcW w:w="9864" w:type="dxa"/>
-            <w:shd w:val="clear" w:color="auto" w:fill="9F5600"/>
-          </w:tcPr>
-          <w:p>
-            <w:pPr>
-              <w:keepNext/>
-              <w:bidi/>
-              <w:spacing w:before="0" w:after="0"/>
-            </w:pPr>
-            <w:r>
-              <w:rPr>
-                <w:b/>
-                <w:bCs/>
-                <w:color w:val="FFFFFF"/>
-                <w:rtl/>
-              </w:rPr>
-              <w:t xml:space="preserve">تجارب مستقلة</w:t>
-            </w:r>
-          </w:p>
-        </w:tc>
-      </w:tr>
-      <w:tr>
-        <w:tc>
-          <w:tcPr>
-            <w:tcW w:w="9864" w:type="dxa"/>
-            <w:shd w:val="clear" w:color="auto" w:fill="FCF8F2"/>
-          </w:tcPr>
-          <w:p>
-            <w:pPr>
-              <w:bidi/>
-            </w:pPr>
-            <m:oMath>
-              <m:r>
-                <m:t>30</m:t>
-              </m:r>
-              <m:r>
-                <m:rPr>
-                  <m:sty m:val="p"/>
-                </m:rPr>
-                <m:t>%</m:t>
-              </m:r>
-            </m:oMath>
-            <w:r>
-              <w:rPr>
-                <w:rtl/>
-              </w:rPr>
-              <w:t xml:space="preserve"> </w:t>
-            </w:r>
-            <w:r>
-              <w:rPr>
-                <w:rtl/>
-              </w:rPr>
-              <w:t xml:space="preserve">من تلاميذ ثانوية يملكون هاتفًا نقالًا. نختار</w:t>
-            </w:r>
-            <w:r>
-              <w:rPr>
-                <w:rtl/>
-              </w:rPr>
-              <w:t xml:space="preserve"> </w:t>
-            </w:r>
-            <m:oMath>
-              <m:r>
-                <m:t>3</m:t>
-              </m:r>
-            </m:oMath>
-            <w:r>
-              <w:rPr>
-                <w:rtl/>
-              </w:rPr>
-              <w:t xml:space="preserve"> </w:t>
-            </w:r>
-            <w:r>
-              <w:rPr>
-                <w:rtl/>
-              </w:rPr>
-              <w:t xml:space="preserve">تلاميذ عشوائيًا (الاختيارات مستقلة).</w:t>
-            </w:r>
-          </w:p>
-          <w:p>
-            <w:pPr>
-              <w:numPr>
-                <w:ilvl w:val="0"/>
-                <w:numId w:val="1021"/>
-              </w:numPr>
-              <w:bidi/>
-            </w:pPr>
-            <w:r>
-              <w:rPr>
-                <w:rtl/>
-              </w:rPr>
-              <w:t xml:space="preserve">احتمال أن يملك الثلاثة هاتفًا:</w:t>
-            </w:r>
-            <w:r>
-              <w:rPr>
-                <w:rtl/>
-              </w:rPr>
-              <w:t xml:space="preserve"> </w:t>
-            </w:r>
-            <m:oMath>
-              <m:r>
-                <m:t>0</m:t>
-              </m:r>
-              <m:r>
-                <m:rPr>
-                  <m:sty m:val="p"/>
-                </m:rPr>
-                <m:t>,</m:t>
-              </m:r>
-              <m:sSup>
-                <m:e>
-                  <m:r>
-                    <m:t>3</m:t>
-                  </m:r>
-                </m:e>
-                <m:sup>
-                  <m:r>
-                    <m:t>3</m:t>
-                  </m:r>
-                </m:sup>
-              </m:sSup>
-              <m:r>
-                <m:rPr>
-                  <m:sty m:val="p"/>
-                </m:rPr>
-                <m:t>=</m:t>
-              </m:r>
-              <m:borderBox>
-                <m:e>
-                  <m:r>
-                    <m:t>0</m:t>
-                  </m:r>
-                  <m:r>
-                    <m:rPr>
-                      <m:sty m:val="p"/>
-                    </m:rPr>
-                    <m:t>,</m:t>
-                  </m:r>
-                  <m:r>
-                    <m:t>027</m:t>
-                  </m:r>
-                </m:e>
-              </m:borderBox>
-            </m:oMath>
-            <w:r>
-              <w:rPr>
-                <w:rtl/>
-              </w:rPr>
-              <w:t xml:space="preserve">.</w:t>
-            </w:r>
-          </w:p>
-          <w:p>
-            <w:pPr>
-              <w:numPr>
-                <w:ilvl w:val="0"/>
-                <w:numId w:val="1021"/>
-              </w:numPr>
-              <w:bidi/>
-            </w:pPr>
-            <w:r>
-              <w:rPr>
-                <w:rtl/>
-              </w:rPr>
-              <w:t xml:space="preserve">احتمال أن يملك واحد على الأقل هاتفًا:</w:t>
-            </w:r>
-            <w:r>
-              <w:rPr>
-                <w:rtl/>
-              </w:rPr>
-              <w:t xml:space="preserve"> </w:t>
-            </w:r>
-            <m:oMath>
-              <m:r>
-                <m:t>1</m:t>
-              </m:r>
-              <m:r>
-                <m:rPr>
-                  <m:sty m:val="p"/>
-                </m:rPr>
-                <m:t>−</m:t>
-              </m:r>
-              <m:r>
-                <m:t>0</m:t>
-              </m:r>
-              <m:r>
-                <m:rPr>
-                  <m:sty m:val="p"/>
-                </m:rPr>
-                <m:t>,</m:t>
-              </m:r>
-              <m:sSup>
-                <m:e>
-                  <m:r>
-                    <m:t>7</m:t>
-                  </m:r>
-                </m:e>
-                <m:sup>
-                  <m:r>
-                    <m:t>3</m:t>
-                  </m:r>
-                </m:sup>
-              </m:sSup>
-              <m:r>
-                <m:rPr>
-                  <m:sty m:val="p"/>
-                </m:rPr>
-                <m:t>=</m:t>
-              </m:r>
-              <m:r>
-                <m:t>1</m:t>
-              </m:r>
-              <m:r>
-                <m:rPr>
-                  <m:sty m:val="p"/>
-                </m:rPr>
-                <m:t>−</m:t>
-              </m:r>
-              <m:r>
-                <m:t>0</m:t>
-              </m:r>
-              <m:r>
-                <m:rPr>
-                  <m:sty m:val="p"/>
-                </m:rPr>
-                <m:t>,</m:t>
-              </m:r>
-              <m:r>
-                <m:t>343</m:t>
-              </m:r>
-              <m:r>
-                <m:rPr>
-                  <m:sty m:val="p"/>
-                </m:rPr>
-                <m:t>=</m:t>
-              </m:r>
-              <m:borderBox>
-                <m:e>
-                  <m:r>
-                    <m:t>0</m:t>
-                  </m:r>
-                  <m:r>
-                    <m:rPr>
-                      <m:sty m:val="p"/>
-                    </m:rPr>
-                    <m:t>,</m:t>
-                  </m:r>
-                  <m:r>
-                    <m:t>657</m:t>
-                  </m:r>
-                </m:e>
-              </m:borderBox>
-            </m:oMath>
-            <w:r>
-              <w:rPr>
-                <w:rtl/>
-              </w:rPr>
-              <w:t xml:space="preserve">.</w:t>
-            </w:r>
-          </w:p>
-        </w:tc>
-      </w:tr>
-    </w:tbl>
-    <w:p>
-      <w:pPr>
-        <w:bidi/>
-        <w:spacing w:before="0" w:after="0"/>
-      </w:pPr>
-    </w:p>
     <w:bookmarkEnd w:id="36"/>
-    <w:bookmarkStart w:id="37" w:name="التجارب-المتكررة-والقانون-الثنائي"/>
+    <w:bookmarkStart w:id="39" w:name="النمذجة-والمحاكاة"/>
     <w:p>
       <w:pPr>
         <w:pStyle w:val="Heading1"/>
@@ -25363,83 +25068,34 @@
         <w:rPr>
           <w:rtl/>
         </w:rPr>
-        <w:t xml:space="preserve">التجارب المتكررة والقانون الثنائي</w:t>
+        <w:t xml:space="preserve">النمذجة والمحاكاة</w:t>
       </w:r>
     </w:p>
-    <w:tbl>
-      <w:tblPr>
-        <w:tblW w:w="9864" w:type="dxa"/>
-        <w:jc w:val="center"/>
-        <w:tblBorders>
-          <w:top w:val="single" w:sz="10" w:space="0" w:color="256428"/>
-          <w:left w:val="single" w:sz="10" w:space="0" w:color="256428"/>
-          <w:bottom w:val="single" w:sz="10" w:space="0" w:color="256428"/>
-          <w:right w:val="single" w:sz="10" w:space="0" w:color="256428"/>
-          <w:insideH w:val="single" w:sz="10" w:space="0" w:color="256428"/>
-        </w:tblBorders>
-        <w:tblLayout w:type="fixed"/>
-        <w:tblCellMar>
-          <w:top w:w="40" w:type="dxa"/>
-          <w:left w:w="140" w:type="dxa"/>
-          <w:bottom w:w="60" w:type="dxa"/>
-          <w:right w:w="140" w:type="dxa"/>
-        </w:tblCellMar>
-      </w:tblPr>
-      <w:tblGrid>
-        <w:gridCol w:w="9864"/>
-      </w:tblGrid>
-      <w:tr>
-        <w:trPr>
-          <w:cantSplit/>
-        </w:trPr>
-        <w:tc>
-          <w:tcPr>
-            <w:tcW w:w="9864" w:type="dxa"/>
-            <w:shd w:val="clear" w:color="auto" w:fill="256428"/>
-          </w:tcPr>
-          <w:p>
-            <w:pPr>
-              <w:keepNext/>
-              <w:bidi/>
-              <w:spacing w:before="0" w:after="0"/>
-            </w:pPr>
-            <w:r>
-              <w:rPr>
-                <w:b/>
-                <w:bCs/>
-                <w:color w:val="FFFFFF"/>
-                <w:rtl/>
-              </w:rPr>
-              <w:t xml:space="preserve">للتنبيه</w:t>
-            </w:r>
-          </w:p>
-        </w:tc>
-      </w:tr>
-      <w:tr>
-        <w:tc>
-          <w:tcPr>
-            <w:tcW w:w="9864" w:type="dxa"/>
-            <w:shd w:val="clear" w:color="auto" w:fill="F5F8F5"/>
-          </w:tcPr>
-          <w:p>
-            <w:pPr>
-              <w:bidi/>
-            </w:pPr>
-            <w:r>
-              <w:rPr>
-                <w:rtl/>
-              </w:rPr>
-              <w:t xml:space="preserve">هذا الجزء مقرر أساسًا في شعبة الرياضيات؛ تحتاجه الشعب الأخرى عند تكرار تجربة بشكل مستقل (سحب مع الإرجاع مثلًا).</w:t>
-            </w:r>
-          </w:p>
-        </w:tc>
-      </w:tr>
-    </w:tbl>
+    <w:bookmarkStart w:id="37" w:name="نمذجة-وضعية-بتجربة-مرجعية"/>
     <w:p>
       <w:pPr>
+        <w:pStyle w:val="Heading2"/>
         <w:bidi/>
-        <w:spacing w:before="0" w:after="0"/>
       </w:pPr>
+      <w:r>
+        <w:rPr>
+          <w:rStyle w:val="SectionNumber"/>
+          <w:rtl/>
+        </w:rPr>
+        <w:t xml:space="preserve">6.1</w:t>
+      </w:r>
+      <w:r>
+        <w:rPr>
+          <w:rtl/>
+        </w:rPr>
+        <w:tab/>
+      </w:r>
+      <w:r>
+        <w:rPr>
+          <w:rtl/>
+        </w:rPr>
+        <w:t xml:space="preserve">نمذجة وضعية بتجربة مرجعية</w:t>
+      </w:r>
     </w:p>
     <w:tbl>
       <w:tblPr>
@@ -25485,7 +25141,7 @@
                 <w:color w:val="FFFFFF"/>
                 <w:rtl/>
               </w:rPr>
-              <w:t xml:space="preserve">تجربة برنولي وقانون برنولي</w:t>
+              <w:t xml:space="preserve">النمذجة</w:t>
             </w:r>
           </w:p>
         </w:tc>
@@ -25506,19 +25162,19 @@
                 <w:bCs/>
                 <w:rtl/>
               </w:rPr>
-              <w:t xml:space="preserve">تجربة برنولي</w:t>
-            </w:r>
-            <w:r>
-              <w:rPr>
-                <w:rtl/>
-              </w:rPr>
-              <w:t xml:space="preserve"> </w:t>
-            </w:r>
-            <w:r>
-              <w:rPr>
-                <w:rtl/>
-              </w:rPr>
-              <w:t xml:space="preserve">تجربة عشوائية لها مخرجان فقط:</w:t>
+              <w:t xml:space="preserve">نمذجة</w:t>
+            </w:r>
+            <w:r>
+              <w:rPr>
+                <w:rtl/>
+              </w:rPr>
+              <w:t xml:space="preserve"> </w:t>
+            </w:r>
+            <w:r>
+              <w:rPr>
+                <w:rtl/>
+              </w:rPr>
+              <w:t xml:space="preserve">وضعية عشوائية هي تعويضها بتجربة مرجعية بسيطة (سحب كريات من كيس، رمي نرد أو قطعة نقدية) لها</w:t>
             </w:r>
             <w:r>
               <w:rPr>
@@ -25532,492 +25188,342 @@
                 <w:bCs/>
                 <w:rtl/>
               </w:rPr>
-              <w:t xml:space="preserve">نجاح</w:t>
-            </w:r>
-            <w:r>
-              <w:rPr>
-                <w:rtl/>
-              </w:rPr>
-              <w:t xml:space="preserve"> </w:t>
-            </w:r>
-            <m:oMath>
-              <m:r>
-                <m:t>S</m:t>
-              </m:r>
-            </m:oMath>
-            <w:r>
-              <w:rPr>
-                <w:rtl/>
-              </w:rPr>
-              <w:t xml:space="preserve"> </w:t>
-            </w:r>
-            <w:r>
-              <w:rPr>
-                <w:rtl/>
-              </w:rPr>
-              <w:t xml:space="preserve">باحتمال</w:t>
-            </w:r>
-            <w:r>
-              <w:rPr>
-                <w:rtl/>
-              </w:rPr>
-              <w:t xml:space="preserve"> </w:t>
-            </w:r>
-            <m:oMath>
-              <m:r>
-                <m:t>p</m:t>
-              </m:r>
-            </m:oMath>
-            <w:r>
-              <w:rPr>
-                <w:rtl/>
-              </w:rPr>
-              <w:t xml:space="preserve">، و</w:t>
-            </w:r>
+              <w:t xml:space="preserve">نفس الاحتمالات</w:t>
+            </w:r>
+            <w:r>
+              <w:rPr>
+                <w:rtl/>
+              </w:rPr>
+              <w:t xml:space="preserve">، ثم الحساب في هذه التجربة.</w:t>
+            </w:r>
+          </w:p>
+          <w:p>
+            <w:pPr>
+              <w:numPr>
+                <w:ilvl w:val="0"/>
+                <w:numId w:val="1021"/>
+              </w:numPr>
+              <w:bidi/>
+            </w:pPr>
+            <w:r>
+              <w:rPr>
+                <w:rtl/>
+              </w:rPr>
+              <w:t xml:space="preserve">اختيار أشخاص أو قطع «عشوائيًا وفي آن واحد»  </w:t>
+            </w:r>
+            <m:oMath>
+              <m:r>
+                <m:rPr>
+                  <m:sty m:val="p"/>
+                </m:rPr>
+                <m:t>↔</m:t>
+              </m:r>
+            </m:oMath>
+            <w:r>
+              <w:rPr>
+                <w:rtl/>
+              </w:rPr>
+              <w:t xml:space="preserve">  سحب كريات في آن واحد.</w:t>
+            </w:r>
+          </w:p>
+          <w:p>
+            <w:pPr>
+              <w:numPr>
+                <w:ilvl w:val="0"/>
+                <w:numId w:val="1021"/>
+              </w:numPr>
+              <w:bidi/>
+            </w:pPr>
+            <w:r>
+              <w:rPr>
+                <w:rtl/>
+              </w:rPr>
+              <w:t xml:space="preserve">نسبة مئوية معلومة (مثلًا</w:t>
+            </w:r>
+            <w:r>
+              <w:rPr>
+                <w:rtl/>
+              </w:rPr>
+              <w:t xml:space="preserve"> </w:t>
+            </w:r>
+            <m:oMath>
+              <m:r>
+                <m:t>20</m:t>
+              </m:r>
+              <m:r>
+                <m:rPr>
+                  <m:sty m:val="p"/>
+                </m:rPr>
+                <m:t>%</m:t>
+              </m:r>
+            </m:oMath>
+            <w:r>
+              <w:rPr>
+                <w:rtl/>
+              </w:rPr>
+              <w:t xml:space="preserve"> </w:t>
+            </w:r>
+            <w:r>
+              <w:rPr>
+                <w:rtl/>
+              </w:rPr>
+              <w:t xml:space="preserve">معيبة)  </w:t>
+            </w:r>
+            <m:oMath>
+              <m:r>
+                <m:rPr>
+                  <m:sty m:val="p"/>
+                </m:rPr>
+                <m:t>↔</m:t>
+              </m:r>
+            </m:oMath>
+            <w:r>
+              <w:rPr>
+                <w:rtl/>
+              </w:rPr>
+              <w:t xml:space="preserve">  كيس به كريات ملونة بنفس النسبة.</w:t>
+            </w:r>
+          </w:p>
+        </w:tc>
+      </w:tr>
+    </w:tbl>
+    <w:p>
+      <w:pPr>
+        <w:bidi/>
+        <w:spacing w:before="0" w:after="0"/>
+      </w:pPr>
+    </w:p>
+    <w:tbl>
+      <w:tblPr>
+        <w:tblW w:w="9864" w:type="dxa"/>
+        <w:jc w:val="center"/>
+        <w:tblBorders>
+          <w:top w:val="single" w:sz="10" w:space="0" w:color="9F5600"/>
+          <w:left w:val="single" w:sz="10" w:space="0" w:color="9F5600"/>
+          <w:bottom w:val="single" w:sz="10" w:space="0" w:color="9F5600"/>
+          <w:right w:val="single" w:sz="10" w:space="0" w:color="9F5600"/>
+          <w:insideH w:val="single" w:sz="10" w:space="0" w:color="9F5600"/>
+        </w:tblBorders>
+        <w:tblLayout w:type="fixed"/>
+        <w:tblCellMar>
+          <w:top w:w="40" w:type="dxa"/>
+          <w:left w:w="140" w:type="dxa"/>
+          <w:bottom w:w="60" w:type="dxa"/>
+          <w:right w:w="140" w:type="dxa"/>
+        </w:tblCellMar>
+      </w:tblPr>
+      <w:tblGrid>
+        <w:gridCol w:w="9864"/>
+      </w:tblGrid>
+      <w:tr>
+        <w:trPr>
+          <w:cantSplit/>
+        </w:trPr>
+        <w:tc>
+          <w:tcPr>
+            <w:tcW w:w="9864" w:type="dxa"/>
+            <w:shd w:val="clear" w:color="auto" w:fill="9F5600"/>
+          </w:tcPr>
+          <w:p>
+            <w:pPr>
+              <w:keepNext/>
+              <w:bidi/>
+              <w:spacing w:before="0" w:after="0"/>
+            </w:pPr>
             <w:r>
               <w:rPr>
                 <w:b/>
                 <w:bCs/>
-                <w:rtl/>
-              </w:rPr>
-              <w:t xml:space="preserve">فشل</w:t>
-            </w:r>
-            <w:r>
-              <w:rPr>
-                <w:rtl/>
-              </w:rPr>
-              <w:t xml:space="preserve"> </w:t>
-            </w:r>
-            <m:oMath>
-              <m:bar>
-                <m:barPr>
-                  <m:pos m:val="top"/>
-                </m:barPr>
-                <m:e>
-                  <m:r>
-                    <m:t>S</m:t>
-                  </m:r>
-                </m:e>
-              </m:bar>
-            </m:oMath>
-            <w:r>
-              <w:rPr>
-                <w:rtl/>
-              </w:rPr>
-              <w:t xml:space="preserve"> </w:t>
-            </w:r>
-            <w:r>
-              <w:rPr>
-                <w:rtl/>
-              </w:rPr>
-              <w:t xml:space="preserve">باحتمال</w:t>
-            </w:r>
-            <w:r>
-              <w:rPr>
-                <w:rtl/>
-              </w:rPr>
-              <w:t xml:space="preserve"> </w:t>
-            </w:r>
-            <m:oMath>
-              <m:r>
-                <m:t>1</m:t>
-              </m:r>
-              <m:r>
-                <m:rPr>
-                  <m:sty m:val="p"/>
-                </m:rPr>
-                <m:t>−</m:t>
-              </m:r>
-              <m:r>
-                <m:t>p</m:t>
-              </m:r>
-            </m:oMath>
-            <w:r>
-              <w:rPr>
-                <w:rtl/>
-              </w:rPr>
-              <w:t xml:space="preserve">.</w:t>
-            </w:r>
-            <w:r>
-              <w:rPr>
-                <w:rtl/>
-              </w:rPr>
-              <w:t xml:space="preserve"> </w:t>
-            </w:r>
-            <w:r>
-              <w:rPr>
-                <w:rtl/>
-              </w:rPr>
-              <w:t xml:space="preserve">المتغير</w:t>
-            </w:r>
-            <w:r>
-              <w:rPr>
-                <w:rtl/>
-              </w:rPr>
-              <w:t xml:space="preserve"> </w:t>
-            </w:r>
-            <m:oMath>
-              <m:r>
-                <m:t>X</m:t>
-              </m:r>
-            </m:oMath>
-            <w:r>
-              <w:rPr>
-                <w:rtl/>
-              </w:rPr>
-              <w:t xml:space="preserve"> </w:t>
-            </w:r>
-            <w:r>
-              <w:rPr>
-                <w:rtl/>
-              </w:rPr>
-              <w:t xml:space="preserve">الذي يأخذ</w:t>
-            </w:r>
-            <w:r>
-              <w:rPr>
-                <w:rtl/>
-              </w:rPr>
-              <w:t xml:space="preserve"> </w:t>
-            </w:r>
-            <m:oMath>
-              <m:r>
-                <m:t>1</m:t>
-              </m:r>
-            </m:oMath>
-            <w:r>
-              <w:rPr>
-                <w:rtl/>
-              </w:rPr>
-              <w:t xml:space="preserve"> </w:t>
-            </w:r>
-            <w:r>
-              <w:rPr>
-                <w:rtl/>
-              </w:rPr>
-              <w:t xml:space="preserve">عند النجاح و</w:t>
-            </w:r>
-            <m:oMath>
-              <m:r>
-                <m:t>0</m:t>
-              </m:r>
-            </m:oMath>
-            <w:r>
-              <w:rPr>
-                <w:rtl/>
-              </w:rPr>
-              <w:t xml:space="preserve"> </w:t>
-            </w:r>
-            <w:r>
-              <w:rPr>
-                <w:rtl/>
-              </w:rPr>
-              <w:t xml:space="preserve">عند الفشل يتبع</w:t>
-            </w:r>
-            <w:r>
-              <w:rPr>
-                <w:rtl/>
-              </w:rPr>
-              <w:t xml:space="preserve"> </w:t>
-            </w:r>
-            <w:r>
-              <w:rPr>
-                <w:b/>
-                <w:bCs/>
-                <w:rtl/>
-              </w:rPr>
-              <w:t xml:space="preserve">قانون برنولي</w:t>
-            </w:r>
-            <w:r>
-              <w:rPr>
-                <w:rtl/>
-              </w:rPr>
-              <w:t xml:space="preserve"> </w:t>
-            </w:r>
-            <w:r>
-              <w:rPr>
-                <w:rtl/>
-              </w:rPr>
-              <w:t xml:space="preserve">ذا الوسيط</w:t>
-            </w:r>
-            <w:r>
-              <w:rPr>
-                <w:rtl/>
-              </w:rPr>
-              <w:t xml:space="preserve"> </w:t>
-            </w:r>
-            <m:oMath>
-              <m:r>
-                <m:t>p</m:t>
-              </m:r>
-            </m:oMath>
-            <w:r>
-              <w:rPr>
-                <w:rtl/>
-              </w:rPr>
-              <w:t xml:space="preserve">:</w:t>
+                <w:color w:val="FFFFFF"/>
+                <w:rtl/>
+              </w:rPr>
+              <w:t xml:space="preserve">مراقبة الجودة</w:t>
             </w:r>
           </w:p>
-          <w:tbl>
-            <w:tblPr>
-              <w:tblStyle w:val="Table"/>
-              <w:tblW w:w="5475" w:type="dxa"/>
-              <w:jc w:val="center"/>
-              <w:tblBorders>
-                <w:top w:val="single" w:sz="4" w:space="0" w:color="000000"/>
-                <w:left w:val="single" w:sz="4" w:space="0" w:color="000000"/>
-                <w:bottom w:val="single" w:sz="4" w:space="0" w:color="000000"/>
-                <w:right w:val="single" w:sz="4" w:space="0" w:color="000000"/>
-                <w:insideH w:val="single" w:sz="4" w:space="0" w:color="000000"/>
-                <w:insideV w:val="single" w:sz="4" w:space="0" w:color="000000"/>
-              </w:tblBorders>
-              <w:tblLayout w:type="fixed"/>
-              <w:tblLook w:firstRow="1" w:lastRow="0" w:firstColumn="0" w:lastColumn="0" w:noHBand="0" w:noVBand="0" w:val="0020"/>
-            </w:tblPr>
-            <w:tblGrid>
-              <w:gridCol w:w="1535"/>
-              <w:gridCol w:w="1155"/>
-              <w:gridCol w:w="870"/>
-              <w:gridCol w:w="1915"/>
-            </w:tblGrid>
-            <w:tr>
-              <w:trPr>
-                <w:tblHeader w:val="true"/>
-              </w:trPr>
-              <w:tc>
-                <w:tcPr>
-                  <w:tcW w:w="1535" w:type="dxa"/>
-                  <w:shd w:val="clear" w:color="auto" w:fill="E4E7ED"/>
-                </w:tcPr>
-                <w:p>
-                  <w:pPr>
-                    <w:pStyle w:val="Compact"/>
-                    <w:bidi/>
-                    <w:jc w:val="center"/>
-                  </w:pPr>
-                  <w:r>
-                    <w:rPr>
-                      <w:rtl/>
-                    </w:rPr>
-                    <w:t xml:space="preserve"/>
-                  </w:r>
-                  <m:oMath>
-                    <m:sSub>
-                      <m:e>
-                        <m:r>
-                          <m:t>x</m:t>
-                        </m:r>
-                      </m:e>
-                      <m:sub>
-                        <m:r>
-                          <m:t>i</m:t>
-                        </m:r>
-                      </m:sub>
-                    </m:sSub>
-                  </m:oMath>
-                </w:p>
-              </w:tc>
-              <w:tc>
-                <w:tcPr>
-                  <w:tcW w:w="1155" w:type="dxa"/>
-                  <w:shd w:val="clear" w:color="auto" w:fill="E4E7ED"/>
-                </w:tcPr>
-                <w:p>
-                  <w:pPr>
-                    <w:pStyle w:val="Compact"/>
-                    <w:bidi/>
-                    <w:jc w:val="center"/>
-                  </w:pPr>
-                  <m:oMath>
-                    <m:r>
-                      <m:t>0</m:t>
-                    </m:r>
-                  </m:oMath>
-                </w:p>
-              </w:tc>
-              <w:tc>
-                <w:tcPr>
-                  <w:tcW w:w="870" w:type="dxa"/>
-                  <w:shd w:val="clear" w:color="auto" w:fill="E4E7ED"/>
-                </w:tcPr>
-                <w:p>
-                  <w:pPr>
-                    <w:pStyle w:val="Compact"/>
-                    <w:bidi/>
-                    <w:jc w:val="center"/>
-                  </w:pPr>
-                  <m:oMath>
-                    <m:r>
-                      <m:t>1</m:t>
-                    </m:r>
-                  </m:oMath>
-                </w:p>
-              </w:tc>
-              <w:tc>
-                <w:tcPr>
-                  <w:tcW w:w="1915" w:type="dxa"/>
-                  <w:shd w:val="clear" w:color="auto" w:fill="E4E7ED"/>
-                </w:tcPr>
-                <w:p>
-                  <w:pPr>
-                    <w:pStyle w:val="Compact"/>
-                    <w:bidi/>
-                    <w:jc w:val="center"/>
-                  </w:pPr>
-                  <w:r>
-                    <w:rPr>
-                      <w:rtl/>
-                    </w:rPr>
-                    <w:t xml:space="preserve">المجموع</w:t>
-                  </w:r>
-                </w:p>
-              </w:tc>
-            </w:tr>
-            <w:tr>
-              <w:tc>
-                <w:tcPr>
-                  <w:tcW w:w="1535" w:type="dxa"/>
-                </w:tcPr>
-                <w:p>
-                  <w:pPr>
-                    <w:pStyle w:val="Compact"/>
-                    <w:bidi/>
-                    <w:jc w:val="center"/>
-                  </w:pPr>
-                  <m:oMath>
-                    <m:r>
-                      <m:t>P</m:t>
-                    </m:r>
-                    <m:d>
-                      <m:dPr>
-                        <m:begChr m:val="("/>
-                        <m:endChr m:val=")"/>
-                        <m:sepChr m:val=""/>
-                        <m:grow/>
-                      </m:dPr>
-                      <m:e>
-                        <m:r>
-                          <m:t>X</m:t>
-                        </m:r>
-                        <m:r>
-                          <m:rPr>
-                            <m:sty m:val="p"/>
-                          </m:rPr>
-                          <m:t>=</m:t>
-                        </m:r>
-                        <m:sSub>
-                          <m:e>
-                            <m:r>
-                              <m:t>x</m:t>
-                            </m:r>
-                          </m:e>
-                          <m:sub>
-                            <m:r>
-                              <m:t>i</m:t>
-                            </m:r>
-                          </m:sub>
-                        </m:sSub>
-                      </m:e>
-                    </m:d>
-                  </m:oMath>
-                </w:p>
-              </w:tc>
-              <w:tc>
-                <w:tcPr>
-                  <w:tcW w:w="1155" w:type="dxa"/>
-                </w:tcPr>
-                <w:p>
-                  <w:pPr>
-                    <w:pStyle w:val="Compact"/>
-                    <w:bidi/>
-                    <w:jc w:val="center"/>
-                  </w:pPr>
-                  <m:oMath>
-                    <m:r>
-                      <m:t>1</m:t>
-                    </m:r>
-                    <m:r>
-                      <m:rPr>
-                        <m:sty m:val="p"/>
-                      </m:rPr>
-                      <m:t>−</m:t>
-                    </m:r>
-                    <m:r>
-                      <m:t>p</m:t>
-                    </m:r>
-                  </m:oMath>
-                </w:p>
-              </w:tc>
-              <w:tc>
-                <w:tcPr>
-                  <w:tcW w:w="870" w:type="dxa"/>
-                </w:tcPr>
-                <w:p>
-                  <w:pPr>
-                    <w:pStyle w:val="Compact"/>
-                    <w:bidi/>
-                    <w:jc w:val="center"/>
-                  </w:pPr>
-                  <m:oMath>
-                    <m:r>
-                      <m:t>p</m:t>
-                    </m:r>
-                  </m:oMath>
-                </w:p>
-              </w:tc>
-              <w:tc>
-                <w:tcPr>
-                  <w:tcW w:w="1915" w:type="dxa"/>
-                </w:tcPr>
-                <w:p>
-                  <w:pPr>
-                    <w:pStyle w:val="Compact"/>
-                    <w:bidi/>
-                    <w:jc w:val="center"/>
-                  </w:pPr>
-                  <m:oMath>
-                    <m:r>
-                      <m:t>1</m:t>
-                    </m:r>
-                  </m:oMath>
-                </w:p>
-              </w:tc>
-            </w:tr>
-          </w:tbl>
+        </w:tc>
+      </w:tr>
+      <w:tr>
+        <w:tc>
+          <w:tcPr>
+            <w:tcW w:w="9864" w:type="dxa"/>
+            <w:shd w:val="clear" w:color="auto" w:fill="FCF8F2"/>
+          </w:tcPr>
           <w:p>
             <w:pPr>
               <w:bidi/>
-              <w:spacing w:before="120"/>
-              <w:jc w:val="center"/>
             </w:pPr>
             <w:r>
               <w:rPr>
                 <w:rtl/>
               </w:rPr>
-              <w:t xml:space="preserve">  </w:t>
-            </w:r>
-            <w:r>
-              <w:rPr>
-                <w:rtl/>
-              </w:rPr>
-              <w:t xml:space="preserve"> </w:t>
-            </w:r>
-            <m:oMath>
-              <m:r>
-                <m:t>E</m:t>
-              </m:r>
-              <m:d>
-                <m:dPr>
-                  <m:begChr m:val="("/>
-                  <m:endChr m:val=")"/>
-                  <m:sepChr m:val=""/>
-                  <m:grow/>
-                </m:dPr>
+              <w:t xml:space="preserve">علبة بها</w:t>
+            </w:r>
+            <w:r>
+              <w:rPr>
+                <w:rtl/>
+              </w:rPr>
+              <w:t xml:space="preserve"> </w:t>
+            </w:r>
+            <m:oMath>
+              <m:r>
+                <m:t>20</m:t>
+              </m:r>
+            </m:oMath>
+            <w:r>
+              <w:rPr>
+                <w:rtl/>
+              </w:rPr>
+              <w:t xml:space="preserve"> </w:t>
+            </w:r>
+            <w:r>
+              <w:rPr>
+                <w:rtl/>
+              </w:rPr>
+              <w:t xml:space="preserve">مصباحًا منها</w:t>
+            </w:r>
+            <w:r>
+              <w:rPr>
+                <w:rtl/>
+              </w:rPr>
+              <w:t xml:space="preserve"> </w:t>
+            </w:r>
+            <m:oMath>
+              <m:r>
+                <m:t>4</m:t>
+              </m:r>
+            </m:oMath>
+            <w:r>
+              <w:rPr>
+                <w:rtl/>
+              </w:rPr>
+              <w:t xml:space="preserve"> </w:t>
+            </w:r>
+            <w:r>
+              <w:rPr>
+                <w:rtl/>
+              </w:rPr>
+              <w:t xml:space="preserve">معيبة. يأخذ مراقب مصباحين عشوائيًا في آن واحد.</w:t>
+            </w:r>
+            <w:r>
+              <w:rPr>
+                <w:rtl/>
+              </w:rPr>
+              <w:t xml:space="preserve"> </w:t>
+            </w:r>
+            <w:r>
+              <w:rPr>
+                <w:b/>
+                <w:bCs/>
+                <w:rtl/>
+              </w:rPr>
+              <w:t xml:space="preserve">النموذج</w:t>
+            </w:r>
+            <w:r>
+              <w:rPr>
+                <w:rtl/>
+              </w:rPr>
+              <w:t xml:space="preserve">: كيس به</w:t>
+            </w:r>
+            <w:r>
+              <w:rPr>
+                <w:rtl/>
+              </w:rPr>
+              <w:t xml:space="preserve"> </w:t>
+            </w:r>
+            <m:oMath>
+              <m:r>
+                <m:t>4</m:t>
+              </m:r>
+            </m:oMath>
+            <w:r>
+              <w:rPr>
+                <w:rtl/>
+              </w:rPr>
+              <w:t xml:space="preserve"> </w:t>
+            </w:r>
+            <w:r>
+              <w:rPr>
+                <w:rtl/>
+              </w:rPr>
+              <w:t xml:space="preserve">كريات سوداء (معيب) و</w:t>
+            </w:r>
+            <m:oMath>
+              <m:r>
+                <m:t>16</m:t>
+              </m:r>
+            </m:oMath>
+            <w:r>
+              <w:rPr>
+                <w:rtl/>
+              </w:rPr>
+              <w:t xml:space="preserve"> </w:t>
+            </w:r>
+            <w:r>
+              <w:rPr>
+                <w:rtl/>
+              </w:rPr>
+              <w:t xml:space="preserve">بيضاء (سليم)، نسحب منه كريتين في آن واحد:</w:t>
+            </w:r>
+            <w:r>
+              <w:rPr>
+                <w:rtl/>
+              </w:rPr>
+              <w:t xml:space="preserve"> </w:t>
+            </w:r>
+            <m:oMath>
+              <m:r>
+                <m:rPr>
+                  <m:sty m:val="p"/>
+                </m:rPr>
+                <m:t>c</m:t>
+              </m:r>
+              <m:r>
+                <m:rPr>
+                  <m:sty m:val="p"/>
+                </m:rPr>
+                <m:t>a</m:t>
+              </m:r>
+              <m:r>
+                <m:rPr>
+                  <m:sty m:val="p"/>
+                </m:rPr>
+                <m:t>r</m:t>
+              </m:r>
+              <m:r>
+                <m:rPr>
+                  <m:sty m:val="p"/>
+                </m:rPr>
+                <m:t>d</m:t>
+              </m:r>
+              <m:r>
+                <m:t> </m:t>
+              </m:r>
+              <m:r>
+                <m:t>Ω</m:t>
+              </m:r>
+              <m:r>
+                <m:rPr>
+                  <m:sty m:val="p"/>
+                </m:rPr>
+                <m:t>=</m:t>
+              </m:r>
+              <m:sSubSup>
                 <m:e>
                   <m:r>
-                    <m:t>X</m:t>
+                    <m:t>C</m:t>
                   </m:r>
                 </m:e>
-              </m:d>
+                <m:sub>
+                  <m:r>
+                    <m:t>20</m:t>
+                  </m:r>
+                </m:sub>
+                <m:sup>
+                  <m:r>
+                    <m:t>2</m:t>
+                  </m:r>
+                </m:sup>
+              </m:sSubSup>
               <m:r>
                 <m:rPr>
                   <m:sty m:val="p"/>
@@ -26025,81 +25531,402 @@
                 <m:t>=</m:t>
               </m:r>
               <m:r>
-                <m:t>p</m:t>
-              </m:r>
-            </m:oMath>
-            <w:r>
-              <w:rPr>
-                <w:rtl/>
-              </w:rPr>
-              <w:t xml:space="preserve"> </w:t>
-            </w:r>
-            <w:r>
-              <w:rPr>
-                <w:rtl/>
-              </w:rPr>
-              <w:t xml:space="preserve">  و </w:t>
-            </w:r>
-            <w:r>
-              <w:rPr>
-                <w:rtl/>
-              </w:rPr>
-              <w:t xml:space="preserve"> </w:t>
-            </w:r>
-            <m:oMath>
-              <m:r>
-                <m:t>V</m:t>
-              </m:r>
-              <m:d>
-                <m:dPr>
-                  <m:begChr m:val="("/>
-                  <m:endChr m:val=")"/>
-                  <m:sepChr m:val=""/>
-                  <m:grow/>
-                </m:dPr>
+                <m:t>190</m:t>
+              </m:r>
+            </m:oMath>
+            <w:r>
+              <w:rPr>
+                <w:rtl/>
+              </w:rPr>
+              <w:t xml:space="preserve">.</w:t>
+            </w:r>
+          </w:p>
+          <w:p>
+            <w:pPr>
+              <w:numPr>
+                <w:ilvl w:val="0"/>
+                <w:numId w:val="1022"/>
+              </w:numPr>
+              <w:bidi/>
+            </w:pPr>
+            <w:r>
+              <w:rPr>
+                <w:rtl/>
+              </w:rPr>
+              <w:t xml:space="preserve">احتمال ألا يجد أي مصباح معيب:</w:t>
+            </w:r>
+            <w:r>
+              <w:rPr>
+                <w:rtl/>
+              </w:rPr>
+              <w:t xml:space="preserve"> </w:t>
+            </w:r>
+            <m:oMath>
+              <m:f>
+                <m:fPr>
+                  <m:type m:val="bar"/>
+                </m:fPr>
+                <m:num>
+                  <m:sSubSup>
+                    <m:e>
+                      <m:r>
+                        <m:t>C</m:t>
+                      </m:r>
+                    </m:e>
+                    <m:sub>
+                      <m:r>
+                        <m:t>16</m:t>
+                      </m:r>
+                    </m:sub>
+                    <m:sup>
+                      <m:r>
+                        <m:t>2</m:t>
+                      </m:r>
+                    </m:sup>
+                  </m:sSubSup>
+                </m:num>
+                <m:den>
+                  <m:r>
+                    <m:t>190</m:t>
+                  </m:r>
+                </m:den>
+              </m:f>
+              <m:r>
+                <m:rPr>
+                  <m:sty m:val="p"/>
+                </m:rPr>
+                <m:t>=</m:t>
+              </m:r>
+              <m:f>
+                <m:fPr>
+                  <m:type m:val="bar"/>
+                </m:fPr>
+                <m:num>
+                  <m:r>
+                    <m:t>120</m:t>
+                  </m:r>
+                </m:num>
+                <m:den>
+                  <m:r>
+                    <m:t>190</m:t>
+                  </m:r>
+                </m:den>
+              </m:f>
+              <m:r>
+                <m:rPr>
+                  <m:sty m:val="p"/>
+                </m:rPr>
+                <m:t>=</m:t>
+              </m:r>
+              <m:f>
+                <m:fPr>
+                  <m:type m:val="bar"/>
+                </m:fPr>
+                <m:num>
+                  <m:r>
+                    <m:t>12</m:t>
+                  </m:r>
+                </m:num>
+                <m:den>
+                  <m:r>
+                    <m:t>19</m:t>
+                  </m:r>
+                </m:den>
+              </m:f>
+            </m:oMath>
+            <w:r>
+              <w:rPr>
+                <w:rtl/>
+              </w:rPr>
+              <w:t xml:space="preserve">.</w:t>
+            </w:r>
+          </w:p>
+          <w:p>
+            <w:pPr>
+              <w:numPr>
+                <w:ilvl w:val="0"/>
+                <w:numId w:val="1022"/>
+              </w:numPr>
+              <w:bidi/>
+            </w:pPr>
+            <w:r>
+              <w:rPr>
+                <w:rtl/>
+              </w:rPr>
+              <w:t xml:space="preserve">احتمال أن يجد مصباحًا معيبًا على الأقل:</w:t>
+            </w:r>
+            <w:r>
+              <w:rPr>
+                <w:rtl/>
+              </w:rPr>
+              <w:t xml:space="preserve"> </w:t>
+            </w:r>
+            <m:oMath>
+              <m:r>
+                <m:t>1</m:t>
+              </m:r>
+              <m:r>
+                <m:rPr>
+                  <m:sty m:val="p"/>
+                </m:rPr>
+                <m:t>−</m:t>
+              </m:r>
+              <m:f>
+                <m:fPr>
+                  <m:type m:val="bar"/>
+                </m:fPr>
+                <m:num>
+                  <m:r>
+                    <m:t>12</m:t>
+                  </m:r>
+                </m:num>
+                <m:den>
+                  <m:r>
+                    <m:t>19</m:t>
+                  </m:r>
+                </m:den>
+              </m:f>
+              <m:r>
+                <m:rPr>
+                  <m:sty m:val="p"/>
+                </m:rPr>
+                <m:t>=</m:t>
+              </m:r>
+              <m:borderBox>
                 <m:e>
-                  <m:r>
-                    <m:t>X</m:t>
-                  </m:r>
+                  <m:f>
+                    <m:fPr>
+                      <m:type m:val="bar"/>
+                    </m:fPr>
+                    <m:num>
+                      <m:r>
+                        <m:t>7</m:t>
+                      </m:r>
+                    </m:num>
+                    <m:den>
+                      <m:r>
+                        <m:t>19</m:t>
+                      </m:r>
+                    </m:den>
+                  </m:f>
                 </m:e>
-              </m:d>
-              <m:r>
-                <m:rPr>
-                  <m:sty m:val="p"/>
-                </m:rPr>
-                <m:t>=</m:t>
-              </m:r>
-              <m:r>
-                <m:t>p</m:t>
-              </m:r>
-              <m:d>
-                <m:dPr>
-                  <m:begChr m:val="("/>
-                  <m:endChr m:val=")"/>
-                  <m:sepChr m:val=""/>
-                  <m:grow/>
-                </m:dPr>
-                <m:e>
-                  <m:r>
-                    <m:t>1</m:t>
-                  </m:r>
-                  <m:r>
-                    <m:rPr>
-                      <m:sty m:val="p"/>
-                    </m:rPr>
-                    <m:t>−</m:t>
-                  </m:r>
-                  <m:r>
-                    <m:t>p</m:t>
-                  </m:r>
-                </m:e>
-              </m:d>
+              </m:borderBox>
+              <m:r>
+                <m:rPr>
+                  <m:sty m:val="p"/>
+                </m:rPr>
+                <m:t>≈</m:t>
+              </m:r>
+              <m:r>
+                <m:t>0</m:t>
+              </m:r>
+              <m:r>
+                <m:rPr>
+                  <m:sty m:val="p"/>
+                </m:rPr>
+                <m:t>,</m:t>
+              </m:r>
+              <m:r>
+                <m:t>37</m:t>
+              </m:r>
             </m:oMath>
             <w:r>
               <w:rPr>
                 <w:rtl/>
               </w:rPr>
               <w:t xml:space="preserve">.</w:t>
+            </w:r>
+          </w:p>
+        </w:tc>
+      </w:tr>
+    </w:tbl>
+    <w:p>
+      <w:pPr>
+        <w:bidi/>
+        <w:spacing w:before="0" w:after="0"/>
+      </w:pPr>
+    </w:p>
+    <w:bookmarkEnd w:id="37"/>
+    <w:bookmarkStart w:id="38" w:name="Xdb78edf6b71f1d50f1f38bd63f3a1f0958b7506"/>
+    <w:p>
+      <w:pPr>
+        <w:pStyle w:val="Heading2"/>
+        <w:bidi/>
+      </w:pPr>
+      <w:r>
+        <w:rPr>
+          <w:rStyle w:val="SectionNumber"/>
+          <w:rtl/>
+        </w:rPr>
+        <w:t xml:space="preserve">6.2</w:t>
+      </w:r>
+      <w:r>
+        <w:rPr>
+          <w:rtl/>
+        </w:rPr>
+        <w:tab/>
+      </w:r>
+      <w:r>
+        <w:rPr>
+          <w:rtl/>
+        </w:rPr>
+        <w:t xml:space="preserve">المحاكاة وتلاؤم معطيات مع نموذج – شعبة علوم تجريبية</w:t>
+      </w:r>
+    </w:p>
+    <w:tbl>
+      <w:tblPr>
+        <w:tblW w:w="9864" w:type="dxa"/>
+        <w:jc w:val="center"/>
+        <w:tblBorders>
+          <w:top w:val="single" w:sz="10" w:space="0" w:color="193E7D"/>
+          <w:left w:val="single" w:sz="10" w:space="0" w:color="193E7D"/>
+          <w:bottom w:val="single" w:sz="10" w:space="0" w:color="193E7D"/>
+          <w:right w:val="single" w:sz="10" w:space="0" w:color="193E7D"/>
+          <w:insideH w:val="single" w:sz="10" w:space="0" w:color="193E7D"/>
+        </w:tblBorders>
+        <w:tblLayout w:type="fixed"/>
+        <w:tblCellMar>
+          <w:top w:w="40" w:type="dxa"/>
+          <w:left w:w="140" w:type="dxa"/>
+          <w:bottom w:w="60" w:type="dxa"/>
+          <w:right w:w="140" w:type="dxa"/>
+        </w:tblCellMar>
+      </w:tblPr>
+      <w:tblGrid>
+        <w:gridCol w:w="9864"/>
+      </w:tblGrid>
+      <w:tr>
+        <w:trPr>
+          <w:cantSplit/>
+        </w:trPr>
+        <w:tc>
+          <w:tcPr>
+            <w:tcW w:w="9864" w:type="dxa"/>
+            <w:shd w:val="clear" w:color="auto" w:fill="193E7D"/>
+          </w:tcPr>
+          <w:p>
+            <w:pPr>
+              <w:keepNext/>
+              <w:bidi/>
+              <w:spacing w:before="0" w:after="0"/>
+            </w:pPr>
+            <w:r>
+              <w:rPr>
+                <w:b/>
+                <w:bCs/>
+                <w:color w:val="FFFFFF"/>
+                <w:rtl/>
+              </w:rPr>
+              <w:t xml:space="preserve">المحاكاة</w:t>
+            </w:r>
+          </w:p>
+        </w:tc>
+      </w:tr>
+      <w:tr>
+        <w:tc>
+          <w:tcPr>
+            <w:tcW w:w="9864" w:type="dxa"/>
+            <w:shd w:val="clear" w:color="auto" w:fill="F4F6FA"/>
+          </w:tcPr>
+          <w:p>
+            <w:pPr>
+              <w:bidi/>
+            </w:pPr>
+            <w:r>
+              <w:rPr>
+                <w:b/>
+                <w:bCs/>
+                <w:rtl/>
+              </w:rPr>
+              <w:t xml:space="preserve">محاكاة</w:t>
+            </w:r>
+            <w:r>
+              <w:rPr>
+                <w:rtl/>
+              </w:rPr>
+              <w:t xml:space="preserve"> </w:t>
+            </w:r>
+            <w:r>
+              <w:rPr>
+                <w:rtl/>
+              </w:rPr>
+              <w:t xml:space="preserve">تجربة عشوائية هي إنتاج نتائجها بأعداد عشوائية (زر</w:t>
+            </w:r>
+            <w:r>
+              <w:rPr>
+                <w:rtl/>
+              </w:rPr>
+              <w:t xml:space="preserve"> </w:t>
+            </w:r>
+            <w:r>
+              <w:rPr>
+                <w:rStyle w:val="VerbatimChar"/>
+                <w:rtl/>
+              </w:rPr>
+              <w:t xml:space="preserve">‎Ran#</w:t>
+            </w:r>
+            <w:r>
+              <w:rPr>
+                <w:rtl/>
+              </w:rPr>
+              <w:t xml:space="preserve"> </w:t>
+            </w:r>
+            <w:r>
+              <w:rPr>
+                <w:rtl/>
+              </w:rPr>
+              <w:t xml:space="preserve">في الحاسبة، أو الدالة</w:t>
+            </w:r>
+            <w:r>
+              <w:rPr>
+                <w:rtl/>
+              </w:rPr>
+              <w:t xml:space="preserve"> </w:t>
+            </w:r>
+            <w:r>
+              <w:rPr>
+                <w:rStyle w:val="VerbatimChar"/>
+                <w:rtl/>
+              </w:rPr>
+              <w:t xml:space="preserve">‎ALEA.ENTRE.BORNES(1;6)</w:t>
+            </w:r>
+            <w:r>
+              <w:rPr>
+                <w:rtl/>
+              </w:rPr>
+              <w:t xml:space="preserve"> </w:t>
+            </w:r>
+            <w:r>
+              <w:rPr>
+                <w:rtl/>
+              </w:rPr>
+              <w:t xml:space="preserve">في المجدول) بدل إجرائها فعلًا.</w:t>
+            </w:r>
+            <w:r>
+              <w:rPr>
+                <w:rtl/>
+              </w:rPr>
+              <w:t xml:space="preserve"> </w:t>
+            </w:r>
+            <w:r>
+              <w:rPr>
+                <w:rtl/>
+              </w:rPr>
+              <w:t xml:space="preserve">عند تكرار المحاكاة تتذبذب التواترات من سلسلة إلى أخرى (</w:t>
+            </w:r>
+            <w:r>
+              <w:rPr>
+                <w:b/>
+                <w:bCs/>
+                <w:rtl/>
+              </w:rPr>
+              <w:t xml:space="preserve">تذبذب العينات</w:t>
+            </w:r>
+            <w:r>
+              <w:rPr>
+                <w:rtl/>
+              </w:rPr>
+              <w:t xml:space="preserve">)، وتستقر حول الاحتمال كلما كبر عدد التجارب.</w:t>
             </w:r>
           </w:p>
         </w:tc>
@@ -26155,7 +25982,7 @@
                 <w:color w:val="FFFFFF"/>
                 <w:rtl/>
               </w:rPr>
-              <w:t xml:space="preserve">القانون الثنائي</w:t>
+              <w:t xml:space="preserve">تلاؤم معطيات تجربة واقعية مع نموذج متساوي الاحتمال</w:t>
             </w:r>
           </w:p>
         </w:tc>
@@ -26174,7 +26001,30 @@
               <w:rPr>
                 <w:rtl/>
               </w:rPr>
-              <w:t xml:space="preserve">نكرر تجربة برنولي</w:t>
+              <w:t xml:space="preserve">تجربة لها</w:t>
+            </w:r>
+            <w:r>
+              <w:rPr>
+                <w:rtl/>
+              </w:rPr>
+              <w:t xml:space="preserve"> </w:t>
+            </w:r>
+            <m:oMath>
+              <m:r>
+                <m:t>k</m:t>
+              </m:r>
+            </m:oMath>
+            <w:r>
+              <w:rPr>
+                <w:rtl/>
+              </w:rPr>
+              <w:t xml:space="preserve"> </w:t>
+            </w:r>
+            <w:r>
+              <w:rPr>
+                <w:rtl/>
+              </w:rPr>
+              <w:t xml:space="preserve">مخرجًا، أجريناها</w:t>
             </w:r>
             <w:r>
               <w:rPr>
@@ -26197,7 +26047,81 @@
               <w:rPr>
                 <w:rtl/>
               </w:rPr>
-              <w:t xml:space="preserve">مرة بشكل</w:t>
+              <w:t xml:space="preserve">مرة فحصلنا على التواترات</w:t>
+            </w:r>
+            <w:r>
+              <w:rPr>
+                <w:rtl/>
+              </w:rPr>
+              <w:t xml:space="preserve"> </w:t>
+            </w:r>
+            <m:oMath>
+              <m:sSub>
+                <m:e>
+                  <m:r>
+                    <m:t>f</m:t>
+                  </m:r>
+                </m:e>
+                <m:sub>
+                  <m:r>
+                    <m:t>1</m:t>
+                  </m:r>
+                </m:sub>
+              </m:sSub>
+              <m:r>
+                <m:rPr>
+                  <m:sty m:val="p"/>
+                </m:rPr>
+                <m:t>;</m:t>
+              </m:r>
+              <m:sSub>
+                <m:e>
+                  <m:r>
+                    <m:t>f</m:t>
+                  </m:r>
+                </m:e>
+                <m:sub>
+                  <m:r>
+                    <m:t>2</m:t>
+                  </m:r>
+                </m:sub>
+              </m:sSub>
+              <m:r>
+                <m:rPr>
+                  <m:sty m:val="p"/>
+                </m:rPr>
+                <m:t>;</m:t>
+              </m:r>
+              <m:r>
+                <m:rPr>
+                  <m:sty m:val="p"/>
+                </m:rPr>
+                <m:t>…</m:t>
+              </m:r>
+              <m:r>
+                <m:rPr>
+                  <m:sty m:val="p"/>
+                </m:rPr>
+                <m:t>;</m:t>
+              </m:r>
+              <m:sSub>
+                <m:e>
+                  <m:r>
+                    <m:t>f</m:t>
+                  </m:r>
+                </m:e>
+                <m:sub>
+                  <m:r>
+                    <m:t>k</m:t>
+                  </m:r>
+                </m:sub>
+              </m:sSub>
+            </m:oMath>
+            <w:r>
+              <w:rPr>
+                <w:rtl/>
+              </w:rPr>
+              <w:t xml:space="preserve">. لنعرف هل تتلاءم مع</w:t>
             </w:r>
             <w:r>
               <w:rPr>
@@ -26211,629 +26135,660 @@
                 <w:bCs/>
                 <w:rtl/>
               </w:rPr>
-              <w:t xml:space="preserve">مستقل وفي نفس الظروف</w:t>
-            </w:r>
-            <w:r>
-              <w:rPr>
-                <w:rtl/>
-              </w:rPr>
-              <w:t xml:space="preserve"> </w:t>
-            </w:r>
-            <w:r>
-              <w:rPr>
-                <w:rtl/>
-              </w:rPr>
-              <w:t xml:space="preserve">(مخطط برنولي).</w:t>
-            </w:r>
-            <w:r>
-              <w:rPr>
-                <w:rtl/>
-              </w:rPr>
-              <w:t xml:space="preserve"> </w:t>
-            </w:r>
-            <m:oMath>
-              <m:r>
-                <m:t>X</m:t>
-              </m:r>
-            </m:oMath>
-            <w:r>
-              <w:rPr>
-                <w:rtl/>
-              </w:rPr>
-              <w:t xml:space="preserve"> </w:t>
-            </w:r>
-            <w:r>
-              <w:rPr>
-                <w:rtl/>
-              </w:rPr>
-              <w:t xml:space="preserve">عدد النجاحات، قيمه</w:t>
-            </w:r>
-            <w:r>
-              <w:rPr>
-                <w:rtl/>
-              </w:rPr>
-              <w:t xml:space="preserve"> </w:t>
-            </w:r>
-            <m:oMath>
-              <m:r>
-                <m:t>0</m:t>
-              </m:r>
-              <m:r>
-                <m:rPr>
-                  <m:sty m:val="p"/>
-                </m:rPr>
-                <m:t>;</m:t>
-              </m:r>
-              <m:r>
-                <m:t>1</m:t>
-              </m:r>
-              <m:r>
-                <m:rPr>
-                  <m:sty m:val="p"/>
-                </m:rPr>
-                <m:t>;</m:t>
-              </m:r>
-              <m:r>
-                <m:rPr>
-                  <m:sty m:val="p"/>
-                </m:rPr>
-                <m:t>…</m:t>
-              </m:r>
-              <m:r>
-                <m:rPr>
-                  <m:sty m:val="p"/>
-                </m:rPr>
-                <m:t>;</m:t>
-              </m:r>
-              <m:r>
-                <m:t>n</m:t>
-              </m:r>
-            </m:oMath>
-            <w:r>
-              <w:rPr>
-                <w:rtl/>
-              </w:rPr>
-              <w:t xml:space="preserve">.</w:t>
-            </w:r>
-            <w:r>
-              <w:rPr>
-                <w:rtl/>
-              </w:rPr>
-              <w:t xml:space="preserve"> </w:t>
-            </w:r>
-            <w:r>
-              <w:rPr>
-                <w:rtl/>
-              </w:rPr>
-              <w:t xml:space="preserve">نقول إن</w:t>
-            </w:r>
-            <w:r>
-              <w:rPr>
-                <w:rtl/>
-              </w:rPr>
-              <w:t xml:space="preserve"> </w:t>
-            </w:r>
-            <m:oMath>
-              <m:r>
-                <m:t>X</m:t>
-              </m:r>
-            </m:oMath>
-            <w:r>
-              <w:rPr>
-                <w:rtl/>
-              </w:rPr>
-              <w:t xml:space="preserve"> </w:t>
-            </w:r>
-            <w:r>
-              <w:rPr>
-                <w:rtl/>
-              </w:rPr>
-              <w:t xml:space="preserve">يتبع</w:t>
-            </w:r>
-            <w:r>
-              <w:rPr>
-                <w:rtl/>
-              </w:rPr>
-              <w:t xml:space="preserve"> </w:t>
-            </w:r>
-            <w:r>
-              <w:rPr>
-                <w:b/>
-                <w:bCs/>
-                <w:rtl/>
-              </w:rPr>
-              <w:t xml:space="preserve">القانون الثنائي</w:t>
-            </w:r>
-            <w:r>
-              <w:rPr>
-                <w:rtl/>
-              </w:rPr>
-              <w:t xml:space="preserve"> </w:t>
-            </w:r>
-            <w:r>
-              <w:rPr>
-                <w:rtl/>
-              </w:rPr>
-              <w:t xml:space="preserve">ذا الوسيطين</w:t>
-            </w:r>
-            <w:r>
-              <w:rPr>
-                <w:rtl/>
-              </w:rPr>
-              <w:t xml:space="preserve"> </w:t>
-            </w:r>
-            <m:oMath>
-              <m:r>
-                <m:t>n</m:t>
-              </m:r>
-            </m:oMath>
-            <w:r>
-              <w:rPr>
-                <w:rtl/>
-              </w:rPr>
-              <w:t xml:space="preserve"> </w:t>
-            </w:r>
-            <w:r>
-              <w:rPr>
-                <w:rtl/>
-              </w:rPr>
-              <w:t xml:space="preserve">و</w:t>
-            </w:r>
-            <m:oMath>
-              <m:r>
-                <m:t>p</m:t>
-              </m:r>
-            </m:oMath>
-            <w:r>
-              <w:rPr>
-                <w:rtl/>
-              </w:rPr>
-              <w:t xml:space="preserve"> </w:t>
-            </w:r>
-            <w:r>
-              <w:rPr>
-                <w:rtl/>
-              </w:rPr>
-              <w:t xml:space="preserve">ونكتب</w:t>
-            </w:r>
-            <w:r>
-              <w:rPr>
-                <w:rtl/>
-              </w:rPr>
-              <w:t xml:space="preserve"> </w:t>
-            </w:r>
-            <m:oMath>
-              <m:r>
-                <m:t>X</m:t>
-              </m:r>
-              <m:r>
-                <m:rPr>
-                  <m:sty m:val="p"/>
-                </m:rPr>
-                <m:t>∼</m:t>
-              </m:r>
-              <m:r>
-                <m:rPr>
-                  <m:sty m:val="p"/>
-                  <m:scr m:val="script"/>
-                </m:rPr>
-                <m:t>B</m:t>
-              </m:r>
-              <m:d>
-                <m:dPr>
-                  <m:begChr m:val="("/>
-                  <m:endChr m:val=")"/>
-                  <m:sepChr m:val=""/>
-                  <m:grow/>
-                </m:dPr>
+              <w:t xml:space="preserve">النموذج المتساوي الاحتمال</w:t>
+            </w:r>
+            <w:r>
+              <w:rPr>
+                <w:rtl/>
+              </w:rPr>
+              <w:t xml:space="preserve"> </w:t>
+            </w:r>
+            <w:r>
+              <w:rPr>
+                <w:rtl/>
+              </w:rPr>
+              <w:t xml:space="preserve">(كل مخرج احتماله</w:t>
+            </w:r>
+            <w:r>
+              <w:rPr>
+                <w:rtl/>
+              </w:rPr>
+              <w:t xml:space="preserve"> </w:t>
+            </w:r>
+            <m:oMath>
+              <m:f>
+                <m:fPr>
+                  <m:type m:val="bar"/>
+                </m:fPr>
+                <m:num>
+                  <m:r>
+                    <m:t>1</m:t>
+                  </m:r>
+                </m:num>
+                <m:den>
+                  <m:r>
+                    <m:t>k</m:t>
+                  </m:r>
+                </m:den>
+              </m:f>
+            </m:oMath>
+            <w:r>
+              <w:rPr>
+                <w:rtl/>
+              </w:rPr>
+              <w:t xml:space="preserve">):</w:t>
+            </w:r>
+          </w:p>
+          <w:p>
+            <w:pPr>
+              <w:numPr>
+                <w:ilvl w:val="0"/>
+                <w:numId w:val="1023"/>
+              </w:numPr>
+              <w:bidi/>
+            </w:pPr>
+            <w:r>
+              <w:rPr>
+                <w:rtl/>
+              </w:rPr>
+              <w:t xml:space="preserve">نحسب المؤشر:  </w:t>
+            </w:r>
+            <w:r>
+              <w:rPr>
+                <w:rtl/>
+              </w:rPr>
+              <w:t xml:space="preserve"> </w:t>
+            </w:r>
+            <m:oMath>
+              <m:borderBox>
                 <m:e>
-                  <m:r>
-                    <m:t>n</m:t>
-                  </m:r>
+                  <m:sSup>
+                    <m:e>
+                      <m:r>
+                        <m:t>d</m:t>
+                      </m:r>
+                    </m:e>
+                    <m:sup>
+                      <m:r>
+                        <m:t>2</m:t>
+                      </m:r>
+                    </m:sup>
+                  </m:sSup>
                   <m:r>
                     <m:rPr>
                       <m:sty m:val="p"/>
                     </m:rPr>
-                    <m:t>;</m:t>
-                  </m:r>
-                  <m:r>
-                    <m:t>p</m:t>
-                  </m:r>
+                    <m:t>=</m:t>
+                  </m:r>
+                  <m:r>
+                    <m:rPr>
+                      <m:sty m:val="p"/>
+                    </m:rPr>
+                    <m:t>(</m:t>
+                  </m:r>
+                  <m:sSub>
+                    <m:e>
+                      <m:r>
+                        <m:t>f</m:t>
+                      </m:r>
+                    </m:e>
+                    <m:sub>
+                      <m:r>
+                        <m:t>1</m:t>
+                      </m:r>
+                    </m:sub>
+                  </m:sSub>
+                  <m:r>
+                    <m:rPr>
+                      <m:sty m:val="p"/>
+                    </m:rPr>
+                    <m:t>−</m:t>
+                  </m:r>
+                  <m:f>
+                    <m:fPr>
+                      <m:type m:val="bar"/>
+                    </m:fPr>
+                    <m:num>
+                      <m:r>
+                        <m:t>1</m:t>
+                      </m:r>
+                    </m:num>
+                    <m:den>
+                      <m:r>
+                        <m:t>k</m:t>
+                      </m:r>
+                    </m:den>
+                  </m:f>
+                  <m:sSup>
+                    <m:e>
+                      <m:r>
+                        <m:rPr>
+                          <m:sty m:val="p"/>
+                        </m:rPr>
+                        <m:t>)</m:t>
+                      </m:r>
+                    </m:e>
+                    <m:sup>
+                      <m:r>
+                        <m:t>2</m:t>
+                      </m:r>
+                    </m:sup>
+                  </m:sSup>
+                  <m:r>
+                    <m:rPr>
+                      <m:sty m:val="p"/>
+                    </m:rPr>
+                    <m:t>+</m:t>
+                  </m:r>
+                  <m:r>
+                    <m:rPr>
+                      <m:sty m:val="p"/>
+                    </m:rPr>
+                    <m:t>(</m:t>
+                  </m:r>
+                  <m:sSub>
+                    <m:e>
+                      <m:r>
+                        <m:t>f</m:t>
+                      </m:r>
+                    </m:e>
+                    <m:sub>
+                      <m:r>
+                        <m:t>2</m:t>
+                      </m:r>
+                    </m:sub>
+                  </m:sSub>
+                  <m:r>
+                    <m:rPr>
+                      <m:sty m:val="p"/>
+                    </m:rPr>
+                    <m:t>−</m:t>
+                  </m:r>
+                  <m:f>
+                    <m:fPr>
+                      <m:type m:val="bar"/>
+                    </m:fPr>
+                    <m:num>
+                      <m:r>
+                        <m:t>1</m:t>
+                      </m:r>
+                    </m:num>
+                    <m:den>
+                      <m:r>
+                        <m:t>k</m:t>
+                      </m:r>
+                    </m:den>
+                  </m:f>
+                  <m:sSup>
+                    <m:e>
+                      <m:r>
+                        <m:rPr>
+                          <m:sty m:val="p"/>
+                        </m:rPr>
+                        <m:t>)</m:t>
+                      </m:r>
+                    </m:e>
+                    <m:sup>
+                      <m:r>
+                        <m:t>2</m:t>
+                      </m:r>
+                    </m:sup>
+                  </m:sSup>
+                  <m:r>
+                    <m:rPr>
+                      <m:sty m:val="p"/>
+                    </m:rPr>
+                    <m:t>+</m:t>
+                  </m:r>
+                  <m:r>
+                    <m:rPr>
+                      <m:sty m:val="p"/>
+                    </m:rPr>
+                    <m:t>⋯</m:t>
+                  </m:r>
+                  <m:r>
+                    <m:rPr>
+                      <m:sty m:val="p"/>
+                    </m:rPr>
+                    <m:t>+</m:t>
+                  </m:r>
+                  <m:r>
+                    <m:rPr>
+                      <m:sty m:val="p"/>
+                    </m:rPr>
+                    <m:t>(</m:t>
+                  </m:r>
+                  <m:sSub>
+                    <m:e>
+                      <m:r>
+                        <m:t>f</m:t>
+                      </m:r>
+                    </m:e>
+                    <m:sub>
+                      <m:r>
+                        <m:t>k</m:t>
+                      </m:r>
+                    </m:sub>
+                  </m:sSub>
+                  <m:r>
+                    <m:rPr>
+                      <m:sty m:val="p"/>
+                    </m:rPr>
+                    <m:t>−</m:t>
+                  </m:r>
+                  <m:f>
+                    <m:fPr>
+                      <m:type m:val="bar"/>
+                    </m:fPr>
+                    <m:num>
+                      <m:r>
+                        <m:t>1</m:t>
+                      </m:r>
+                    </m:num>
+                    <m:den>
+                      <m:r>
+                        <m:t>k</m:t>
+                      </m:r>
+                    </m:den>
+                  </m:f>
+                  <m:sSup>
+                    <m:e>
+                      <m:r>
+                        <m:rPr>
+                          <m:sty m:val="p"/>
+                        </m:rPr>
+                        <m:t>)</m:t>
+                      </m:r>
+                    </m:e>
+                    <m:sup>
+                      <m:r>
+                        <m:t>2</m:t>
+                      </m:r>
+                    </m:sup>
+                  </m:sSup>
                 </m:e>
-              </m:d>
-            </m:oMath>
-            <w:r>
-              <w:rPr>
-                <w:rtl/>
-              </w:rPr>
-              <w:t xml:space="preserve">:</w:t>
+              </m:borderBox>
+            </m:oMath>
+            <w:r>
+              <w:rPr>
+                <w:rtl/>
+              </w:rPr>
+              <w:t xml:space="preserve">.</w:t>
             </w:r>
           </w:p>
           <w:p>
             <w:pPr>
+              <w:numPr>
+                <w:ilvl w:val="0"/>
+                <w:numId w:val="1023"/>
+              </w:numPr>
               <w:bidi/>
             </w:pPr>
-            <m:oMathPara>
-              <m:oMathParaPr>
-                <m:jc m:val="center"/>
-              </m:oMathParaPr>
-              <m:oMath>
-                <m:borderBox>
-                  <m:e>
-                    <m:r>
-                      <m:t>P</m:t>
-                    </m:r>
-                    <m:d>
-                      <m:dPr>
-                        <m:begChr m:val="("/>
-                        <m:endChr m:val=")"/>
-                        <m:sepChr m:val=""/>
-                        <m:grow/>
-                      </m:dPr>
-                      <m:e>
-                        <m:r>
-                          <m:t>X</m:t>
-                        </m:r>
-                        <m:r>
-                          <m:rPr>
-                            <m:sty m:val="p"/>
-                          </m:rPr>
-                          <m:t>=</m:t>
-                        </m:r>
-                        <m:r>
-                          <m:t>k</m:t>
-                        </m:r>
-                      </m:e>
-                    </m:d>
-                    <m:r>
-                      <m:rPr>
-                        <m:sty m:val="p"/>
-                      </m:rPr>
-                      <m:t>=</m:t>
-                    </m:r>
-                    <m:sSubSup>
-                      <m:e>
-                        <m:r>
-                          <m:t>C</m:t>
-                        </m:r>
-                      </m:e>
-                      <m:sub>
-                        <m:r>
-                          <m:t>n</m:t>
-                        </m:r>
-                      </m:sub>
-                      <m:sup>
-                        <m:r>
-                          <m:t>k</m:t>
-                        </m:r>
-                      </m:sup>
-                    </m:sSubSup>
-                    <m:r>
-                      <m:t> </m:t>
-                    </m:r>
-                    <m:sSup>
-                      <m:e>
-                        <m:r>
-                          <m:t>p</m:t>
-                        </m:r>
-                      </m:e>
-                      <m:sup>
-                        <m:r>
-                          <m:t>k</m:t>
-                        </m:r>
-                      </m:sup>
-                    </m:sSup>
-                    <m:r>
-                      <m:t> </m:t>
-                    </m:r>
-                    <m:sSup>
-                      <m:e>
-                        <m:d>
-                          <m:dPr>
-                            <m:begChr m:val="("/>
-                            <m:endChr m:val=")"/>
-                            <m:sepChr m:val=""/>
-                            <m:grow/>
-                          </m:dPr>
-                          <m:e>
-                            <m:r>
-                              <m:t>1</m:t>
-                            </m:r>
-                            <m:r>
-                              <m:rPr>
-                                <m:sty m:val="p"/>
-                              </m:rPr>
-                              <m:t>−</m:t>
-                            </m:r>
-                            <m:r>
-                              <m:t>p</m:t>
-                            </m:r>
-                          </m:e>
-                        </m:d>
-                      </m:e>
-                      <m:sup>
-                        <m:r>
-                          <m:t>n</m:t>
-                        </m:r>
-                        <m:r>
-                          <m:rPr>
-                            <m:sty m:val="p"/>
-                          </m:rPr>
-                          <m:t>−</m:t>
-                        </m:r>
-                        <m:r>
-                          <m:t>k</m:t>
-                        </m:r>
-                      </m:sup>
-                    </m:sSup>
-                  </m:e>
-                </m:borderBox>
-                <m:r>
-                  <m:t>  </m:t>
-                </m:r>
-                <m:d>
-                  <m:dPr>
-                    <m:begChr m:val="("/>
-                    <m:endChr m:val=")"/>
-                    <m:sepChr m:val=""/>
-                    <m:grow/>
-                  </m:dPr>
-                  <m:e>
-                    <m:r>
-                      <m:t>0</m:t>
-                    </m:r>
-                    <m:r>
-                      <m:rPr>
-                        <m:sty m:val="p"/>
-                      </m:rPr>
-                      <m:t>≤</m:t>
-                    </m:r>
-                    <m:r>
-                      <m:t>k</m:t>
-                    </m:r>
-                    <m:r>
-                      <m:rPr>
-                        <m:sty m:val="p"/>
-                      </m:rPr>
-                      <m:t>≤</m:t>
-                    </m:r>
-                    <m:r>
-                      <m:t>n</m:t>
-                    </m:r>
-                  </m:e>
-                </m:d>
-              </m:oMath>
-            </m:oMathPara>
+            <w:r>
+              <w:rPr>
+                <w:rtl/>
+              </w:rPr>
+              <w:t xml:space="preserve">نحاكي (مثلًا</w:t>
+            </w:r>
+            <w:r>
+              <w:rPr>
+                <w:rtl/>
+              </w:rPr>
+              <w:t xml:space="preserve"> </w:t>
+            </w:r>
+            <m:oMath>
+              <m:r>
+                <m:t>1000</m:t>
+              </m:r>
+            </m:oMath>
+            <w:r>
+              <w:rPr>
+                <w:rtl/>
+              </w:rPr>
+              <w:t xml:space="preserve"> </w:t>
+            </w:r>
+            <w:r>
+              <w:rPr>
+                <w:rtl/>
+              </w:rPr>
+              <w:t xml:space="preserve">مرة) سلسلة من</w:t>
+            </w:r>
+            <w:r>
+              <w:rPr>
+                <w:rtl/>
+              </w:rPr>
+              <w:t xml:space="preserve"> </w:t>
+            </w:r>
+            <m:oMath>
+              <m:r>
+                <m:t>n</m:t>
+              </m:r>
+            </m:oMath>
+            <w:r>
+              <w:rPr>
+                <w:rtl/>
+              </w:rPr>
+              <w:t xml:space="preserve"> </w:t>
+            </w:r>
+            <w:r>
+              <w:rPr>
+                <w:rtl/>
+              </w:rPr>
+              <w:t xml:space="preserve">تجربة وفق النموذج المتساوي، ونحسب</w:t>
+            </w:r>
+            <w:r>
+              <w:rPr>
+                <w:rtl/>
+              </w:rPr>
+              <w:t xml:space="preserve"> </w:t>
+            </w:r>
+            <m:oMath>
+              <m:sSup>
+                <m:e>
+                  <m:r>
+                    <m:t>d</m:t>
+                  </m:r>
+                </m:e>
+                <m:sup>
+                  <m:r>
+                    <m:t>2</m:t>
+                  </m:r>
+                </m:sup>
+              </m:sSup>
+            </m:oMath>
+            <w:r>
+              <w:rPr>
+                <w:rtl/>
+              </w:rPr>
+              <w:t xml:space="preserve"> </w:t>
+            </w:r>
+            <w:r>
+              <w:rPr>
+                <w:rtl/>
+              </w:rPr>
+              <w:t xml:space="preserve">لكل سلسلة، ثم نعيّن</w:t>
+            </w:r>
+            <w:r>
+              <w:rPr>
+                <w:rtl/>
+              </w:rPr>
+              <w:t xml:space="preserve"> </w:t>
+            </w:r>
+            <w:r>
+              <w:rPr>
+                <w:b/>
+                <w:bCs/>
+                <w:rtl/>
+              </w:rPr>
+              <w:t xml:space="preserve">العشير التاسع</w:t>
+            </w:r>
+            <w:r>
+              <w:rPr>
+                <w:rtl/>
+              </w:rPr>
+              <w:t xml:space="preserve"> </w:t>
+            </w:r>
+            <m:oMath>
+              <m:sSub>
+                <m:e>
+                  <m:r>
+                    <m:t>D</m:t>
+                  </m:r>
+                </m:e>
+                <m:sub>
+                  <m:r>
+                    <m:t>9</m:t>
+                  </m:r>
+                </m:sub>
+              </m:sSub>
+            </m:oMath>
+            <w:r>
+              <w:rPr>
+                <w:rtl/>
+              </w:rPr>
+              <w:t xml:space="preserve"> </w:t>
+            </w:r>
+            <w:r>
+              <w:rPr>
+                <w:rtl/>
+              </w:rPr>
+              <w:t xml:space="preserve">لهذه القيم (</w:t>
+            </w:r>
+            <m:oMath>
+              <m:r>
+                <m:t>90</m:t>
+              </m:r>
+              <m:r>
+                <m:rPr>
+                  <m:sty m:val="p"/>
+                </m:rPr>
+                <m:t>%</m:t>
+              </m:r>
+            </m:oMath>
+            <w:r>
+              <w:rPr>
+                <w:rtl/>
+              </w:rPr>
+              <w:t xml:space="preserve"> </w:t>
+            </w:r>
+            <w:r>
+              <w:rPr>
+                <w:rtl/>
+              </w:rPr>
+              <w:t xml:space="preserve">منها أصغر من أو تساوي</w:t>
+            </w:r>
+            <w:r>
+              <w:rPr>
+                <w:rtl/>
+              </w:rPr>
+              <w:t xml:space="preserve"> </w:t>
+            </w:r>
+            <m:oMath>
+              <m:sSub>
+                <m:e>
+                  <m:r>
+                    <m:t>D</m:t>
+                  </m:r>
+                </m:e>
+                <m:sub>
+                  <m:r>
+                    <m:t>9</m:t>
+                  </m:r>
+                </m:sub>
+              </m:sSub>
+            </m:oMath>
+            <w:r>
+              <w:rPr>
+                <w:rtl/>
+              </w:rPr>
+              <w:t xml:space="preserve">).</w:t>
+            </w:r>
           </w:p>
           <w:p>
             <w:pPr>
+              <w:numPr>
+                <w:ilvl w:val="0"/>
+                <w:numId w:val="1023"/>
+              </w:numPr>
               <w:bidi/>
             </w:pPr>
-            <m:oMathPara>
-              <m:oMathParaPr>
-                <m:jc m:val="center"/>
-              </m:oMathParaPr>
-              <m:oMath>
-                <m:borderBox>
-                  <m:e>
-                    <m:r>
-                      <m:t>E</m:t>
-                    </m:r>
-                    <m:d>
-                      <m:dPr>
-                        <m:begChr m:val="("/>
-                        <m:endChr m:val=")"/>
-                        <m:sepChr m:val=""/>
-                        <m:grow/>
-                      </m:dPr>
-                      <m:e>
-                        <m:r>
-                          <m:t>X</m:t>
-                        </m:r>
-                      </m:e>
-                    </m:d>
-                    <m:r>
-                      <m:rPr>
-                        <m:sty m:val="p"/>
-                      </m:rPr>
-                      <m:t>=</m:t>
-                    </m:r>
-                    <m:r>
-                      <m:t>n</m:t>
-                    </m:r>
-                    <m:r>
-                      <m:t>p</m:t>
-                    </m:r>
-                  </m:e>
-                </m:borderBox>
-                <m:r>
-                  <m:t>  </m:t>
-                </m:r>
-                <m:borderBox>
-                  <m:e>
-                    <m:r>
-                      <m:t>V</m:t>
-                    </m:r>
-                    <m:d>
-                      <m:dPr>
-                        <m:begChr m:val="("/>
-                        <m:endChr m:val=")"/>
-                        <m:sepChr m:val=""/>
-                        <m:grow/>
-                      </m:dPr>
-                      <m:e>
-                        <m:r>
-                          <m:t>X</m:t>
-                        </m:r>
-                      </m:e>
-                    </m:d>
-                    <m:r>
-                      <m:rPr>
-                        <m:sty m:val="p"/>
-                      </m:rPr>
-                      <m:t>=</m:t>
-                    </m:r>
-                    <m:r>
-                      <m:t>n</m:t>
-                    </m:r>
-                    <m:r>
-                      <m:t>p</m:t>
-                    </m:r>
-                    <m:d>
-                      <m:dPr>
-                        <m:begChr m:val="("/>
-                        <m:endChr m:val=")"/>
-                        <m:sepChr m:val=""/>
-                        <m:grow/>
-                      </m:dPr>
-                      <m:e>
-                        <m:r>
-                          <m:t>1</m:t>
-                        </m:r>
-                        <m:r>
-                          <m:rPr>
-                            <m:sty m:val="p"/>
-                          </m:rPr>
-                          <m:t>−</m:t>
-                        </m:r>
-                        <m:r>
-                          <m:t>p</m:t>
-                        </m:r>
-                      </m:e>
-                    </m:d>
-                  </m:e>
-                </m:borderBox>
-                <m:r>
-                  <m:t>  </m:t>
-                </m:r>
-                <m:borderBox>
-                  <m:e>
-                    <m:r>
-                      <m:t>σ</m:t>
-                    </m:r>
-                    <m:d>
-                      <m:dPr>
-                        <m:begChr m:val="("/>
-                        <m:endChr m:val=")"/>
-                        <m:sepChr m:val=""/>
-                        <m:grow/>
-                      </m:dPr>
-                      <m:e>
-                        <m:r>
-                          <m:t>X</m:t>
-                        </m:r>
-                      </m:e>
-                    </m:d>
-                    <m:r>
-                      <m:rPr>
-                        <m:sty m:val="p"/>
-                      </m:rPr>
-                      <m:t>=</m:t>
-                    </m:r>
-                    <m:rad>
-                      <m:radPr>
-                        <m:degHide m:val="on"/>
-                      </m:radPr>
-                      <m:deg/>
-                      <m:e>
-                        <m:r>
-                          <m:t>n</m:t>
-                        </m:r>
-                        <m:r>
-                          <m:t>p</m:t>
-                        </m:r>
-                        <m:d>
-                          <m:dPr>
-                            <m:begChr m:val="("/>
-                            <m:endChr m:val=")"/>
-                            <m:sepChr m:val=""/>
-                            <m:grow/>
-                          </m:dPr>
-                          <m:e>
-                            <m:r>
-                              <m:t>1</m:t>
-                            </m:r>
-                            <m:r>
-                              <m:rPr>
-                                <m:sty m:val="p"/>
-                              </m:rPr>
-                              <m:t>−</m:t>
-                            </m:r>
-                            <m:r>
-                              <m:t>p</m:t>
-                            </m:r>
-                          </m:e>
-                        </m:d>
-                      </m:e>
-                    </m:rad>
-                  </m:e>
-                </m:borderBox>
-              </m:oMath>
-            </m:oMathPara>
-          </w:p>
-          <w:p>
-            <w:pPr>
-              <w:bidi/>
-            </w:pPr>
-            <w:r>
-              <w:rPr>
-                <w:rtl/>
-              </w:rPr>
-              <w:t xml:space="preserve">(</w:t>
-            </w:r>
-            <m:oMath>
-              <m:sSubSup>
+            <w:r>
+              <w:rPr>
+                <w:rtl/>
+              </w:rPr>
+              <w:t xml:space="preserve">القرار: إذا كان</w:t>
+            </w:r>
+            <w:r>
+              <w:rPr>
+                <w:rtl/>
+              </w:rPr>
+              <w:t xml:space="preserve"> </w:t>
+            </w:r>
+            <m:oMath>
+              <m:sSup>
                 <m:e>
                   <m:r>
-                    <m:t>C</m:t>
+                    <m:t>d</m:t>
+                  </m:r>
+                </m:e>
+                <m:sup>
+                  <m:r>
+                    <m:t>2</m:t>
+                  </m:r>
+                </m:sup>
+              </m:sSup>
+              <m:r>
+                <m:rPr>
+                  <m:sty m:val="p"/>
+                </m:rPr>
+                <m:t>≤</m:t>
+              </m:r>
+              <m:sSub>
+                <m:e>
+                  <m:r>
+                    <m:t>D</m:t>
                   </m:r>
                 </m:e>
                 <m:sub>
                   <m:r>
-                    <m:t>n</m:t>
+                    <m:t>9</m:t>
                   </m:r>
                 </m:sub>
+              </m:sSub>
+            </m:oMath>
+            <w:r>
+              <w:rPr>
+                <w:rtl/>
+              </w:rPr>
+              <w:t xml:space="preserve"> </w:t>
+            </w:r>
+            <w:r>
+              <w:rPr>
+                <w:rtl/>
+              </w:rPr>
+              <w:t xml:space="preserve">نقول إن المعطيات</w:t>
+            </w:r>
+            <w:r>
+              <w:rPr>
+                <w:rtl/>
+              </w:rPr>
+              <w:t xml:space="preserve"> </w:t>
+            </w:r>
+            <w:r>
+              <w:rPr>
+                <w:b/>
+                <w:bCs/>
+                <w:rtl/>
+              </w:rPr>
+              <w:t xml:space="preserve">ملائمة</w:t>
+            </w:r>
+            <w:r>
+              <w:rPr>
+                <w:rtl/>
+              </w:rPr>
+              <w:t xml:space="preserve"> </w:t>
+            </w:r>
+            <w:r>
+              <w:rPr>
+                <w:rtl/>
+              </w:rPr>
+              <w:t xml:space="preserve">للنموذج المتساوي (بخطر</w:t>
+            </w:r>
+            <w:r>
+              <w:rPr>
+                <w:rtl/>
+              </w:rPr>
+              <w:t xml:space="preserve"> </w:t>
+            </w:r>
+            <m:oMath>
+              <m:r>
+                <m:t>10</m:t>
+              </m:r>
+              <m:r>
+                <m:rPr>
+                  <m:sty m:val="p"/>
+                </m:rPr>
+                <m:t>%</m:t>
+              </m:r>
+            </m:oMath>
+            <w:r>
+              <w:rPr>
+                <w:rtl/>
+              </w:rPr>
+              <w:t xml:space="preserve">)، وإذا كان</w:t>
+            </w:r>
+            <w:r>
+              <w:rPr>
+                <w:rtl/>
+              </w:rPr>
+              <w:t xml:space="preserve"> </w:t>
+            </w:r>
+            <m:oMath>
+              <m:sSup>
+                <m:e>
+                  <m:r>
+                    <m:t>d</m:t>
+                  </m:r>
+                </m:e>
                 <m:sup>
                   <m:r>
-                    <m:t>k</m:t>
+                    <m:t>2</m:t>
                   </m:r>
                 </m:sup>
-              </m:sSubSup>
-            </m:oMath>
-            <w:r>
-              <w:rPr>
-                <w:rtl/>
-              </w:rPr>
-              <w:t xml:space="preserve"> </w:t>
-            </w:r>
-            <w:r>
-              <w:rPr>
-                <w:rtl/>
-              </w:rPr>
-              <w:t xml:space="preserve">هو عدد المسارات في الشجرة التي تحوي</w:t>
-            </w:r>
-            <w:r>
-              <w:rPr>
-                <w:rtl/>
-              </w:rPr>
-              <w:t xml:space="preserve"> </w:t>
-            </w:r>
-            <m:oMath>
-              <m:r>
-                <m:t>k</m:t>
-              </m:r>
-            </m:oMath>
-            <w:r>
-              <w:rPr>
-                <w:rtl/>
-              </w:rPr>
-              <w:t xml:space="preserve"> </w:t>
-            </w:r>
-            <w:r>
-              <w:rPr>
-                <w:rtl/>
-              </w:rPr>
-              <w:t xml:space="preserve">نجاحًا بالضبط.)</w:t>
+              </m:sSup>
+              <m:r>
+                <m:rPr>
+                  <m:sty m:val="p"/>
+                </m:rPr>
+                <m:t>&gt;</m:t>
+              </m:r>
+              <m:sSub>
+                <m:e>
+                  <m:r>
+                    <m:t>D</m:t>
+                  </m:r>
+                </m:e>
+                <m:sub>
+                  <m:r>
+                    <m:t>9</m:t>
+                  </m:r>
+                </m:sub>
+              </m:sSub>
+            </m:oMath>
+            <w:r>
+              <w:rPr>
+                <w:rtl/>
+              </w:rPr>
+              <w:t xml:space="preserve"> </w:t>
+            </w:r>
+            <w:r>
+              <w:rPr>
+                <w:rtl/>
+              </w:rPr>
+              <w:t xml:space="preserve">نرفض النموذج بخطر</w:t>
+            </w:r>
+            <w:r>
+              <w:rPr>
+                <w:rtl/>
+              </w:rPr>
+              <w:t xml:space="preserve"> </w:t>
+            </w:r>
+            <m:oMath>
+              <m:r>
+                <m:t>10</m:t>
+              </m:r>
+              <m:r>
+                <m:rPr>
+                  <m:sty m:val="p"/>
+                </m:rPr>
+                <m:t>%</m:t>
+              </m:r>
+            </m:oMath>
+            <w:r>
+              <w:rPr>
+                <w:rtl/>
+              </w:rPr>
+              <w:t xml:space="preserve">.</w:t>
             </w:r>
           </w:p>
         </w:tc>
@@ -26889,112 +26844,8 @@
                 <w:color w:val="FFFFFF"/>
                 <w:rtl/>
               </w:rPr>
-              <w:t xml:space="preserve">شجرة مخطط برنولي:</w:t>
-            </w:r>
-            <w:r>
-              <w:rPr>
-                <w:b/>
-                <w:bCs/>
-                <w:color w:val="FFFFFF"/>
-                <w:rtl/>
-              </w:rPr>
-              <w:t xml:space="preserve"> </w:t>
-            </w:r>
-            <m:oMath>
-              <m:r>
-                <w:rPr>
-                  <w:b/>
-                  <w:bCs/>
-                  <w:color w:val="FFFFFF"/>
-                </w:rPr>
-                <m:t>n</m:t>
-              </m:r>
-              <m:r>
-                <m:rPr>
-                  <m:sty m:val="p"/>
-                </m:rPr>
-                <w:rPr>
-                  <w:b/>
-                  <w:bCs/>
-                  <w:color w:val="FFFFFF"/>
-                </w:rPr>
-                <m:t>=</m:t>
-              </m:r>
-              <m:r>
-                <w:rPr>
-                  <w:b/>
-                  <w:bCs/>
-                  <w:color w:val="FFFFFF"/>
-                </w:rPr>
-                <m:t>3</m:t>
-              </m:r>
-            </m:oMath>
-            <w:r>
-              <w:rPr>
-                <w:b/>
-                <w:bCs/>
-                <w:color w:val="FFFFFF"/>
-                <w:rtl/>
-              </w:rPr>
-              <w:t xml:space="preserve"> </w:t>
-            </w:r>
-            <w:r>
-              <w:rPr>
-                <w:b/>
-                <w:bCs/>
-                <w:color w:val="FFFFFF"/>
-                <w:rtl/>
-              </w:rPr>
-              <w:t xml:space="preserve">و</w:t>
-            </w:r>
-            <m:oMath>
-              <m:r>
-                <w:rPr>
-                  <w:b/>
-                  <w:bCs/>
-                  <w:color w:val="FFFFFF"/>
-                </w:rPr>
-                <m:t>p</m:t>
-              </m:r>
-              <m:r>
-                <m:rPr>
-                  <m:sty m:val="p"/>
-                </m:rPr>
-                <w:rPr>
-                  <w:b/>
-                  <w:bCs/>
-                  <w:color w:val="FFFFFF"/>
-                </w:rPr>
-                <m:t>=</m:t>
-              </m:r>
-              <m:r>
-                <w:rPr>
-                  <w:b/>
-                  <w:bCs/>
-                  <w:color w:val="FFFFFF"/>
-                </w:rPr>
-                <m:t>0</m:t>
-              </m:r>
-              <m:r>
-                <m:rPr>
-                  <m:sty m:val="p"/>
-                </m:rPr>
-                <w:rPr>
-                  <w:b/>
-                  <w:bCs/>
-                  <w:color w:val="FFFFFF"/>
-                </w:rPr>
-                <m:t>,</m:t>
-              </m:r>
-              <m:r>
-                <w:rPr>
-                  <w:b/>
-                  <w:bCs/>
-                  <w:color w:val="FFFFFF"/>
-                </w:rPr>
-                <m:t>3</m:t>
-              </m:r>
-            </m:oMath>
+              <w:t xml:space="preserve">هل النرد متوازن؟</w:t>
+            </w:r>
           </w:p>
         </w:tc>
       </w:tr>
@@ -27007,92 +26858,41 @@
           <w:p>
             <w:pPr>
               <w:bidi/>
-              <w:jc w:val="center"/>
             </w:pPr>
             <w:r>
               <w:rPr>
                 <w:rtl/>
               </w:rPr>
-              <w:drawing>
-                <wp:inline>
-                  <wp:extent cx="5029200" cy="4233672"/>
-                  <wp:docPr id="4" name="Picture 4"/>
-                  <wp:cNvGraphicFramePr>
-                    <a:graphicFrameLocks noChangeAspect="1"/>
-                  </wp:cNvGraphicFramePr>
-                  <a:graphic>
-                    <a:graphicData uri="http://schemas.openxmlformats.org/drawingml/2006/picture">
-                      <pic:pic>
-                        <pic:nvPicPr>
-                          <pic:cNvPr id="0" name="cca457a471b16876.png"/>
-                          <pic:cNvPicPr/>
-                        </pic:nvPicPr>
-                        <pic:blipFill>
-                          <a:blip r:embed="rId12"/>
-                          <a:stretch>
-                            <a:fillRect/>
-                          </a:stretch>
-                        </pic:blipFill>
-                        <pic:spPr>
-                          <a:xfrm>
-                            <a:off x="0" y="0"/>
-                            <a:ext cx="5029200" cy="4233672"/>
-                          </a:xfrm>
-                          <a:prstGeom prst="rect"/>
-                        </pic:spPr>
-                      </pic:pic>
-                    </a:graphicData>
-                  </a:graphic>
-                </wp:inline>
-              </w:drawing>
-            </w:r>
-          </w:p>
-          <w:p>
-            <w:pPr>
-              <w:bidi/>
-            </w:pPr>
-            <w:r>
-              <w:rPr>
-                <w:rtl/>
-              </w:rPr>
-              <w:t xml:space="preserve">بجمع المسارات حسب عدد النجاحات (عدد المسارات</w:t>
-            </w:r>
-            <w:r>
-              <w:rPr>
-                <w:rtl/>
-              </w:rPr>
-              <w:t xml:space="preserve"> </w:t>
-            </w:r>
-            <m:oMath>
-              <m:sSubSup>
-                <m:e>
-                  <m:r>
-                    <m:t>C</m:t>
-                  </m:r>
-                </m:e>
-                <m:sub>
-                  <m:r>
-                    <m:t>3</m:t>
-                  </m:r>
-                </m:sub>
-                <m:sup>
-                  <m:r>
-                    <m:t>k</m:t>
-                  </m:r>
-                </m:sup>
-              </m:sSubSup>
-            </m:oMath>
-            <w:r>
-              <w:rPr>
-                <w:rtl/>
-              </w:rPr>
-              <w:t xml:space="preserve">):</w:t>
+              <w:t xml:space="preserve">رمينا نردًا</w:t>
+            </w:r>
+            <w:r>
+              <w:rPr>
+                <w:rtl/>
+              </w:rPr>
+              <w:t xml:space="preserve"> </w:t>
+            </w:r>
+            <m:oMath>
+              <m:r>
+                <m:t>120</m:t>
+              </m:r>
+            </m:oMath>
+            <w:r>
+              <w:rPr>
+                <w:rtl/>
+              </w:rPr>
+              <w:t xml:space="preserve"> </w:t>
+            </w:r>
+            <w:r>
+              <w:rPr>
+                <w:rtl/>
+              </w:rPr>
+              <w:t xml:space="preserve">مرة فحصلنا على:</w:t>
             </w:r>
           </w:p>
           <w:tbl>
             <w:tblPr>
               <w:tblStyle w:val="Table"/>
-              <w:tblW w:w="9400" w:type="dxa"/>
+              <w:tblW w:w="9518" w:type="dxa"/>
               <w:jc w:val="center"/>
               <w:tblBorders>
                 <w:top w:val="single" w:sz="4" w:space="0" w:color="000000"/>
@@ -27106,12 +26906,14 @@
               <w:tblLook w:firstRow="1" w:lastRow="0" w:firstColumn="0" w:lastColumn="0" w:noHBand="0" w:noVBand="0" w:val="0020"/>
             </w:tblPr>
             <w:tblGrid>
-              <w:gridCol w:w="1345"/>
-              <w:gridCol w:w="1535"/>
-              <w:gridCol w:w="1535"/>
-              <w:gridCol w:w="1535"/>
-              <w:gridCol w:w="1535"/>
-              <w:gridCol w:w="1915"/>
+              <w:gridCol w:w="2043"/>
+              <w:gridCol w:w="936"/>
+              <w:gridCol w:w="936"/>
+              <w:gridCol w:w="936"/>
+              <w:gridCol w:w="936"/>
+              <w:gridCol w:w="936"/>
+              <w:gridCol w:w="936"/>
+              <w:gridCol w:w="1859"/>
             </w:tblGrid>
             <w:tr>
               <w:trPr>
@@ -27119,7 +26921,7 @@
               </w:trPr>
               <w:tc>
                 <w:tcPr>
-                  <w:tcW w:w="1345" w:type="dxa"/>
+                  <w:tcW w:w="2043" w:type="dxa"/>
                   <w:shd w:val="clear" w:color="auto" w:fill="E4E7ED"/>
                 </w:tcPr>
                 <w:p>
@@ -27132,18 +26934,13 @@
                     <w:rPr>
                       <w:rtl/>
                     </w:rPr>
-                    <w:t xml:space="preserve"/>
+                    <w:t xml:space="preserve">الوجه</w:t>
                   </w:r>
-                  <m:oMath>
-                    <m:r>
-                      <m:t>k</m:t>
-                    </m:r>
-                  </m:oMath>
                 </w:p>
               </w:tc>
               <w:tc>
                 <w:tcPr>
-                  <w:tcW w:w="1535" w:type="dxa"/>
+                  <w:tcW w:w="936" w:type="dxa"/>
                   <w:shd w:val="clear" w:color="auto" w:fill="E4E7ED"/>
                 </w:tcPr>
                 <w:p>
@@ -27154,14 +26951,14 @@
                   </w:pPr>
                   <m:oMath>
                     <m:r>
-                      <m:t>0</m:t>
+                      <m:t>1</m:t>
                     </m:r>
                   </m:oMath>
                 </w:p>
               </w:tc>
               <w:tc>
                 <w:tcPr>
-                  <w:tcW w:w="1535" w:type="dxa"/>
+                  <w:tcW w:w="936" w:type="dxa"/>
                   <w:shd w:val="clear" w:color="auto" w:fill="E4E7ED"/>
                 </w:tcPr>
                 <w:p>
@@ -27172,14 +26969,14 @@
                   </w:pPr>
                   <m:oMath>
                     <m:r>
-                      <m:t>1</m:t>
+                      <m:t>2</m:t>
                     </m:r>
                   </m:oMath>
                 </w:p>
               </w:tc>
               <w:tc>
                 <w:tcPr>
-                  <w:tcW w:w="1535" w:type="dxa"/>
+                  <w:tcW w:w="936" w:type="dxa"/>
                   <w:shd w:val="clear" w:color="auto" w:fill="E4E7ED"/>
                 </w:tcPr>
                 <w:p>
@@ -27190,14 +26987,14 @@
                   </w:pPr>
                   <m:oMath>
                     <m:r>
-                      <m:t>2</m:t>
+                      <m:t>3</m:t>
                     </m:r>
                   </m:oMath>
                 </w:p>
               </w:tc>
               <w:tc>
                 <w:tcPr>
-                  <w:tcW w:w="1535" w:type="dxa"/>
+                  <w:tcW w:w="936" w:type="dxa"/>
                   <w:shd w:val="clear" w:color="auto" w:fill="E4E7ED"/>
                 </w:tcPr>
                 <w:p>
@@ -27208,14 +27005,50 @@
                   </w:pPr>
                   <m:oMath>
                     <m:r>
-                      <m:t>3</m:t>
+                      <m:t>4</m:t>
                     </m:r>
                   </m:oMath>
                 </w:p>
               </w:tc>
               <w:tc>
                 <w:tcPr>
-                  <w:tcW w:w="1915" w:type="dxa"/>
+                  <w:tcW w:w="936" w:type="dxa"/>
+                  <w:shd w:val="clear" w:color="auto" w:fill="E4E7ED"/>
+                </w:tcPr>
+                <w:p>
+                  <w:pPr>
+                    <w:pStyle w:val="Compact"/>
+                    <w:bidi/>
+                    <w:jc w:val="center"/>
+                  </w:pPr>
+                  <m:oMath>
+                    <m:r>
+                      <m:t>5</m:t>
+                    </m:r>
+                  </m:oMath>
+                </w:p>
+              </w:tc>
+              <w:tc>
+                <w:tcPr>
+                  <w:tcW w:w="936" w:type="dxa"/>
+                  <w:shd w:val="clear" w:color="auto" w:fill="E4E7ED"/>
+                </w:tcPr>
+                <w:p>
+                  <w:pPr>
+                    <w:pStyle w:val="Compact"/>
+                    <w:bidi/>
+                    <w:jc w:val="center"/>
+                  </w:pPr>
+                  <m:oMath>
+                    <m:r>
+                      <m:t>6</m:t>
+                    </m:r>
+                  </m:oMath>
+                </w:p>
+              </w:tc>
+              <w:tc>
+                <w:tcPr>
+                  <w:tcW w:w="1859" w:type="dxa"/>
                   <w:shd w:val="clear" w:color="auto" w:fill="E4E7ED"/>
                 </w:tcPr>
                 <w:p>
@@ -27236,7 +27069,45 @@
             <w:tr>
               <w:tc>
                 <w:tcPr>
-                  <w:tcW w:w="1345" w:type="dxa"/>
+                  <w:tcW w:w="2043" w:type="dxa"/>
+                </w:tcPr>
+                <w:p>
+                  <w:pPr>
+                    <w:pStyle w:val="Compact"/>
+                    <w:bidi/>
+                    <w:jc w:val="center"/>
+                  </w:pPr>
+                  <w:r>
+                    <w:rPr>
+                      <w:rtl/>
+                    </w:rPr>
+                    <w:t xml:space="preserve">العدد</w:t>
+                  </w:r>
+                  <w:r>
+                    <w:rPr>
+                      <w:rtl/>
+                    </w:rPr>
+                    <w:t xml:space="preserve"> </w:t>
+                  </w:r>
+                  <m:oMath>
+                    <m:sSub>
+                      <m:e>
+                        <m:r>
+                          <m:t>n</m:t>
+                        </m:r>
+                      </m:e>
+                      <m:sub>
+                        <m:r>
+                          <m:t>i</m:t>
+                        </m:r>
+                      </m:sub>
+                    </m:sSub>
+                  </m:oMath>
+                </w:p>
+              </w:tc>
+              <w:tc>
+                <w:tcPr>
+                  <w:tcW w:w="936" w:type="dxa"/>
                 </w:tcPr>
                 <w:p>
                   <w:pPr>
@@ -27246,36 +27117,14 @@
                   </w:pPr>
                   <m:oMath>
                     <m:r>
-                      <m:t>P</m:t>
-                    </m:r>
-                    <m:d>
-                      <m:dPr>
-                        <m:begChr m:val="("/>
-                        <m:endChr m:val=")"/>
-                        <m:sepChr m:val=""/>
-                        <m:grow/>
-                      </m:dPr>
-                      <m:e>
-                        <m:r>
-                          <m:t>X</m:t>
-                        </m:r>
-                        <m:r>
-                          <m:rPr>
-                            <m:sty m:val="p"/>
-                          </m:rPr>
-                          <m:t>=</m:t>
-                        </m:r>
-                        <m:r>
-                          <m:t>k</m:t>
-                        </m:r>
-                      </m:e>
-                    </m:d>
+                      <m:t>15</m:t>
+                    </m:r>
                   </m:oMath>
                 </w:p>
               </w:tc>
               <w:tc>
                 <w:tcPr>
-                  <w:tcW w:w="1535" w:type="dxa"/>
+                  <w:tcW w:w="936" w:type="dxa"/>
                 </w:tcPr>
                 <w:p>
                   <w:pPr>
@@ -27285,23 +27134,14 @@
                   </w:pPr>
                   <m:oMath>
                     <m:r>
-                      <m:t>0</m:t>
-                    </m:r>
-                    <m:r>
-                      <m:rPr>
-                        <m:sty m:val="p"/>
-                      </m:rPr>
-                      <m:t>,</m:t>
-                    </m:r>
-                    <m:r>
-                      <m:t>343</m:t>
+                      <m:t>22</m:t>
                     </m:r>
                   </m:oMath>
                 </w:p>
               </w:tc>
               <w:tc>
                 <w:tcPr>
-                  <w:tcW w:w="1535" w:type="dxa"/>
+                  <w:tcW w:w="936" w:type="dxa"/>
                 </w:tcPr>
                 <w:p>
                   <w:pPr>
@@ -27311,23 +27151,14 @@
                   </w:pPr>
                   <m:oMath>
                     <m:r>
-                      <m:t>0</m:t>
-                    </m:r>
-                    <m:r>
-                      <m:rPr>
-                        <m:sty m:val="p"/>
-                      </m:rPr>
-                      <m:t>,</m:t>
-                    </m:r>
-                    <m:r>
-                      <m:t>441</m:t>
+                      <m:t>18</m:t>
                     </m:r>
                   </m:oMath>
                 </w:p>
               </w:tc>
               <w:tc>
                 <w:tcPr>
-                  <w:tcW w:w="1535" w:type="dxa"/>
+                  <w:tcW w:w="936" w:type="dxa"/>
                 </w:tcPr>
                 <w:p>
                   <w:pPr>
@@ -27337,23 +27168,14 @@
                   </w:pPr>
                   <m:oMath>
                     <m:r>
-                      <m:t>0</m:t>
-                    </m:r>
-                    <m:r>
-                      <m:rPr>
-                        <m:sty m:val="p"/>
-                      </m:rPr>
-                      <m:t>,</m:t>
-                    </m:r>
-                    <m:r>
-                      <m:t>189</m:t>
+                      <m:t>25</m:t>
                     </m:r>
                   </m:oMath>
                 </w:p>
               </w:tc>
               <w:tc>
                 <w:tcPr>
-                  <w:tcW w:w="1535" w:type="dxa"/>
+                  <w:tcW w:w="936" w:type="dxa"/>
                 </w:tcPr>
                 <w:p>
                   <w:pPr>
@@ -27363,23 +27185,14 @@
                   </w:pPr>
                   <m:oMath>
                     <m:r>
-                      <m:t>0</m:t>
-                    </m:r>
-                    <m:r>
-                      <m:rPr>
-                        <m:sty m:val="p"/>
-                      </m:rPr>
-                      <m:t>,</m:t>
-                    </m:r>
-                    <m:r>
-                      <m:t>027</m:t>
+                      <m:t>19</m:t>
                     </m:r>
                   </m:oMath>
                 </w:p>
               </w:tc>
               <w:tc>
                 <w:tcPr>
-                  <w:tcW w:w="1915" w:type="dxa"/>
+                  <w:tcW w:w="936" w:type="dxa"/>
                 </w:tcPr>
                 <w:p>
                   <w:pPr>
@@ -27389,7 +27202,24 @@
                   </w:pPr>
                   <m:oMath>
                     <m:r>
-                      <m:t>1</m:t>
+                      <m:t>21</m:t>
+                    </m:r>
+                  </m:oMath>
+                </w:p>
+              </w:tc>
+              <w:tc>
+                <w:tcPr>
+                  <w:tcW w:w="1859" w:type="dxa"/>
+                </w:tcPr>
+                <w:p>
+                  <w:pPr>
+                    <w:pStyle w:val="Compact"/>
+                    <w:bidi/>
+                    <w:jc w:val="center"/>
+                  </w:pPr>
+                  <m:oMath>
+                    <m:r>
+                      <m:t>120</m:t>
                     </m:r>
                   </m:oMath>
                 </w:p>
@@ -27398,10 +27228,6 @@
           </w:tbl>
           <w:p>
             <w:pPr>
-              <w:numPr>
-                <w:ilvl w:val="0"/>
-                <w:numId w:val="1022"/>
-              </w:numPr>
               <w:bidi/>
               <w:spacing w:before="120"/>
             </w:pPr>
@@ -27409,559 +27235,15 @@
               <w:rPr>
                 <w:rtl/>
               </w:rPr>
-              <w:t xml:space="preserve">مثلًا:</w:t>
-            </w:r>
-            <w:r>
-              <w:rPr>
-                <w:rtl/>
-              </w:rPr>
-              <w:t xml:space="preserve"> </w:t>
-            </w:r>
-            <m:oMath>
-              <m:r>
-                <m:t>P</m:t>
-              </m:r>
-              <m:d>
-                <m:dPr>
-                  <m:begChr m:val="("/>
-                  <m:endChr m:val=")"/>
-                  <m:sepChr m:val=""/>
-                  <m:grow/>
-                </m:dPr>
-                <m:e>
-                  <m:r>
-                    <m:t>X</m:t>
-                  </m:r>
-                  <m:r>
-                    <m:rPr>
-                      <m:sty m:val="p"/>
-                    </m:rPr>
-                    <m:t>=</m:t>
-                  </m:r>
-                  <m:r>
-                    <m:t>1</m:t>
-                  </m:r>
-                </m:e>
-              </m:d>
-              <m:r>
-                <m:rPr>
-                  <m:sty m:val="p"/>
-                </m:rPr>
-                <m:t>=</m:t>
-              </m:r>
-              <m:sSubSup>
-                <m:e>
-                  <m:r>
-                    <m:t>C</m:t>
-                  </m:r>
-                </m:e>
-                <m:sub>
-                  <m:r>
-                    <m:t>3</m:t>
-                  </m:r>
-                </m:sub>
-                <m:sup>
-                  <m:r>
-                    <m:t>1</m:t>
-                  </m:r>
-                </m:sup>
-              </m:sSubSup>
-              <m:r>
-                <m:rPr>
-                  <m:sty m:val="p"/>
-                </m:rPr>
-                <m:t>×</m:t>
-              </m:r>
-              <m:r>
-                <m:t>0</m:t>
-              </m:r>
-              <m:r>
-                <m:rPr>
-                  <m:sty m:val="p"/>
-                </m:rPr>
-                <m:t>,</m:t>
-              </m:r>
-              <m:r>
-                <m:t>3</m:t>
-              </m:r>
-              <m:r>
-                <m:rPr>
-                  <m:sty m:val="p"/>
-                </m:rPr>
-                <m:t>×</m:t>
-              </m:r>
-              <m:r>
-                <m:t>0</m:t>
-              </m:r>
-              <m:r>
-                <m:rPr>
-                  <m:sty m:val="p"/>
-                </m:rPr>
-                <m:t>,</m:t>
-              </m:r>
-              <m:sSup>
-                <m:e>
-                  <m:r>
-                    <m:t>7</m:t>
-                  </m:r>
-                </m:e>
-                <m:sup>
-                  <m:r>
-                    <m:t>2</m:t>
-                  </m:r>
-                </m:sup>
-              </m:sSup>
-              <m:r>
-                <m:rPr>
-                  <m:sty m:val="p"/>
-                </m:rPr>
-                <m:t>=</m:t>
-              </m:r>
-              <m:r>
-                <m:t>3</m:t>
-              </m:r>
-              <m:r>
-                <m:rPr>
-                  <m:sty m:val="p"/>
-                </m:rPr>
-                <m:t>×</m:t>
-              </m:r>
-              <m:r>
-                <m:t>0</m:t>
-              </m:r>
-              <m:r>
-                <m:rPr>
-                  <m:sty m:val="p"/>
-                </m:rPr>
-                <m:t>,</m:t>
-              </m:r>
-              <m:r>
-                <m:t>147</m:t>
-              </m:r>
-              <m:r>
-                <m:rPr>
-                  <m:sty m:val="p"/>
-                </m:rPr>
-                <m:t>=</m:t>
-              </m:r>
-              <m:r>
-                <m:t>0</m:t>
-              </m:r>
-              <m:r>
-                <m:rPr>
-                  <m:sty m:val="p"/>
-                </m:rPr>
-                <m:t>,</m:t>
-              </m:r>
-              <m:r>
-                <m:t>441</m:t>
-              </m:r>
-            </m:oMath>
-            <w:r>
-              <w:rPr>
-                <w:rtl/>
-              </w:rPr>
-              <w:t xml:space="preserve">.</w:t>
-            </w:r>
-          </w:p>
-          <w:p>
-            <w:pPr>
-              <w:numPr>
-                <w:ilvl w:val="0"/>
-                <w:numId w:val="1022"/>
-              </w:numPr>
-              <w:bidi/>
-            </w:pPr>
-            <m:oMath>
-              <m:r>
-                <m:t>E</m:t>
-              </m:r>
-              <m:d>
-                <m:dPr>
-                  <m:begChr m:val="("/>
-                  <m:endChr m:val=")"/>
-                  <m:sepChr m:val=""/>
-                  <m:grow/>
-                </m:dPr>
-                <m:e>
-                  <m:r>
-                    <m:t>X</m:t>
-                  </m:r>
-                </m:e>
-              </m:d>
-              <m:r>
-                <m:rPr>
-                  <m:sty m:val="p"/>
-                </m:rPr>
-                <m:t>=</m:t>
-              </m:r>
-              <m:r>
-                <m:t>n</m:t>
-              </m:r>
-              <m:r>
-                <m:t>p</m:t>
-              </m:r>
-              <m:r>
-                <m:rPr>
-                  <m:sty m:val="p"/>
-                </m:rPr>
-                <m:t>=</m:t>
-              </m:r>
-              <m:r>
-                <m:t>3</m:t>
-              </m:r>
-              <m:r>
-                <m:rPr>
-                  <m:sty m:val="p"/>
-                </m:rPr>
-                <m:t>×</m:t>
-              </m:r>
-              <m:r>
-                <m:t>0</m:t>
-              </m:r>
-              <m:r>
-                <m:rPr>
-                  <m:sty m:val="p"/>
-                </m:rPr>
-                <m:t>,</m:t>
-              </m:r>
-              <m:r>
-                <m:t>3</m:t>
-              </m:r>
-              <m:r>
-                <m:rPr>
-                  <m:sty m:val="p"/>
-                </m:rPr>
-                <m:t>=</m:t>
-              </m:r>
-              <m:borderBox>
-                <m:e>
-                  <m:r>
-                    <m:t>0</m:t>
-                  </m:r>
-                  <m:r>
-                    <m:rPr>
-                      <m:sty m:val="p"/>
-                    </m:rPr>
-                    <m:t>,</m:t>
-                  </m:r>
-                  <m:r>
-                    <m:t>9</m:t>
-                  </m:r>
-                </m:e>
-              </m:borderBox>
-            </m:oMath>
-            <w:r>
-              <w:rPr>
-                <w:rtl/>
-              </w:rPr>
-              <w:t xml:space="preserve"> </w:t>
-            </w:r>
-            <w:r>
-              <w:rPr>
-                <w:rtl/>
-              </w:rPr>
-              <w:t xml:space="preserve">  و </w:t>
-            </w:r>
-            <w:r>
-              <w:rPr>
-                <w:rtl/>
-              </w:rPr>
-              <w:t xml:space="preserve"> </w:t>
-            </w:r>
-            <m:oMath>
-              <m:r>
-                <m:t>V</m:t>
-              </m:r>
-              <m:d>
-                <m:dPr>
-                  <m:begChr m:val="("/>
-                  <m:endChr m:val=")"/>
-                  <m:sepChr m:val=""/>
-                  <m:grow/>
-                </m:dPr>
-                <m:e>
-                  <m:r>
-                    <m:t>X</m:t>
-                  </m:r>
-                </m:e>
-              </m:d>
-              <m:r>
-                <m:rPr>
-                  <m:sty m:val="p"/>
-                </m:rPr>
-                <m:t>=</m:t>
-              </m:r>
-              <m:r>
-                <m:t>n</m:t>
-              </m:r>
-              <m:r>
-                <m:t>p</m:t>
-              </m:r>
-              <m:d>
-                <m:dPr>
-                  <m:begChr m:val="("/>
-                  <m:endChr m:val=")"/>
-                  <m:sepChr m:val=""/>
-                  <m:grow/>
-                </m:dPr>
-                <m:e>
-                  <m:r>
-                    <m:t>1</m:t>
-                  </m:r>
-                  <m:r>
-                    <m:rPr>
-                      <m:sty m:val="p"/>
-                    </m:rPr>
-                    <m:t>−</m:t>
-                  </m:r>
-                  <m:r>
-                    <m:t>p</m:t>
-                  </m:r>
-                </m:e>
-              </m:d>
-              <m:r>
-                <m:rPr>
-                  <m:sty m:val="p"/>
-                </m:rPr>
-                <m:t>=</m:t>
-              </m:r>
-              <m:r>
-                <m:t>3</m:t>
-              </m:r>
-              <m:r>
-                <m:rPr>
-                  <m:sty m:val="p"/>
-                </m:rPr>
-                <m:t>×</m:t>
-              </m:r>
-              <m:r>
-                <m:t>0</m:t>
-              </m:r>
-              <m:r>
-                <m:rPr>
-                  <m:sty m:val="p"/>
-                </m:rPr>
-                <m:t>,</m:t>
-              </m:r>
-              <m:r>
-                <m:t>3</m:t>
-              </m:r>
-              <m:r>
-                <m:rPr>
-                  <m:sty m:val="p"/>
-                </m:rPr>
-                <m:t>×</m:t>
-              </m:r>
-              <m:r>
-                <m:t>0</m:t>
-              </m:r>
-              <m:r>
-                <m:rPr>
-                  <m:sty m:val="p"/>
-                </m:rPr>
-                <m:t>,</m:t>
-              </m:r>
-              <m:r>
-                <m:t>7</m:t>
-              </m:r>
-              <m:r>
-                <m:rPr>
-                  <m:sty m:val="p"/>
-                </m:rPr>
-                <m:t>=</m:t>
-              </m:r>
-              <m:borderBox>
-                <m:e>
-                  <m:r>
-                    <m:t>0</m:t>
-                  </m:r>
-                  <m:r>
-                    <m:rPr>
-                      <m:sty m:val="p"/>
-                    </m:rPr>
-                    <m:t>,</m:t>
-                  </m:r>
-                  <m:r>
-                    <m:t>63</m:t>
-                  </m:r>
-                </m:e>
-              </m:borderBox>
-            </m:oMath>
-            <w:r>
-              <w:rPr>
-                <w:rtl/>
-              </w:rPr>
-              <w:t xml:space="preserve">.</w:t>
-            </w:r>
-          </w:p>
-        </w:tc>
-      </w:tr>
-    </w:tbl>
-    <w:p>
-      <w:pPr>
-        <w:bidi/>
-        <w:spacing w:before="0" w:after="0"/>
-      </w:pPr>
-    </w:p>
-    <w:tbl>
-      <w:tblPr>
-        <w:tblW w:w="9864" w:type="dxa"/>
-        <w:jc w:val="center"/>
-        <w:tblBorders>
-          <w:top w:val="single" w:sz="10" w:space="0" w:color="9F5600"/>
-          <w:left w:val="single" w:sz="10" w:space="0" w:color="9F5600"/>
-          <w:bottom w:val="single" w:sz="10" w:space="0" w:color="9F5600"/>
-          <w:right w:val="single" w:sz="10" w:space="0" w:color="9F5600"/>
-          <w:insideH w:val="single" w:sz="10" w:space="0" w:color="9F5600"/>
-        </w:tblBorders>
-        <w:tblLayout w:type="fixed"/>
-        <w:tblCellMar>
-          <w:top w:w="40" w:type="dxa"/>
-          <w:left w:w="140" w:type="dxa"/>
-          <w:bottom w:w="60" w:type="dxa"/>
-          <w:right w:w="140" w:type="dxa"/>
-        </w:tblCellMar>
-      </w:tblPr>
-      <w:tblGrid>
-        <w:gridCol w:w="9864"/>
-      </w:tblGrid>
-      <w:tr>
-        <w:trPr>
-          <w:cantSplit/>
-        </w:trPr>
-        <w:tc>
-          <w:tcPr>
-            <w:tcW w:w="9864" w:type="dxa"/>
-            <w:shd w:val="clear" w:color="auto" w:fill="9F5600"/>
-          </w:tcPr>
-          <w:p>
-            <w:pPr>
-              <w:keepNext/>
-              <w:bidi/>
-              <w:spacing w:before="0" w:after="0"/>
-            </w:pPr>
-            <w:r>
-              <w:rPr>
-                <w:b/>
-                <w:bCs/>
-                <w:color w:val="FFFFFF"/>
-                <w:rtl/>
-              </w:rPr>
-              <w:t xml:space="preserve">نرد يُرمى</w:t>
-            </w:r>
-            <w:r>
-              <w:rPr>
-                <w:b/>
-                <w:bCs/>
-                <w:color w:val="FFFFFF"/>
-                <w:rtl/>
-              </w:rPr>
-              <w:t xml:space="preserve"> </w:t>
-            </w:r>
-            <m:oMath>
-              <m:r>
-                <w:rPr>
-                  <w:b/>
-                  <w:bCs/>
-                  <w:color w:val="FFFFFF"/>
-                </w:rPr>
-                <m:t>4</m:t>
-              </m:r>
-            </m:oMath>
-            <w:r>
-              <w:rPr>
-                <w:b/>
-                <w:bCs/>
-                <w:color w:val="FFFFFF"/>
-                <w:rtl/>
-              </w:rPr>
-              <w:t xml:space="preserve"> </w:t>
-            </w:r>
-            <w:r>
-              <w:rPr>
-                <w:b/>
-                <w:bCs/>
-                <w:color w:val="FFFFFF"/>
-                <w:rtl/>
-              </w:rPr>
-              <w:t xml:space="preserve">مرات</w:t>
-            </w:r>
-          </w:p>
-        </w:tc>
-      </w:tr>
-      <w:tr>
-        <w:tc>
-          <w:tcPr>
-            <w:tcW w:w="9864" w:type="dxa"/>
-            <w:shd w:val="clear" w:color="auto" w:fill="FCF8F2"/>
-          </w:tcPr>
-          <w:p>
-            <w:pPr>
-              <w:bidi/>
-            </w:pPr>
-            <w:r>
-              <w:rPr>
-                <w:rtl/>
-              </w:rPr>
-              <w:t xml:space="preserve">نرمي نردًا غير مزيف</w:t>
-            </w:r>
-            <w:r>
-              <w:rPr>
-                <w:rtl/>
-              </w:rPr>
-              <w:t xml:space="preserve"> </w:t>
-            </w:r>
-            <m:oMath>
-              <m:r>
-                <m:t>4</m:t>
-              </m:r>
-            </m:oMath>
-            <w:r>
-              <w:rPr>
-                <w:rtl/>
-              </w:rPr>
-              <w:t xml:space="preserve"> </w:t>
-            </w:r>
-            <w:r>
-              <w:rPr>
-                <w:rtl/>
-              </w:rPr>
-              <w:t xml:space="preserve">مرات، النجاح: «ظهور الرقم</w:t>
-            </w:r>
-            <w:r>
-              <w:rPr>
-                <w:rtl/>
-              </w:rPr>
-              <w:t xml:space="preserve"> </w:t>
-            </w:r>
-            <m:oMath>
-              <m:r>
-                <m:t>6</m:t>
-              </m:r>
-            </m:oMath>
-            <w:r>
-              <w:rPr>
-                <w:rtl/>
-              </w:rPr>
-              <w:t xml:space="preserve">»،</w:t>
-            </w:r>
-            <w:r>
-              <w:rPr>
-                <w:rtl/>
-              </w:rPr>
-              <w:t xml:space="preserve"> </w:t>
-            </w:r>
-            <m:oMath>
-              <m:r>
-                <m:t>p</m:t>
-              </m:r>
-              <m:r>
-                <m:rPr>
-                  <m:sty m:val="p"/>
-                </m:rPr>
-                <m:t>=</m:t>
-              </m:r>
+              <w:t xml:space="preserve">النموذج المتساوي:</w:t>
+            </w:r>
+            <w:r>
+              <w:rPr>
+                <w:rtl/>
+              </w:rPr>
+              <w:t xml:space="preserve"> </w:t>
+            </w:r>
+            <m:oMath>
               <m:f>
                 <m:fPr>
                   <m:type m:val="bar"/>
@@ -27977,140 +27259,11 @@
                   </m:r>
                 </m:den>
               </m:f>
-            </m:oMath>
-            <w:r>
-              <w:rPr>
-                <w:rtl/>
-              </w:rPr>
-              <w:t xml:space="preserve">.</w:t>
-            </w:r>
-            <w:r>
-              <w:rPr>
-                <w:rtl/>
-              </w:rPr>
-              <w:t xml:space="preserve"> </w:t>
-            </w:r>
-            <m:oMath>
-              <m:r>
-                <m:t>X</m:t>
-              </m:r>
-              <m:r>
-                <m:rPr>
-                  <m:sty m:val="p"/>
-                </m:rPr>
-                <m:t>∼</m:t>
-              </m:r>
-              <m:r>
-                <m:rPr>
-                  <m:sty m:val="p"/>
-                  <m:scr m:val="script"/>
-                </m:rPr>
-                <m:t>B</m:t>
-              </m:r>
-              <m:d>
-                <m:dPr>
-                  <m:begChr m:val="("/>
-                  <m:endChr m:val=")"/>
-                  <m:sepChr m:val=""/>
-                  <m:grow/>
-                </m:dPr>
-                <m:e>
-                  <m:r>
-                    <m:t>4</m:t>
-                  </m:r>
-                  <m:r>
-                    <m:rPr>
-                      <m:sty m:val="p"/>
-                    </m:rPr>
-                    <m:t>;</m:t>
-                  </m:r>
-                  <m:f>
-                    <m:fPr>
-                      <m:type m:val="bar"/>
-                    </m:fPr>
-                    <m:num>
-                      <m:r>
-                        <m:t>1</m:t>
-                      </m:r>
-                    </m:num>
-                    <m:den>
-                      <m:r>
-                        <m:t>6</m:t>
-                      </m:r>
-                    </m:den>
-                  </m:f>
-                </m:e>
-              </m:d>
-            </m:oMath>
-            <w:r>
-              <w:rPr>
-                <w:rtl/>
-              </w:rPr>
-              <w:t xml:space="preserve">:</w:t>
-            </w:r>
-          </w:p>
-          <w:p>
-            <w:pPr>
-              <w:numPr>
-                <w:ilvl w:val="0"/>
-                <w:numId w:val="1023"/>
-              </w:numPr>
-              <w:bidi/>
-            </w:pPr>
-            <m:oMath>
-              <m:r>
-                <m:t>P</m:t>
-              </m:r>
-              <m:d>
-                <m:dPr>
-                  <m:begChr m:val="("/>
-                  <m:endChr m:val=")"/>
-                  <m:sepChr m:val=""/>
-                  <m:grow/>
-                </m:dPr>
-                <m:e>
-                  <m:r>
-                    <m:t>X</m:t>
-                  </m:r>
-                  <m:r>
-                    <m:rPr>
-                      <m:sty m:val="p"/>
-                    </m:rPr>
-                    <m:t>=</m:t>
-                  </m:r>
-                  <m:r>
-                    <m:t>2</m:t>
-                  </m:r>
-                </m:e>
-              </m:d>
               <m:r>
                 <m:rPr>
                   <m:sty m:val="p"/>
                 </m:rPr>
                 <m:t>=</m:t>
-              </m:r>
-              <m:sSubSup>
-                <m:e>
-                  <m:r>
-                    <m:t>C</m:t>
-                  </m:r>
-                </m:e>
-                <m:sub>
-                  <m:r>
-                    <m:t>4</m:t>
-                  </m:r>
-                </m:sub>
-                <m:sup>
-                  <m:r>
-                    <m:t>2</m:t>
-                  </m:r>
-                </m:sup>
-              </m:sSubSup>
-              <m:r>
-                <m:rPr>
-                  <m:sty m:val="p"/>
-                </m:rPr>
-                <m:t>(</m:t>
               </m:r>
               <m:f>
                 <m:fPr>
@@ -28118,35 +27271,46 @@
                 </m:fPr>
                 <m:num>
                   <m:r>
-                    <m:t>1</m:t>
+                    <m:t>20</m:t>
                   </m:r>
                 </m:num>
                 <m:den>
                   <m:r>
-                    <m:t>6</m:t>
+                    <m:t>120</m:t>
                   </m:r>
                 </m:den>
               </m:f>
-              <m:sSup>
+            </m:oMath>
+            <w:r>
+              <w:rPr>
+                <w:rtl/>
+              </w:rPr>
+              <w:t xml:space="preserve">، إذن</w:t>
+            </w:r>
+            <w:r>
+              <w:rPr>
+                <w:rtl/>
+              </w:rPr>
+              <w:t xml:space="preserve"> </w:t>
+            </w:r>
+            <m:oMath>
+              <m:sSub>
                 <m:e>
                   <m:r>
-                    <m:rPr>
-                      <m:sty m:val="p"/>
-                    </m:rPr>
-                    <m:t>)</m:t>
+                    <m:t>f</m:t>
                   </m:r>
                 </m:e>
-                <m:sup>
-                  <m:r>
-                    <m:t>2</m:t>
-                  </m:r>
-                </m:sup>
-              </m:sSup>
-              <m:r>
-                <m:rPr>
-                  <m:sty m:val="p"/>
-                </m:rPr>
-                <m:t>(</m:t>
+                <m:sub>
+                  <m:r>
+                    <m:t>i</m:t>
+                  </m:r>
+                </m:sub>
+              </m:sSub>
+              <m:r>
+                <m:rPr>
+                  <m:sty m:val="p"/>
+                </m:rPr>
+                <m:t>−</m:t>
               </m:r>
               <m:f>
                 <m:fPr>
@@ -28154,7 +27318,7 @@
                 </m:fPr>
                 <m:num>
                   <m:r>
-                    <m:t>5</m:t>
+                    <m:t>1</m:t>
                   </m:r>
                 </m:num>
                 <m:den>
@@ -28163,235 +27327,159 @@
                   </m:r>
                 </m:den>
               </m:f>
-              <m:sSup>
-                <m:e>
-                  <m:r>
-                    <m:rPr>
-                      <m:sty m:val="p"/>
-                    </m:rPr>
-                    <m:t>)</m:t>
-                  </m:r>
-                </m:e>
-                <m:sup>
-                  <m:r>
-                    <m:t>2</m:t>
-                  </m:r>
-                </m:sup>
-              </m:sSup>
               <m:r>
                 <m:rPr>
                   <m:sty m:val="p"/>
                 </m:rPr>
                 <m:t>=</m:t>
-              </m:r>
-              <m:r>
-                <m:t>6</m:t>
-              </m:r>
-              <m:r>
-                <m:rPr>
-                  <m:sty m:val="p"/>
-                </m:rPr>
-                <m:t>×</m:t>
               </m:r>
               <m:f>
                 <m:fPr>
                   <m:type m:val="bar"/>
                 </m:fPr>
                 <m:num>
-                  <m:r>
-                    <m:t>1</m:t>
-                  </m:r>
-                </m:num>
-                <m:den>
-                  <m:r>
-                    <m:t>36</m:t>
-                  </m:r>
-                </m:den>
-              </m:f>
-              <m:r>
-                <m:rPr>
-                  <m:sty m:val="p"/>
-                </m:rPr>
-                <m:t>×</m:t>
-              </m:r>
-              <m:f>
-                <m:fPr>
-                  <m:type m:val="bar"/>
-                </m:fPr>
-                <m:num>
-                  <m:r>
-                    <m:t>25</m:t>
-                  </m:r>
-                </m:num>
-                <m:den>
-                  <m:r>
-                    <m:t>36</m:t>
-                  </m:r>
-                </m:den>
-              </m:f>
-              <m:r>
-                <m:rPr>
-                  <m:sty m:val="p"/>
-                </m:rPr>
-                <m:t>=</m:t>
-              </m:r>
-              <m:borderBox>
-                <m:e>
-                  <m:f>
-                    <m:fPr>
-                      <m:type m:val="bar"/>
-                    </m:fPr>
-                    <m:num>
+                  <m:sSub>
+                    <m:e>
                       <m:r>
-                        <m:t>25</m:t>
+                        <m:t>n</m:t>
                       </m:r>
-                    </m:num>
-                    <m:den>
+                    </m:e>
+                    <m:sub>
                       <m:r>
-                        <m:t>216</m:t>
+                        <m:t>i</m:t>
                       </m:r>
-                    </m:den>
-                  </m:f>
-                </m:e>
-              </m:borderBox>
-            </m:oMath>
-            <w:r>
-              <w:rPr>
-                <w:rtl/>
-              </w:rPr>
-              <w:t xml:space="preserve">.</w:t>
-            </w:r>
-          </w:p>
-          <w:p>
-            <w:pPr>
-              <w:numPr>
-                <w:ilvl w:val="0"/>
-                <w:numId w:val="1023"/>
-              </w:numPr>
-              <w:bidi/>
-            </w:pPr>
-            <m:oMath>
-              <m:r>
-                <m:t>P</m:t>
-              </m:r>
-              <m:d>
-                <m:dPr>
-                  <m:begChr m:val="("/>
-                  <m:endChr m:val=")"/>
-                  <m:sepChr m:val=""/>
-                  <m:grow/>
-                </m:dPr>
-                <m:e>
-                  <m:r>
-                    <m:t>X</m:t>
-                  </m:r>
+                    </m:sub>
+                  </m:sSub>
                   <m:r>
                     <m:rPr>
                       <m:sty m:val="p"/>
                     </m:rPr>
-                    <m:t>≥</m:t>
-                  </m:r>
-                  <m:r>
-                    <m:t>1</m:t>
-                  </m:r>
-                </m:e>
-              </m:d>
-              <m:r>
-                <m:rPr>
-                  <m:sty m:val="p"/>
-                </m:rPr>
-                <m:t>=</m:t>
-              </m:r>
-              <m:r>
-                <m:t>1</m:t>
-              </m:r>
-              <m:r>
-                <m:rPr>
-                  <m:sty m:val="p"/>
-                </m:rPr>
-                <m:t>−</m:t>
-              </m:r>
-              <m:r>
-                <m:t>P</m:t>
-              </m:r>
-              <m:d>
-                <m:dPr>
-                  <m:begChr m:val="("/>
-                  <m:endChr m:val=")"/>
-                  <m:sepChr m:val=""/>
-                  <m:grow/>
-                </m:dPr>
-                <m:e>
-                  <m:r>
-                    <m:t>X</m:t>
-                  </m:r>
-                  <m:r>
-                    <m:rPr>
-                      <m:sty m:val="p"/>
-                    </m:rPr>
-                    <m:t>=</m:t>
-                  </m:r>
-                  <m:r>
-                    <m:t>0</m:t>
-                  </m:r>
-                </m:e>
-              </m:d>
-              <m:r>
-                <m:rPr>
-                  <m:sty m:val="p"/>
-                </m:rPr>
-                <m:t>=</m:t>
-              </m:r>
-              <m:r>
-                <m:t>1</m:t>
-              </m:r>
-              <m:r>
-                <m:rPr>
-                  <m:sty m:val="p"/>
-                </m:rPr>
-                <m:t>−</m:t>
-              </m:r>
-              <m:r>
-                <m:rPr>
-                  <m:sty m:val="p"/>
-                </m:rPr>
-                <m:t>(</m:t>
-              </m:r>
-              <m:f>
-                <m:fPr>
-                  <m:type m:val="bar"/>
-                </m:fPr>
-                <m:num>
-                  <m:r>
-                    <m:t>5</m:t>
+                    <m:t>−</m:t>
+                  </m:r>
+                  <m:r>
+                    <m:t>20</m:t>
                   </m:r>
                 </m:num>
                 <m:den>
                   <m:r>
-                    <m:t>6</m:t>
+                    <m:t>120</m:t>
                   </m:r>
                 </m:den>
               </m:f>
-              <m:sSup>
+            </m:oMath>
+            <w:r>
+              <w:rPr>
+                <w:rtl/>
+              </w:rPr>
+              <w:t xml:space="preserve"> </w:t>
+            </w:r>
+            <w:r>
+              <w:rPr>
+                <w:rtl/>
+              </w:rPr>
+              <w:t xml:space="preserve">والفروق</w:t>
+            </w:r>
+            <w:r>
+              <w:rPr>
+                <w:rtl/>
+              </w:rPr>
+              <w:t xml:space="preserve"> </w:t>
+            </w:r>
+            <m:oMath>
+              <m:sSub>
                 <m:e>
                   <m:r>
-                    <m:rPr>
-                      <m:sty m:val="p"/>
-                    </m:rPr>
-                    <m:t>)</m:t>
+                    <m:t>n</m:t>
                   </m:r>
                 </m:e>
-                <m:sup>
-                  <m:r>
-                    <m:t>4</m:t>
-                  </m:r>
-                </m:sup>
-              </m:sSup>
-              <m:r>
-                <m:rPr>
-                  <m:sty m:val="p"/>
-                </m:rPr>
-                <m:t>=</m:t>
+                <m:sub>
+                  <m:r>
+                    <m:t>i</m:t>
+                  </m:r>
+                </m:sub>
+              </m:sSub>
+              <m:r>
+                <m:rPr>
+                  <m:sty m:val="p"/>
+                </m:rPr>
+                <m:t>−</m:t>
+              </m:r>
+              <m:r>
+                <m:t>20</m:t>
+              </m:r>
+            </m:oMath>
+            <w:r>
+              <w:rPr>
+                <w:rtl/>
+              </w:rPr>
+              <w:t xml:space="preserve"> </w:t>
+            </w:r>
+            <w:r>
+              <w:rPr>
+                <w:rtl/>
+              </w:rPr>
+              <w:t xml:space="preserve">هي</w:t>
+            </w:r>
+            <w:r>
+              <w:rPr>
+                <w:rtl/>
+              </w:rPr>
+              <w:t xml:space="preserve"> </w:t>
+            </w:r>
+            <m:oMath>
+              <m:r>
+                <m:rPr>
+                  <m:sty m:val="p"/>
+                </m:rPr>
+                <m:t>−</m:t>
+              </m:r>
+              <m:r>
+                <m:t>5</m:t>
+              </m:r>
+              <m:r>
+                <m:rPr>
+                  <m:sty m:val="p"/>
+                </m:rPr>
+                <m:t>;</m:t>
+              </m:r>
+              <m:r>
+                <m:t>2</m:t>
+              </m:r>
+              <m:r>
+                <m:rPr>
+                  <m:sty m:val="p"/>
+                </m:rPr>
+                <m:t>;</m:t>
+              </m:r>
+              <m:r>
+                <m:rPr>
+                  <m:sty m:val="p"/>
+                </m:rPr>
+                <m:t>−</m:t>
+              </m:r>
+              <m:r>
+                <m:t>2</m:t>
+              </m:r>
+              <m:r>
+                <m:rPr>
+                  <m:sty m:val="p"/>
+                </m:rPr>
+                <m:t>;</m:t>
+              </m:r>
+              <m:r>
+                <m:t>5</m:t>
+              </m:r>
+              <m:r>
+                <m:rPr>
+                  <m:sty m:val="p"/>
+                </m:rPr>
+                <m:t>;</m:t>
+              </m:r>
+              <m:r>
+                <m:rPr>
+                  <m:sty m:val="p"/>
+                </m:rPr>
+                <m:t>−</m:t>
               </m:r>
               <m:r>
                 <m:t>1</m:t>
@@ -28400,496 +27488,10 @@
                 <m:rPr>
                   <m:sty m:val="p"/>
                 </m:rPr>
-                <m:t>−</m:t>
-              </m:r>
-              <m:f>
-                <m:fPr>
-                  <m:type m:val="bar"/>
-                </m:fPr>
-                <m:num>
-                  <m:r>
-                    <m:t>625</m:t>
-                  </m:r>
-                </m:num>
-                <m:den>
-                  <m:r>
-                    <m:t>1296</m:t>
-                  </m:r>
-                </m:den>
-              </m:f>
-              <m:r>
-                <m:rPr>
-                  <m:sty m:val="p"/>
-                </m:rPr>
-                <m:t>=</m:t>
-              </m:r>
-              <m:borderBox>
-                <m:e>
-                  <m:f>
-                    <m:fPr>
-                      <m:type m:val="bar"/>
-                    </m:fPr>
-                    <m:num>
-                      <m:r>
-                        <m:t>671</m:t>
-                      </m:r>
-                    </m:num>
-                    <m:den>
-                      <m:r>
-                        <m:t>1296</m:t>
-                      </m:r>
-                    </m:den>
-                  </m:f>
-                </m:e>
-              </m:borderBox>
-            </m:oMath>
-            <w:r>
-              <w:rPr>
-                <w:rtl/>
-              </w:rPr>
-              <w:t xml:space="preserve">.</w:t>
-            </w:r>
-          </w:p>
-          <w:p>
-            <w:pPr>
-              <w:numPr>
-                <w:ilvl w:val="0"/>
-                <w:numId w:val="1023"/>
-              </w:numPr>
-              <w:bidi/>
-            </w:pPr>
-            <m:oMath>
-              <m:r>
-                <m:t>E</m:t>
-              </m:r>
-              <m:d>
-                <m:dPr>
-                  <m:begChr m:val="("/>
-                  <m:endChr m:val=")"/>
-                  <m:sepChr m:val=""/>
-                  <m:grow/>
-                </m:dPr>
-                <m:e>
-                  <m:r>
-                    <m:t>X</m:t>
-                  </m:r>
-                </m:e>
-              </m:d>
-              <m:r>
-                <m:rPr>
-                  <m:sty m:val="p"/>
-                </m:rPr>
-                <m:t>=</m:t>
-              </m:r>
-              <m:r>
-                <m:t>4</m:t>
-              </m:r>
-              <m:r>
-                <m:rPr>
-                  <m:sty m:val="p"/>
-                </m:rPr>
-                <m:t>×</m:t>
-              </m:r>
-              <m:f>
-                <m:fPr>
-                  <m:type m:val="bar"/>
-                </m:fPr>
-                <m:num>
-                  <m:r>
-                    <m:t>1</m:t>
-                  </m:r>
-                </m:num>
-                <m:den>
-                  <m:r>
-                    <m:t>6</m:t>
-                  </m:r>
-                </m:den>
-              </m:f>
-              <m:r>
-                <m:rPr>
-                  <m:sty m:val="p"/>
-                </m:rPr>
-                <m:t>=</m:t>
-              </m:r>
-              <m:f>
-                <m:fPr>
-                  <m:type m:val="bar"/>
-                </m:fPr>
-                <m:num>
-                  <m:r>
-                    <m:t>2</m:t>
-                  </m:r>
-                </m:num>
-                <m:den>
-                  <m:r>
-                    <m:t>3</m:t>
-                  </m:r>
-                </m:den>
-              </m:f>
-            </m:oMath>
-            <w:r>
-              <w:rPr>
-                <w:rtl/>
-              </w:rPr>
-              <w:t xml:space="preserve"> </w:t>
-            </w:r>
-            <w:r>
-              <w:rPr>
-                <w:rtl/>
-              </w:rPr>
-              <w:t xml:space="preserve">  و </w:t>
-            </w:r>
-            <w:r>
-              <w:rPr>
-                <w:rtl/>
-              </w:rPr>
-              <w:t xml:space="preserve"> </w:t>
-            </w:r>
-            <m:oMath>
-              <m:r>
-                <m:t>V</m:t>
-              </m:r>
-              <m:d>
-                <m:dPr>
-                  <m:begChr m:val="("/>
-                  <m:endChr m:val=")"/>
-                  <m:sepChr m:val=""/>
-                  <m:grow/>
-                </m:dPr>
-                <m:e>
-                  <m:r>
-                    <m:t>X</m:t>
-                  </m:r>
-                </m:e>
-              </m:d>
-              <m:r>
-                <m:rPr>
-                  <m:sty m:val="p"/>
-                </m:rPr>
-                <m:t>=</m:t>
-              </m:r>
-              <m:r>
-                <m:t>4</m:t>
-              </m:r>
-              <m:r>
-                <m:rPr>
-                  <m:sty m:val="p"/>
-                </m:rPr>
-                <m:t>×</m:t>
-              </m:r>
-              <m:f>
-                <m:fPr>
-                  <m:type m:val="bar"/>
-                </m:fPr>
-                <m:num>
-                  <m:r>
-                    <m:t>1</m:t>
-                  </m:r>
-                </m:num>
-                <m:den>
-                  <m:r>
-                    <m:t>6</m:t>
-                  </m:r>
-                </m:den>
-              </m:f>
-              <m:r>
-                <m:rPr>
-                  <m:sty m:val="p"/>
-                </m:rPr>
-                <m:t>×</m:t>
-              </m:r>
-              <m:f>
-                <m:fPr>
-                  <m:type m:val="bar"/>
-                </m:fPr>
-                <m:num>
-                  <m:r>
-                    <m:t>5</m:t>
-                  </m:r>
-                </m:num>
-                <m:den>
-                  <m:r>
-                    <m:t>6</m:t>
-                  </m:r>
-                </m:den>
-              </m:f>
-              <m:r>
-                <m:rPr>
-                  <m:sty m:val="p"/>
-                </m:rPr>
-                <m:t>=</m:t>
-              </m:r>
-              <m:f>
-                <m:fPr>
-                  <m:type m:val="bar"/>
-                </m:fPr>
-                <m:num>
-                  <m:r>
-                    <m:t>5</m:t>
-                  </m:r>
-                </m:num>
-                <m:den>
-                  <m:r>
-                    <m:t>9</m:t>
-                  </m:r>
-                </m:den>
-              </m:f>
-            </m:oMath>
-            <w:r>
-              <w:rPr>
-                <w:rtl/>
-              </w:rPr>
-              <w:t xml:space="preserve">.</w:t>
-            </w:r>
-          </w:p>
-        </w:tc>
-      </w:tr>
-    </w:tbl>
-    <w:p>
-      <w:pPr>
-        <w:bidi/>
-        <w:spacing w:before="0" w:after="0"/>
-      </w:pPr>
-    </w:p>
-    <w:tbl>
-      <w:tblPr>
-        <w:tblW w:w="9864" w:type="dxa"/>
-        <w:jc w:val="center"/>
-        <w:tblBorders>
-          <w:top w:val="single" w:sz="10" w:space="0" w:color="9F5600"/>
-          <w:left w:val="single" w:sz="10" w:space="0" w:color="9F5600"/>
-          <w:bottom w:val="single" w:sz="10" w:space="0" w:color="9F5600"/>
-          <w:right w:val="single" w:sz="10" w:space="0" w:color="9F5600"/>
-          <w:insideH w:val="single" w:sz="10" w:space="0" w:color="9F5600"/>
-        </w:tblBorders>
-        <w:tblLayout w:type="fixed"/>
-        <w:tblCellMar>
-          <w:top w:w="40" w:type="dxa"/>
-          <w:left w:w="140" w:type="dxa"/>
-          <w:bottom w:w="60" w:type="dxa"/>
-          <w:right w:w="140" w:type="dxa"/>
-        </w:tblCellMar>
-      </w:tblPr>
-      <w:tblGrid>
-        <w:gridCol w:w="9864"/>
-      </w:tblGrid>
-      <w:tr>
-        <w:trPr>
-          <w:cantSplit/>
-        </w:trPr>
-        <w:tc>
-          <w:tcPr>
-            <w:tcW w:w="9864" w:type="dxa"/>
-            <w:shd w:val="clear" w:color="auto" w:fill="9F5600"/>
-          </w:tcPr>
-          <w:p>
-            <w:pPr>
-              <w:keepNext/>
-              <w:bidi/>
-              <w:spacing w:before="0" w:after="0"/>
-            </w:pPr>
-            <w:r>
-              <w:rPr>
-                <w:b/>
-                <w:bCs/>
-                <w:color w:val="FFFFFF"/>
-                <w:rtl/>
-              </w:rPr>
-              <w:t xml:space="preserve">أصغر عدد من الرميات</w:t>
-            </w:r>
-          </w:p>
-        </w:tc>
-      </w:tr>
-      <w:tr>
-        <w:tc>
-          <w:tcPr>
-            <w:tcW w:w="9864" w:type="dxa"/>
-            <w:shd w:val="clear" w:color="auto" w:fill="FCF8F2"/>
-          </w:tcPr>
-          <w:p>
-            <w:pPr>
-              <w:bidi/>
-            </w:pPr>
-            <w:r>
-              <w:rPr>
-                <w:rtl/>
-              </w:rPr>
-              <w:t xml:space="preserve">نرمي النرد</w:t>
-            </w:r>
-            <w:r>
-              <w:rPr>
-                <w:rtl/>
-              </w:rPr>
-              <w:t xml:space="preserve"> </w:t>
-            </w:r>
-            <m:oMath>
-              <m:r>
-                <m:t>n</m:t>
-              </m:r>
-            </m:oMath>
-            <w:r>
-              <w:rPr>
-                <w:rtl/>
-              </w:rPr>
-              <w:t xml:space="preserve"> </w:t>
-            </w:r>
-            <w:r>
-              <w:rPr>
-                <w:rtl/>
-              </w:rPr>
-              <w:t xml:space="preserve">مرة، و</w:t>
-            </w:r>
-            <m:oMath>
-              <m:r>
-                <m:t>F</m:t>
-              </m:r>
-            </m:oMath>
-            <w:r>
-              <w:rPr>
-                <w:rtl/>
-              </w:rPr>
-              <w:t xml:space="preserve">: «ظهور الرقم</w:t>
-            </w:r>
-            <w:r>
-              <w:rPr>
-                <w:rtl/>
-              </w:rPr>
-              <w:t xml:space="preserve"> </w:t>
-            </w:r>
-            <m:oMath>
-              <m:r>
-                <m:t>6</m:t>
-              </m:r>
-            </m:oMath>
-            <w:r>
-              <w:rPr>
-                <w:rtl/>
-              </w:rPr>
-              <w:t xml:space="preserve"> </w:t>
-            </w:r>
-            <w:r>
-              <w:rPr>
-                <w:rtl/>
-              </w:rPr>
-              <w:t xml:space="preserve">مرة على الأقل». نريد</w:t>
-            </w:r>
-            <w:r>
-              <w:rPr>
-                <w:rtl/>
-              </w:rPr>
-              <w:t xml:space="preserve"> </w:t>
-            </w:r>
-            <m:oMath>
-              <m:r>
-                <m:t>P</m:t>
-              </m:r>
-              <m:d>
-                <m:dPr>
-                  <m:begChr m:val="("/>
-                  <m:endChr m:val=")"/>
-                  <m:sepChr m:val=""/>
-                  <m:grow/>
-                </m:dPr>
-                <m:e>
-                  <m:r>
-                    <m:t>F</m:t>
-                  </m:r>
-                </m:e>
-              </m:d>
-              <m:r>
-                <m:rPr>
-                  <m:sty m:val="p"/>
-                </m:rPr>
-                <m:t>≥</m:t>
-              </m:r>
-              <m:r>
-                <m:t>0</m:t>
-              </m:r>
-              <m:r>
-                <m:rPr>
-                  <m:sty m:val="p"/>
-                </m:rPr>
-                <m:t>,</m:t>
-              </m:r>
-              <m:r>
-                <m:t>9</m:t>
-              </m:r>
-            </m:oMath>
-            <w:r>
-              <w:rPr>
-                <w:rtl/>
-              </w:rPr>
-              <w:t xml:space="preserve">، أي</w:t>
-            </w:r>
-            <w:r>
-              <w:rPr>
-                <w:rtl/>
-              </w:rPr>
-              <w:t xml:space="preserve"> </w:t>
-            </w:r>
-            <m:oMath>
+                <m:t>;</m:t>
+              </m:r>
               <m:r>
                 <m:t>1</m:t>
-              </m:r>
-              <m:r>
-                <m:rPr>
-                  <m:sty m:val="p"/>
-                </m:rPr>
-                <m:t>−</m:t>
-              </m:r>
-              <m:r>
-                <m:rPr>
-                  <m:sty m:val="p"/>
-                </m:rPr>
-                <m:t>(</m:t>
-              </m:r>
-              <m:f>
-                <m:fPr>
-                  <m:type m:val="bar"/>
-                </m:fPr>
-                <m:num>
-                  <m:r>
-                    <m:t>5</m:t>
-                  </m:r>
-                </m:num>
-                <m:den>
-                  <m:r>
-                    <m:t>6</m:t>
-                  </m:r>
-                </m:den>
-              </m:f>
-              <m:sSup>
-                <m:e>
-                  <m:r>
-                    <m:rPr>
-                      <m:sty m:val="p"/>
-                    </m:rPr>
-                    <m:t>)</m:t>
-                  </m:r>
-                </m:e>
-                <m:sup>
-                  <m:r>
-                    <m:t>n</m:t>
-                  </m:r>
-                </m:sup>
-              </m:sSup>
-              <m:r>
-                <m:rPr>
-                  <m:sty m:val="p"/>
-                </m:rPr>
-                <m:t>≥</m:t>
-              </m:r>
-              <m:r>
-                <m:t>0</m:t>
-              </m:r>
-              <m:r>
-                <m:rPr>
-                  <m:sty m:val="p"/>
-                </m:rPr>
-                <m:t>,</m:t>
-              </m:r>
-              <m:r>
-                <m:t>9</m:t>
               </m:r>
             </m:oMath>
             <w:r>
@@ -28908,11 +27510,23 @@
                 <m:jc m:val="center"/>
               </m:oMathParaPr>
               <m:oMath>
+                <m:sSup>
+                  <m:e>
+                    <m:r>
+                      <m:t>d</m:t>
+                    </m:r>
+                  </m:e>
+                  <m:sup>
+                    <m:r>
+                      <m:t>2</m:t>
+                    </m:r>
+                  </m:sup>
+                </m:sSup>
                 <m:r>
                   <m:rPr>
                     <m:sty m:val="p"/>
                   </m:rPr>
-                  <m:t>(</m:t>
+                  <m:t>=</m:t>
                 </m:r>
                 <m:f>
                   <m:fPr>
@@ -28920,35 +27534,120 @@
                   </m:fPr>
                   <m:num>
                     <m:r>
-                      <m:t>5</m:t>
-                    </m:r>
-                  </m:num>
-                  <m:den>
-                    <m:r>
-                      <m:t>6</m:t>
-                    </m:r>
-                  </m:den>
-                </m:f>
-                <m:sSup>
-                  <m:e>
+                      <m:t>25</m:t>
+                    </m:r>
                     <m:r>
                       <m:rPr>
                         <m:sty m:val="p"/>
                       </m:rPr>
-                      <m:t>)</m:t>
-                    </m:r>
-                  </m:e>
-                  <m:sup>
-                    <m:r>
-                      <m:t>n</m:t>
-                    </m:r>
-                  </m:sup>
-                </m:sSup>
+                      <m:t>+</m:t>
+                    </m:r>
+                    <m:r>
+                      <m:t>4</m:t>
+                    </m:r>
+                    <m:r>
+                      <m:rPr>
+                        <m:sty m:val="p"/>
+                      </m:rPr>
+                      <m:t>+</m:t>
+                    </m:r>
+                    <m:r>
+                      <m:t>4</m:t>
+                    </m:r>
+                    <m:r>
+                      <m:rPr>
+                        <m:sty m:val="p"/>
+                      </m:rPr>
+                      <m:t>+</m:t>
+                    </m:r>
+                    <m:r>
+                      <m:t>25</m:t>
+                    </m:r>
+                    <m:r>
+                      <m:rPr>
+                        <m:sty m:val="p"/>
+                      </m:rPr>
+                      <m:t>+</m:t>
+                    </m:r>
+                    <m:r>
+                      <m:t>1</m:t>
+                    </m:r>
+                    <m:r>
+                      <m:rPr>
+                        <m:sty m:val="p"/>
+                      </m:rPr>
+                      <m:t>+</m:t>
+                    </m:r>
+                    <m:r>
+                      <m:t>1</m:t>
+                    </m:r>
+                  </m:num>
+                  <m:den>
+                    <m:sSup>
+                      <m:e>
+                        <m:r>
+                          <m:t>120</m:t>
+                        </m:r>
+                      </m:e>
+                      <m:sup>
+                        <m:r>
+                          <m:t>2</m:t>
+                        </m:r>
+                      </m:sup>
+                    </m:sSup>
+                  </m:den>
+                </m:f>
                 <m:r>
                   <m:rPr>
                     <m:sty m:val="p"/>
                   </m:rPr>
-                  <m:t>≤</m:t>
+                  <m:t>=</m:t>
+                </m:r>
+                <m:f>
+                  <m:fPr>
+                    <m:type m:val="bar"/>
+                  </m:fPr>
+                  <m:num>
+                    <m:r>
+                      <m:t>60</m:t>
+                    </m:r>
+                  </m:num>
+                  <m:den>
+                    <m:r>
+                      <m:t>14400</m:t>
+                    </m:r>
+                  </m:den>
+                </m:f>
+                <m:r>
+                  <m:rPr>
+                    <m:sty m:val="p"/>
+                  </m:rPr>
+                  <m:t>=</m:t>
+                </m:r>
+                <m:borderBox>
+                  <m:e>
+                    <m:f>
+                      <m:fPr>
+                        <m:type m:val="bar"/>
+                      </m:fPr>
+                      <m:num>
+                        <m:r>
+                          <m:t>1</m:t>
+                        </m:r>
+                      </m:num>
+                      <m:den>
+                        <m:r>
+                          <m:t>240</m:t>
+                        </m:r>
+                      </m:den>
+                    </m:f>
+                  </m:e>
+                </m:borderBox>
+                <m:r>
+                  <m:rPr>
+                    <m:sty m:val="p"/>
+                  </m:rPr>
+                  <m:t>≈</m:t>
                 </m:r>
                 <m:r>
                   <m:t>0</m:t>
@@ -28960,49 +27659,138 @@
                   <m:t>,</m:t>
                 </m:r>
                 <m:r>
-                  <m:t>1</m:t>
+                  <m:t>0042</m:t>
                 </m:r>
+              </m:oMath>
+            </m:oMathPara>
+          </w:p>
+          <w:p>
+            <w:pPr>
+              <w:bidi/>
+            </w:pPr>
+            <w:r>
+              <w:rPr>
+                <w:rtl/>
+              </w:rPr>
+              <w:t xml:space="preserve">محاكاة</w:t>
+            </w:r>
+            <w:r>
+              <w:rPr>
+                <w:rtl/>
+              </w:rPr>
+              <w:t xml:space="preserve"> </w:t>
+            </w:r>
+            <m:oMath>
+              <m:r>
+                <m:t>1000</m:t>
+              </m:r>
+            </m:oMath>
+            <w:r>
+              <w:rPr>
+                <w:rtl/>
+              </w:rPr>
+              <w:t xml:space="preserve"> </w:t>
+            </w:r>
+            <w:r>
+              <w:rPr>
+                <w:rtl/>
+              </w:rPr>
+              <w:t xml:space="preserve">سلسلة من</w:t>
+            </w:r>
+            <w:r>
+              <w:rPr>
+                <w:rtl/>
+              </w:rPr>
+              <w:t xml:space="preserve"> </w:t>
+            </w:r>
+            <m:oMath>
+              <m:r>
+                <m:t>120</m:t>
+              </m:r>
+            </m:oMath>
+            <w:r>
+              <w:rPr>
+                <w:rtl/>
+              </w:rPr>
+              <w:t xml:space="preserve"> </w:t>
+            </w:r>
+            <w:r>
+              <w:rPr>
+                <w:rtl/>
+              </w:rPr>
+              <w:t xml:space="preserve">رمية لنرد متوازن أعطت العشير التاسع</w:t>
+            </w:r>
+            <w:r>
+              <w:rPr>
+                <w:rtl/>
+              </w:rPr>
+              <w:t xml:space="preserve"> </w:t>
+            </w:r>
+            <m:oMath>
+              <m:sSub>
+                <m:e>
+                  <m:r>
+                    <m:t>D</m:t>
+                  </m:r>
+                </m:e>
+                <m:sub>
+                  <m:r>
+                    <m:t>9</m:t>
+                  </m:r>
+                </m:sub>
+              </m:sSub>
+              <m:r>
+                <m:rPr>
+                  <m:sty m:val="p"/>
+                </m:rPr>
+                <m:t>≈</m:t>
+              </m:r>
+              <m:r>
+                <m:t>0</m:t>
+              </m:r>
+              <m:r>
+                <m:rPr>
+                  <m:sty m:val="p"/>
+                </m:rPr>
+                <m:t>,</m:t>
+              </m:r>
+              <m:r>
+                <m:t>0128</m:t>
+              </m:r>
+            </m:oMath>
+            <w:r>
+              <w:rPr>
+                <w:rtl/>
+              </w:rPr>
+              <w:t xml:space="preserve">، ولدينا:</w:t>
+            </w:r>
+          </w:p>
+          <w:p>
+            <w:pPr>
+              <w:bidi/>
+            </w:pPr>
+            <m:oMathPara>
+              <m:oMathParaPr>
+                <m:jc m:val="center"/>
+              </m:oMathParaPr>
+              <m:oMath>
+                <m:sSup>
+                  <m:e>
+                    <m:r>
+                      <m:t>d</m:t>
+                    </m:r>
+                  </m:e>
+                  <m:sup>
+                    <m:r>
+                      <m:t>2</m:t>
+                    </m:r>
+                  </m:sup>
+                </m:sSup>
                 <m:r>
                   <m:rPr>
                     <m:sty m:val="p"/>
                   </m:rPr>
-                  <m:t>⇔</m:t>
-                </m:r>
-                <m:r>
-                  <m:t>n</m:t>
-                </m:r>
-                <m:r>
-                  <m:rPr>
-                    <m:sty m:val="p"/>
-                  </m:rPr>
-                  <m:t>ln</m:t>
-                </m:r>
-                <m:f>
-                  <m:fPr>
-                    <m:type m:val="bar"/>
-                  </m:fPr>
-                  <m:num>
-                    <m:r>
-                      <m:t>5</m:t>
-                    </m:r>
-                  </m:num>
-                  <m:den>
-                    <m:r>
-                      <m:t>6</m:t>
-                    </m:r>
-                  </m:den>
-                </m:f>
-                <m:r>
-                  <m:rPr>
-                    <m:sty m:val="p"/>
-                  </m:rPr>
-                  <m:t>≤</m:t>
-                </m:r>
-                <m:r>
-                  <m:rPr>
-                    <m:sty m:val="p"/>
-                  </m:rPr>
-                  <m:t>ln</m:t>
+                  <m:t>≈</m:t>
                 </m:r>
                 <m:r>
                   <m:t>0</m:t>
@@ -29014,71 +27802,26 @@
                   <m:t>,</m:t>
                 </m:r>
                 <m:r>
-                  <m:t>1</m:t>
+                  <m:t>0042</m:t>
                 </m:r>
                 <m:r>
                   <m:rPr>
                     <m:sty m:val="p"/>
                   </m:rPr>
-                  <m:t>⇔</m:t>
+                  <m:t>≤</m:t>
                 </m:r>
-                <m:r>
-                  <m:t>n</m:t>
-                </m:r>
-                <m:r>
-                  <m:rPr>
-                    <m:sty m:val="p"/>
-                  </m:rPr>
-                  <m:t>≥</m:t>
-                </m:r>
-                <m:f>
-                  <m:fPr>
-                    <m:type m:val="bar"/>
-                  </m:fPr>
-                  <m:num>
-                    <m:r>
-                      <m:rPr>
-                        <m:sty m:val="p"/>
-                      </m:rPr>
-                      <m:t>ln</m:t>
-                    </m:r>
-                    <m:r>
-                      <m:t>0</m:t>
-                    </m:r>
-                    <m:r>
-                      <m:rPr>
-                        <m:sty m:val="p"/>
-                      </m:rPr>
-                      <m:t>,</m:t>
-                    </m:r>
-                    <m:r>
-                      <m:t>1</m:t>
-                    </m:r>
-                  </m:num>
-                  <m:den>
-                    <m:r>
-                      <m:rPr>
-                        <m:sty m:val="p"/>
-                      </m:rPr>
-                      <m:t>ln</m:t>
-                    </m:r>
-                    <m:f>
-                      <m:fPr>
-                        <m:type m:val="bar"/>
-                      </m:fPr>
-                      <m:num>
-                        <m:r>
-                          <m:t>5</m:t>
-                        </m:r>
-                      </m:num>
-                      <m:den>
-                        <m:r>
-                          <m:t>6</m:t>
-                        </m:r>
-                      </m:den>
-                    </m:f>
-                  </m:den>
-                </m:f>
+                <m:sSub>
+                  <m:e>
+                    <m:r>
+                      <m:t>D</m:t>
+                    </m:r>
+                  </m:e>
+                  <m:sub>
+                    <m:r>
+                      <m:t>9</m:t>
+                    </m:r>
+                  </m:sub>
+                </m:sSub>
                 <m:r>
                   <m:rPr>
                     <m:sty m:val="p"/>
@@ -29086,7 +27829,7 @@
                   <m:t>≈</m:t>
                 </m:r>
                 <m:r>
-                  <m:t>12</m:t>
+                  <m:t>0</m:t>
                 </m:r>
                 <m:r>
                   <m:rPr>
@@ -29095,7 +27838,7 @@
                   <m:t>,</m:t>
                 </m:r>
                 <m:r>
-                  <m:t>63</m:t>
+                  <m:t>0128</m:t>
                 </m:r>
               </m:oMath>
             </m:oMathPara>
@@ -29108,75 +27851,49 @@
               <w:rPr>
                 <w:rtl/>
               </w:rPr>
-              <w:t xml:space="preserve">(انقلب اتجاه المتراجحة لأن</w:t>
-            </w:r>
-            <w:r>
-              <w:rPr>
-                <w:rtl/>
-              </w:rPr>
-              <w:t xml:space="preserve"> </w:t>
-            </w:r>
-            <m:oMath>
-              <m:r>
-                <m:rPr>
-                  <m:sty m:val="p"/>
-                </m:rPr>
-                <m:t>ln</m:t>
-              </m:r>
-              <m:f>
-                <m:fPr>
-                  <m:type m:val="bar"/>
-                </m:fPr>
-                <m:num>
-                  <m:r>
-                    <m:t>5</m:t>
-                  </m:r>
-                </m:num>
-                <m:den>
-                  <m:r>
-                    <m:t>6</m:t>
-                  </m:r>
-                </m:den>
-              </m:f>
-              <m:r>
-                <m:rPr>
-                  <m:sty m:val="p"/>
-                </m:rPr>
-                <m:t>&lt;</m:t>
-              </m:r>
-              <m:r>
-                <m:t>0</m:t>
-              </m:r>
-            </m:oMath>
-            <w:r>
-              <w:rPr>
-                <w:rtl/>
-              </w:rPr>
-              <w:t xml:space="preserve">). إذن أصغر عدد هو</w:t>
-            </w:r>
-            <w:r>
-              <w:rPr>
-                <w:rtl/>
-              </w:rPr>
-              <w:t xml:space="preserve"> </w:t>
-            </w:r>
-            <m:oMath>
-              <m:borderBox>
-                <m:e>
-                  <m:r>
-                    <m:t>n</m:t>
-                  </m:r>
-                  <m:r>
-                    <m:rPr>
-                      <m:sty m:val="p"/>
-                    </m:rPr>
-                    <m:t>=</m:t>
-                  </m:r>
-                  <m:r>
-                    <m:t>13</m:t>
-                  </m:r>
-                </m:e>
-              </m:borderBox>
+              <w:t xml:space="preserve">إذن</w:t>
+            </w:r>
+            <w:r>
+              <w:rPr>
+                <w:rtl/>
+              </w:rPr>
+              <w:t xml:space="preserve"> </w:t>
+            </w:r>
+            <w:r>
+              <w:rPr>
+                <w:shd w:val="clear" w:color="auto" w:fill="E4EAF3"/>
+                <w:rtl/>
+              </w:rPr>
+              <w:t xml:space="preserve">المعطيات ملائمة لنموذج نرد متوازن</w:t>
+            </w:r>
+            <w:r>
+              <w:rPr>
+                <w:rtl/>
+              </w:rPr>
+              <w:t xml:space="preserve"> </w:t>
+            </w:r>
+            <w:r>
+              <w:rPr>
+                <w:rtl/>
+              </w:rPr>
+              <w:t xml:space="preserve">بخطر</w:t>
+            </w:r>
+            <w:r>
+              <w:rPr>
+                <w:rtl/>
+              </w:rPr>
+              <w:t xml:space="preserve"> </w:t>
+            </w:r>
+            <m:oMath>
+              <m:r>
+                <m:t>10</m:t>
+              </m:r>
+              <m:r>
+                <m:rPr>
+                  <m:sty m:val="p"/>
+                </m:rPr>
+                <m:t>%</m:t>
+              </m:r>
             </m:oMath>
             <w:r>
               <w:rPr>
@@ -29194,8 +27911,9 @@
         <w:spacing w:before="0" w:after="0"/>
       </w:pPr>
     </w:p>
-    <w:bookmarkEnd w:id="37"/>
-    <w:bookmarkStart w:id="38" w:name="تمارين-محلولة"/>
+    <w:bookmarkEnd w:id="38"/>
+    <w:bookmarkEnd w:id="39"/>
+    <w:bookmarkStart w:id="40" w:name="تمارين-محلولة"/>
     <w:p>
       <w:pPr>
         <w:pStyle w:val="Heading1"/>
@@ -29690,7 +28408,7 @@
               <w:rPr>
                 <w:rtl/>
               </w:rPr>
-              <w:t xml:space="preserve">احسب</w:t>
+              <w:t xml:space="preserve">(شعبتا رياضيات وعلوم تجريبية) احسب</w:t>
             </w:r>
             <w:r>
               <w:rPr>
@@ -32977,6 +31695,18 @@
               <w:rPr>
                 <w:rtl/>
               </w:rPr>
+              <w:t xml:space="preserve">[ – رياضيات وعلوم تجريبية]</w:t>
+            </w:r>
+            <w:r>
+              <w:rPr>
+                <w:rtl/>
+              </w:rPr>
+              <w:t xml:space="preserve"> </w:t>
+            </w:r>
+            <w:r>
+              <w:rPr>
+                <w:rtl/>
+              </w:rPr>
               <w:t xml:space="preserve">لدينا صندوقان:</w:t>
             </w:r>
             <w:r>
@@ -33467,296 +32197,6 @@
                 <w:rtl/>
               </w:rPr>
               <w:t xml:space="preserve">؟</w:t>
-            </w:r>
-          </w:p>
-          <w:p>
-            <w:pPr>
-              <w:bidi/>
-            </w:pPr>
-            <w:r>
-              <w:rPr>
-                <w:b/>
-                <w:bCs/>
-                <w:rtl/>
-              </w:rPr>
-              <w:t xml:space="preserve">4.</w:t>
-            </w:r>
-            <w:r>
-              <w:rPr>
-                <w:rtl/>
-              </w:rPr>
-              <w:t xml:space="preserve"> </w:t>
-            </w:r>
-            <w:r>
-              <w:rPr>
-                <w:rtl/>
-              </w:rPr>
-              <w:t xml:space="preserve">(شعبة رياضيات) نكرر التجربة</w:t>
-            </w:r>
-            <w:r>
-              <w:rPr>
-                <w:rtl/>
-              </w:rPr>
-              <w:t xml:space="preserve"> </w:t>
-            </w:r>
-            <m:oMath>
-              <m:r>
-                <m:t>4</m:t>
-              </m:r>
-            </m:oMath>
-            <w:r>
-              <w:rPr>
-                <w:rtl/>
-              </w:rPr>
-              <w:t xml:space="preserve"> </w:t>
-            </w:r>
-            <w:r>
-              <w:rPr>
-                <w:rtl/>
-              </w:rPr>
-              <w:t xml:space="preserve">مرات مع إرجاع الكرية في كل مرة.</w:t>
-            </w:r>
-            <w:r>
-              <w:rPr>
-                <w:rtl/>
-              </w:rPr>
-              <w:t xml:space="preserve"> </w:t>
-            </w:r>
-            <m:oMath>
-              <m:r>
-                <m:t>Y</m:t>
-              </m:r>
-            </m:oMath>
-            <w:r>
-              <w:rPr>
-                <w:rtl/>
-              </w:rPr>
-              <w:t xml:space="preserve"> </w:t>
-            </w:r>
-            <w:r>
-              <w:rPr>
-                <w:rtl/>
-              </w:rPr>
-              <w:t xml:space="preserve">عدد الكريات البيضاء المحصل عليها.</w:t>
-            </w:r>
-          </w:p>
-          <w:p>
-            <w:pPr>
-              <w:bidi/>
-              <w:ind w:left="567"/>
-            </w:pPr>
-            <w:r>
-              <w:rPr>
-                <w:rtl/>
-              </w:rPr>
-              <w:t xml:space="preserve"/>
-            </w:r>
-            <w:r>
-              <w:rPr>
-                <w:b/>
-                <w:bCs/>
-                <w:rtl/>
-              </w:rPr>
-              <w:t xml:space="preserve">(أ)</w:t>
-            </w:r>
-            <w:r>
-              <w:rPr>
-                <w:rtl/>
-              </w:rPr>
-              <w:t xml:space="preserve"> </w:t>
-            </w:r>
-            <w:r>
-              <w:rPr>
-                <w:rtl/>
-              </w:rPr>
-              <w:t xml:space="preserve">ما قانون</w:t>
-            </w:r>
-            <w:r>
-              <w:rPr>
-                <w:rtl/>
-              </w:rPr>
-              <w:t xml:space="preserve"> </w:t>
-            </w:r>
-            <m:oMath>
-              <m:r>
-                <m:t>Y</m:t>
-              </m:r>
-            </m:oMath>
-            <w:r>
-              <w:rPr>
-                <w:rtl/>
-              </w:rPr>
-              <w:t xml:space="preserve">؟ احسب</w:t>
-            </w:r>
-            <w:r>
-              <w:rPr>
-                <w:rtl/>
-              </w:rPr>
-              <w:t xml:space="preserve"> </w:t>
-            </w:r>
-            <m:oMath>
-              <m:r>
-                <m:t>P</m:t>
-              </m:r>
-              <m:d>
-                <m:dPr>
-                  <m:begChr m:val="("/>
-                  <m:endChr m:val=")"/>
-                  <m:sepChr m:val=""/>
-                  <m:grow/>
-                </m:dPr>
-                <m:e>
-                  <m:r>
-                    <m:t>Y</m:t>
-                  </m:r>
-                  <m:r>
-                    <m:rPr>
-                      <m:sty m:val="p"/>
-                    </m:rPr>
-                    <m:t>=</m:t>
-                  </m:r>
-                  <m:r>
-                    <m:t>2</m:t>
-                  </m:r>
-                </m:e>
-              </m:d>
-            </m:oMath>
-            <w:r>
-              <w:rPr>
-                <w:rtl/>
-              </w:rPr>
-              <w:t xml:space="preserve"> </w:t>
-            </w:r>
-            <w:r>
-              <w:rPr>
-                <w:rtl/>
-              </w:rPr>
-              <w:t xml:space="preserve">و</w:t>
-            </w:r>
-            <m:oMath>
-              <m:r>
-                <m:t>P</m:t>
-              </m:r>
-              <m:d>
-                <m:dPr>
-                  <m:begChr m:val="("/>
-                  <m:endChr m:val=")"/>
-                  <m:sepChr m:val=""/>
-                  <m:grow/>
-                </m:dPr>
-                <m:e>
-                  <m:r>
-                    <m:t>Y</m:t>
-                  </m:r>
-                  <m:r>
-                    <m:rPr>
-                      <m:sty m:val="p"/>
-                    </m:rPr>
-                    <m:t>≥</m:t>
-                  </m:r>
-                  <m:r>
-                    <m:t>1</m:t>
-                  </m:r>
-                </m:e>
-              </m:d>
-            </m:oMath>
-            <w:r>
-              <w:rPr>
-                <w:rtl/>
-              </w:rPr>
-              <w:t xml:space="preserve">.</w:t>
-            </w:r>
-          </w:p>
-          <w:p>
-            <w:pPr>
-              <w:bidi/>
-              <w:ind w:left="567"/>
-            </w:pPr>
-            <w:r>
-              <w:rPr>
-                <w:rtl/>
-              </w:rPr>
-              <w:t xml:space="preserve"/>
-            </w:r>
-            <w:r>
-              <w:rPr>
-                <w:b/>
-                <w:bCs/>
-                <w:rtl/>
-              </w:rPr>
-              <w:t xml:space="preserve">(ب)</w:t>
-            </w:r>
-            <w:r>
-              <w:rPr>
-                <w:rtl/>
-              </w:rPr>
-              <w:t xml:space="preserve"> </w:t>
-            </w:r>
-            <w:r>
-              <w:rPr>
-                <w:rtl/>
-              </w:rPr>
-              <w:t xml:space="preserve">احسب</w:t>
-            </w:r>
-            <w:r>
-              <w:rPr>
-                <w:rtl/>
-              </w:rPr>
-              <w:t xml:space="preserve"> </w:t>
-            </w:r>
-            <m:oMath>
-              <m:r>
-                <m:t>E</m:t>
-              </m:r>
-              <m:d>
-                <m:dPr>
-                  <m:begChr m:val="("/>
-                  <m:endChr m:val=")"/>
-                  <m:sepChr m:val=""/>
-                  <m:grow/>
-                </m:dPr>
-                <m:e>
-                  <m:r>
-                    <m:t>Y</m:t>
-                  </m:r>
-                </m:e>
-              </m:d>
-            </m:oMath>
-            <w:r>
-              <w:rPr>
-                <w:rtl/>
-              </w:rPr>
-              <w:t xml:space="preserve"> </w:t>
-            </w:r>
-            <w:r>
-              <w:rPr>
-                <w:rtl/>
-              </w:rPr>
-              <w:t xml:space="preserve">و</w:t>
-            </w:r>
-            <m:oMath>
-              <m:r>
-                <m:t>V</m:t>
-              </m:r>
-              <m:d>
-                <m:dPr>
-                  <m:begChr m:val="("/>
-                  <m:endChr m:val=")"/>
-                  <m:sepChr m:val=""/>
-                  <m:grow/>
-                </m:dPr>
-                <m:e>
-                  <m:r>
-                    <m:t>Y</m:t>
-                  </m:r>
-                </m:e>
-              </m:d>
-            </m:oMath>
-            <w:r>
-              <w:rPr>
-                <w:rtl/>
-              </w:rPr>
-              <w:t xml:space="preserve">.</w:t>
             </w:r>
           </w:p>
         </w:tc>
@@ -34127,7 +32567,7 @@
               <w:drawing>
                 <wp:inline>
                   <wp:extent cx="3534156" cy="2505456"/>
-                  <wp:docPr id="5" name="Picture 5"/>
+                  <wp:docPr id="4" name="Picture 4"/>
                   <wp:cNvGraphicFramePr>
                     <a:graphicFrameLocks noChangeAspect="1"/>
                   </wp:cNvGraphicFramePr>
@@ -34135,11 +32575,11 @@
                     <a:graphicData uri="http://schemas.openxmlformats.org/drawingml/2006/picture">
                       <pic:pic>
                         <pic:nvPicPr>
-                          <pic:cNvPr id="0" name="f790a72de8c5968d.png"/>
+                          <pic:cNvPr id="0" name="decd585e380813ba.png"/>
                           <pic:cNvPicPr/>
                         </pic:nvPicPr>
                         <pic:blipFill>
-                          <a:blip r:embed="rId13"/>
+                          <a:blip r:embed="rId12"/>
                           <a:stretch>
                             <a:fillRect/>
                           </a:stretch>
@@ -34675,791 +33115,6 @@
               <w:t xml:space="preserve">.</w:t>
             </w:r>
           </w:p>
-          <w:p>
-            <w:pPr>
-              <w:bidi/>
-            </w:pPr>
-            <w:r>
-              <w:rPr>
-                <w:b/>
-                <w:bCs/>
-                <w:rtl/>
-              </w:rPr>
-              <w:t xml:space="preserve">4.</w:t>
-            </w:r>
-          </w:p>
-          <w:p>
-            <w:pPr>
-              <w:bidi/>
-            </w:pPr>
-            <w:r>
-              <w:rPr>
-                <w:b/>
-                <w:bCs/>
-                <w:rtl/>
-              </w:rPr>
-              <w:t xml:space="preserve">(أ)</w:t>
-            </w:r>
-            <w:r>
-              <w:rPr>
-                <w:rtl/>
-              </w:rPr>
-              <w:t xml:space="preserve"> </w:t>
-            </w:r>
-            <w:r>
-              <w:rPr>
-                <w:rtl/>
-              </w:rPr>
-              <w:t xml:space="preserve">التجارب الأربع مستقلة ومتماثلة (مع الإرجاع)، ولكل منها مخرجان: نجاح</w:t>
-            </w:r>
-            <w:r>
-              <w:rPr>
-                <w:rtl/>
-              </w:rPr>
-              <w:t xml:space="preserve"> </w:t>
-            </w:r>
-            <m:oMath>
-              <m:r>
-                <m:t>W</m:t>
-              </m:r>
-            </m:oMath>
-            <w:r>
-              <w:rPr>
-                <w:rtl/>
-              </w:rPr>
-              <w:t xml:space="preserve"> </w:t>
-            </w:r>
-            <w:r>
-              <w:rPr>
-                <w:rtl/>
-              </w:rPr>
-              <w:t xml:space="preserve">باحتمال</w:t>
-            </w:r>
-            <w:r>
-              <w:rPr>
-                <w:rtl/>
-              </w:rPr>
-              <w:t xml:space="preserve"> </w:t>
-            </w:r>
-            <m:oMath>
-              <m:f>
-                <m:fPr>
-                  <m:type m:val="bar"/>
-                </m:fPr>
-                <m:num>
-                  <m:r>
-                    <m:t>1</m:t>
-                  </m:r>
-                </m:num>
-                <m:den>
-                  <m:r>
-                    <m:t>3</m:t>
-                  </m:r>
-                </m:den>
-              </m:f>
-            </m:oMath>
-            <w:r>
-              <w:rPr>
-                <w:rtl/>
-              </w:rPr>
-              <w:t xml:space="preserve"> </w:t>
-            </w:r>
-            <w:r>
-              <w:rPr>
-                <w:rtl/>
-              </w:rPr>
-              <w:t xml:space="preserve">أو فشل. إذن</w:t>
-            </w:r>
-            <w:r>
-              <w:rPr>
-                <w:rtl/>
-              </w:rPr>
-              <w:t xml:space="preserve"> </w:t>
-            </w:r>
-            <m:oMath>
-              <m:r>
-                <m:t>Y</m:t>
-              </m:r>
-            </m:oMath>
-            <w:r>
-              <w:rPr>
-                <w:rtl/>
-              </w:rPr>
-              <w:t xml:space="preserve"> </w:t>
-            </w:r>
-            <w:r>
-              <w:rPr>
-                <w:rtl/>
-              </w:rPr>
-              <w:t xml:space="preserve">يتبع القانون الثنائي</w:t>
-            </w:r>
-            <w:r>
-              <w:rPr>
-                <w:rtl/>
-              </w:rPr>
-              <w:t xml:space="preserve"> </w:t>
-            </w:r>
-            <m:oMath>
-              <m:borderBox>
-                <m:e>
-                  <m:r>
-                    <m:rPr>
-                      <m:sty m:val="p"/>
-                      <m:scr m:val="script"/>
-                    </m:rPr>
-                    <m:t>B</m:t>
-                  </m:r>
-                  <m:d>
-                    <m:dPr>
-                      <m:begChr m:val="("/>
-                      <m:endChr m:val=")"/>
-                      <m:sepChr m:val=""/>
-                      <m:grow/>
-                    </m:dPr>
-                    <m:e>
-                      <m:r>
-                        <m:t>4</m:t>
-                      </m:r>
-                      <m:r>
-                        <m:rPr>
-                          <m:sty m:val="p"/>
-                        </m:rPr>
-                        <m:t>;</m:t>
-                      </m:r>
-                      <m:f>
-                        <m:fPr>
-                          <m:type m:val="lin"/>
-                        </m:fPr>
-                        <m:num>
-                          <m:r>
-                            <m:t>1</m:t>
-                          </m:r>
-                        </m:num>
-                        <m:den>
-                          <m:r>
-                            <m:t>3</m:t>
-                          </m:r>
-                        </m:den>
-                      </m:f>
-                    </m:e>
-                  </m:d>
-                </m:e>
-              </m:borderBox>
-            </m:oMath>
-            <w:r>
-              <w:rPr>
-                <w:rtl/>
-              </w:rPr>
-              <w:t xml:space="preserve">:</w:t>
-            </w:r>
-          </w:p>
-          <w:p>
-            <w:pPr>
-              <w:bidi/>
-            </w:pPr>
-            <m:oMathPara>
-              <m:oMathParaPr>
-                <m:jc m:val="center"/>
-              </m:oMathParaPr>
-              <m:oMath>
-                <m:r>
-                  <m:t>P</m:t>
-                </m:r>
-                <m:d>
-                  <m:dPr>
-                    <m:begChr m:val="("/>
-                    <m:endChr m:val=")"/>
-                    <m:sepChr m:val=""/>
-                    <m:grow/>
-                  </m:dPr>
-                  <m:e>
-                    <m:r>
-                      <m:t>Y</m:t>
-                    </m:r>
-                    <m:r>
-                      <m:rPr>
-                        <m:sty m:val="p"/>
-                      </m:rPr>
-                      <m:t>=</m:t>
-                    </m:r>
-                    <m:r>
-                      <m:t>2</m:t>
-                    </m:r>
-                  </m:e>
-                </m:d>
-                <m:r>
-                  <m:rPr>
-                    <m:sty m:val="p"/>
-                  </m:rPr>
-                  <m:t>=</m:t>
-                </m:r>
-                <m:sSubSup>
-                  <m:e>
-                    <m:r>
-                      <m:t>C</m:t>
-                    </m:r>
-                  </m:e>
-                  <m:sub>
-                    <m:r>
-                      <m:t>4</m:t>
-                    </m:r>
-                  </m:sub>
-                  <m:sup>
-                    <m:r>
-                      <m:t>2</m:t>
-                    </m:r>
-                  </m:sup>
-                </m:sSubSup>
-                <m:r>
-                  <m:rPr>
-                    <m:sty m:val="p"/>
-                  </m:rPr>
-                  <m:t>(</m:t>
-                </m:r>
-                <m:f>
-                  <m:fPr>
-                    <m:type m:val="bar"/>
-                  </m:fPr>
-                  <m:num>
-                    <m:r>
-                      <m:t>1</m:t>
-                    </m:r>
-                  </m:num>
-                  <m:den>
-                    <m:r>
-                      <m:t>3</m:t>
-                    </m:r>
-                  </m:den>
-                </m:f>
-                <m:sSup>
-                  <m:e>
-                    <m:r>
-                      <m:rPr>
-                        <m:sty m:val="p"/>
-                      </m:rPr>
-                      <m:t>)</m:t>
-                    </m:r>
-                  </m:e>
-                  <m:sup>
-                    <m:r>
-                      <m:t>2</m:t>
-                    </m:r>
-                  </m:sup>
-                </m:sSup>
-                <m:r>
-                  <m:rPr>
-                    <m:sty m:val="p"/>
-                  </m:rPr>
-                  <m:t>(</m:t>
-                </m:r>
-                <m:f>
-                  <m:fPr>
-                    <m:type m:val="bar"/>
-                  </m:fPr>
-                  <m:num>
-                    <m:r>
-                      <m:t>2</m:t>
-                    </m:r>
-                  </m:num>
-                  <m:den>
-                    <m:r>
-                      <m:t>3</m:t>
-                    </m:r>
-                  </m:den>
-                </m:f>
-                <m:sSup>
-                  <m:e>
-                    <m:r>
-                      <m:rPr>
-                        <m:sty m:val="p"/>
-                      </m:rPr>
-                      <m:t>)</m:t>
-                    </m:r>
-                  </m:e>
-                  <m:sup>
-                    <m:r>
-                      <m:t>2</m:t>
-                    </m:r>
-                  </m:sup>
-                </m:sSup>
-                <m:r>
-                  <m:rPr>
-                    <m:sty m:val="p"/>
-                  </m:rPr>
-                  <m:t>=</m:t>
-                </m:r>
-                <m:r>
-                  <m:t>6</m:t>
-                </m:r>
-                <m:r>
-                  <m:rPr>
-                    <m:sty m:val="p"/>
-                  </m:rPr>
-                  <m:t>×</m:t>
-                </m:r>
-                <m:f>
-                  <m:fPr>
-                    <m:type m:val="bar"/>
-                  </m:fPr>
-                  <m:num>
-                    <m:r>
-                      <m:t>1</m:t>
-                    </m:r>
-                  </m:num>
-                  <m:den>
-                    <m:r>
-                      <m:t>9</m:t>
-                    </m:r>
-                  </m:den>
-                </m:f>
-                <m:r>
-                  <m:rPr>
-                    <m:sty m:val="p"/>
-                  </m:rPr>
-                  <m:t>×</m:t>
-                </m:r>
-                <m:f>
-                  <m:fPr>
-                    <m:type m:val="bar"/>
-                  </m:fPr>
-                  <m:num>
-                    <m:r>
-                      <m:t>4</m:t>
-                    </m:r>
-                  </m:num>
-                  <m:den>
-                    <m:r>
-                      <m:t>9</m:t>
-                    </m:r>
-                  </m:den>
-                </m:f>
-                <m:r>
-                  <m:rPr>
-                    <m:sty m:val="p"/>
-                  </m:rPr>
-                  <m:t>=</m:t>
-                </m:r>
-                <m:borderBox>
-                  <m:e>
-                    <m:f>
-                      <m:fPr>
-                        <m:type m:val="bar"/>
-                      </m:fPr>
-                      <m:num>
-                        <m:r>
-                          <m:t>8</m:t>
-                        </m:r>
-                      </m:num>
-                      <m:den>
-                        <m:r>
-                          <m:t>27</m:t>
-                        </m:r>
-                      </m:den>
-                    </m:f>
-                  </m:e>
-                </m:borderBox>
-                <m:r>
-                  <m:t> </m:t>
-                </m:r>
-                <m:r>
-                  <m:rPr>
-                    <m:sty m:val="p"/>
-                  </m:rPr>
-                  <m:t>,</m:t>
-                </m:r>
-                <m:r>
-                  <m:t>  </m:t>
-                </m:r>
-                <m:r>
-                  <m:t>P</m:t>
-                </m:r>
-                <m:d>
-                  <m:dPr>
-                    <m:begChr m:val="("/>
-                    <m:endChr m:val=")"/>
-                    <m:sepChr m:val=""/>
-                    <m:grow/>
-                  </m:dPr>
-                  <m:e>
-                    <m:r>
-                      <m:t>Y</m:t>
-                    </m:r>
-                    <m:r>
-                      <m:rPr>
-                        <m:sty m:val="p"/>
-                      </m:rPr>
-                      <m:t>≥</m:t>
-                    </m:r>
-                    <m:r>
-                      <m:t>1</m:t>
-                    </m:r>
-                  </m:e>
-                </m:d>
-                <m:r>
-                  <m:rPr>
-                    <m:sty m:val="p"/>
-                  </m:rPr>
-                  <m:t>=</m:t>
-                </m:r>
-                <m:r>
-                  <m:t>1</m:t>
-                </m:r>
-                <m:r>
-                  <m:rPr>
-                    <m:sty m:val="p"/>
-                  </m:rPr>
-                  <m:t>−</m:t>
-                </m:r>
-                <m:r>
-                  <m:rPr>
-                    <m:sty m:val="p"/>
-                  </m:rPr>
-                  <m:t>(</m:t>
-                </m:r>
-                <m:f>
-                  <m:fPr>
-                    <m:type m:val="bar"/>
-                  </m:fPr>
-                  <m:num>
-                    <m:r>
-                      <m:t>2</m:t>
-                    </m:r>
-                  </m:num>
-                  <m:den>
-                    <m:r>
-                      <m:t>3</m:t>
-                    </m:r>
-                  </m:den>
-                </m:f>
-                <m:sSup>
-                  <m:e>
-                    <m:r>
-                      <m:rPr>
-                        <m:sty m:val="p"/>
-                      </m:rPr>
-                      <m:t>)</m:t>
-                    </m:r>
-                  </m:e>
-                  <m:sup>
-                    <m:r>
-                      <m:t>4</m:t>
-                    </m:r>
-                  </m:sup>
-                </m:sSup>
-                <m:r>
-                  <m:rPr>
-                    <m:sty m:val="p"/>
-                  </m:rPr>
-                  <m:t>=</m:t>
-                </m:r>
-                <m:r>
-                  <m:t>1</m:t>
-                </m:r>
-                <m:r>
-                  <m:rPr>
-                    <m:sty m:val="p"/>
-                  </m:rPr>
-                  <m:t>−</m:t>
-                </m:r>
-                <m:f>
-                  <m:fPr>
-                    <m:type m:val="bar"/>
-                  </m:fPr>
-                  <m:num>
-                    <m:r>
-                      <m:t>16</m:t>
-                    </m:r>
-                  </m:num>
-                  <m:den>
-                    <m:r>
-                      <m:t>81</m:t>
-                    </m:r>
-                  </m:den>
-                </m:f>
-                <m:r>
-                  <m:rPr>
-                    <m:sty m:val="p"/>
-                  </m:rPr>
-                  <m:t>=</m:t>
-                </m:r>
-                <m:borderBox>
-                  <m:e>
-                    <m:f>
-                      <m:fPr>
-                        <m:type m:val="bar"/>
-                      </m:fPr>
-                      <m:num>
-                        <m:r>
-                          <m:t>65</m:t>
-                        </m:r>
-                      </m:num>
-                      <m:den>
-                        <m:r>
-                          <m:t>81</m:t>
-                        </m:r>
-                      </m:den>
-                    </m:f>
-                  </m:e>
-                </m:borderBox>
-              </m:oMath>
-            </m:oMathPara>
-          </w:p>
-          <w:p>
-            <w:pPr>
-              <w:bidi/>
-            </w:pPr>
-            <w:r>
-              <w:rPr>
-                <w:b/>
-                <w:bCs/>
-                <w:rtl/>
-              </w:rPr>
-              <w:t xml:space="preserve">(ب)</w:t>
-            </w:r>
-            <w:r>
-              <w:rPr>
-                <w:rtl/>
-              </w:rPr>
-              <w:t xml:space="preserve"> </w:t>
-            </w:r>
-            <m:oMath>
-              <m:r>
-                <m:t>E</m:t>
-              </m:r>
-              <m:d>
-                <m:dPr>
-                  <m:begChr m:val="("/>
-                  <m:endChr m:val=")"/>
-                  <m:sepChr m:val=""/>
-                  <m:grow/>
-                </m:dPr>
-                <m:e>
-                  <m:r>
-                    <m:t>Y</m:t>
-                  </m:r>
-                </m:e>
-              </m:d>
-              <m:r>
-                <m:rPr>
-                  <m:sty m:val="p"/>
-                </m:rPr>
-                <m:t>=</m:t>
-              </m:r>
-              <m:r>
-                <m:t>n</m:t>
-              </m:r>
-              <m:r>
-                <m:t>p</m:t>
-              </m:r>
-              <m:r>
-                <m:rPr>
-                  <m:sty m:val="p"/>
-                </m:rPr>
-                <m:t>=</m:t>
-              </m:r>
-              <m:r>
-                <m:t>4</m:t>
-              </m:r>
-              <m:r>
-                <m:rPr>
-                  <m:sty m:val="p"/>
-                </m:rPr>
-                <m:t>×</m:t>
-              </m:r>
-              <m:f>
-                <m:fPr>
-                  <m:type m:val="bar"/>
-                </m:fPr>
-                <m:num>
-                  <m:r>
-                    <m:t>1</m:t>
-                  </m:r>
-                </m:num>
-                <m:den>
-                  <m:r>
-                    <m:t>3</m:t>
-                  </m:r>
-                </m:den>
-              </m:f>
-              <m:r>
-                <m:rPr>
-                  <m:sty m:val="p"/>
-                </m:rPr>
-                <m:t>=</m:t>
-              </m:r>
-              <m:borderBox>
-                <m:e>
-                  <m:f>
-                    <m:fPr>
-                      <m:type m:val="bar"/>
-                    </m:fPr>
-                    <m:num>
-                      <m:r>
-                        <m:t>4</m:t>
-                      </m:r>
-                    </m:num>
-                    <m:den>
-                      <m:r>
-                        <m:t>3</m:t>
-                      </m:r>
-                    </m:den>
-                  </m:f>
-                </m:e>
-              </m:borderBox>
-            </m:oMath>
-            <w:r>
-              <w:rPr>
-                <w:rtl/>
-              </w:rPr>
-              <w:t xml:space="preserve"> </w:t>
-            </w:r>
-            <w:r>
-              <w:rPr>
-                <w:rtl/>
-              </w:rPr>
-              <w:t xml:space="preserve">  و </w:t>
-            </w:r>
-            <w:r>
-              <w:rPr>
-                <w:rtl/>
-              </w:rPr>
-              <w:t xml:space="preserve"> </w:t>
-            </w:r>
-            <m:oMath>
-              <m:r>
-                <m:t>V</m:t>
-              </m:r>
-              <m:d>
-                <m:dPr>
-                  <m:begChr m:val="("/>
-                  <m:endChr m:val=")"/>
-                  <m:sepChr m:val=""/>
-                  <m:grow/>
-                </m:dPr>
-                <m:e>
-                  <m:r>
-                    <m:t>Y</m:t>
-                  </m:r>
-                </m:e>
-              </m:d>
-              <m:r>
-                <m:rPr>
-                  <m:sty m:val="p"/>
-                </m:rPr>
-                <m:t>=</m:t>
-              </m:r>
-              <m:r>
-                <m:t>n</m:t>
-              </m:r>
-              <m:r>
-                <m:t>p</m:t>
-              </m:r>
-              <m:d>
-                <m:dPr>
-                  <m:begChr m:val="("/>
-                  <m:endChr m:val=")"/>
-                  <m:sepChr m:val=""/>
-                  <m:grow/>
-                </m:dPr>
-                <m:e>
-                  <m:r>
-                    <m:t>1</m:t>
-                  </m:r>
-                  <m:r>
-                    <m:rPr>
-                      <m:sty m:val="p"/>
-                    </m:rPr>
-                    <m:t>−</m:t>
-                  </m:r>
-                  <m:r>
-                    <m:t>p</m:t>
-                  </m:r>
-                </m:e>
-              </m:d>
-              <m:r>
-                <m:rPr>
-                  <m:sty m:val="p"/>
-                </m:rPr>
-                <m:t>=</m:t>
-              </m:r>
-              <m:r>
-                <m:t>4</m:t>
-              </m:r>
-              <m:r>
-                <m:rPr>
-                  <m:sty m:val="p"/>
-                </m:rPr>
-                <m:t>×</m:t>
-              </m:r>
-              <m:f>
-                <m:fPr>
-                  <m:type m:val="bar"/>
-                </m:fPr>
-                <m:num>
-                  <m:r>
-                    <m:t>1</m:t>
-                  </m:r>
-                </m:num>
-                <m:den>
-                  <m:r>
-                    <m:t>3</m:t>
-                  </m:r>
-                </m:den>
-              </m:f>
-              <m:r>
-                <m:rPr>
-                  <m:sty m:val="p"/>
-                </m:rPr>
-                <m:t>×</m:t>
-              </m:r>
-              <m:f>
-                <m:fPr>
-                  <m:type m:val="bar"/>
-                </m:fPr>
-                <m:num>
-                  <m:r>
-                    <m:t>2</m:t>
-                  </m:r>
-                </m:num>
-                <m:den>
-                  <m:r>
-                    <m:t>3</m:t>
-                  </m:r>
-                </m:den>
-              </m:f>
-              <m:r>
-                <m:rPr>
-                  <m:sty m:val="p"/>
-                </m:rPr>
-                <m:t>=</m:t>
-              </m:r>
-              <m:borderBox>
-                <m:e>
-                  <m:f>
-                    <m:fPr>
-                      <m:type m:val="bar"/>
-                    </m:fPr>
-                    <m:num>
-                      <m:r>
-                        <m:t>8</m:t>
-                      </m:r>
-                    </m:num>
-                    <m:den>
-                      <m:r>
-                        <m:t>9</m:t>
-                      </m:r>
-                    </m:den>
-                  </m:f>
-                </m:e>
-              </m:borderBox>
-            </m:oMath>
-            <w:r>
-              <w:rPr>
-                <w:rtl/>
-              </w:rPr>
-              <w:t xml:space="preserve">.</w:t>
-            </w:r>
-          </w:p>
         </w:tc>
       </w:tr>
     </w:tbl>
@@ -35469,8 +33124,8 @@
         <w:spacing w:before="0" w:after="0"/>
       </w:pPr>
     </w:p>
-    <w:bookmarkEnd w:id="38"/>
-    <w:bookmarkStart w:id="39" w:name="خلاصة-الطرائق"/>
+    <w:bookmarkEnd w:id="40"/>
+    <w:bookmarkStart w:id="41" w:name="خلاصة-الطرائق"/>
     <w:p>
       <w:pPr>
         <w:pStyle w:val="Heading1"/>
@@ -37488,263 +35143,12 @@
                     <w:bidi/>
                     <w:jc w:val="left"/>
                   </w:pPr>
-                  <m:oMath>
-                    <m:r>
-                      <m:t>n</m:t>
-                    </m:r>
-                  </m:oMath>
                   <w:r>
                     <w:rPr>
                       <w:rtl/>
                     </w:rPr>
-                    <w:t xml:space="preserve"> </w:t>
+                    <w:t xml:space="preserve">نعوّض الوضعية بسحب من كيس (أو رمي نرد/قطعة نقدية) له نفس الاحتمالات، ثم نحسب فيه.</w:t>
                   </w:r>
-                  <w:r>
-                    <w:rPr>
-                      <w:rtl/>
-                    </w:rPr>
-                    <w:t xml:space="preserve">تجربة مستقلة متماثلة بمخرجين: </w:t>
-                  </w:r>
-                  <w:r>
-                    <w:rPr>
-                      <w:rtl/>
-                    </w:rPr>
-                    <w:br/>
-                    <w:t xml:space="preserve"/>
-                  </w:r>
-                  <w:r>
-                    <w:rPr>
-                      <w:rtl/>
-                    </w:rPr>
-                    <w:t xml:space="preserve"> </w:t>
-                  </w:r>
-                  <m:oMath>
-                    <m:r>
-                      <m:t>P</m:t>
-                    </m:r>
-                    <m:d>
-                      <m:dPr>
-                        <m:begChr m:val="("/>
-                        <m:endChr m:val=")"/>
-                        <m:sepChr m:val=""/>
-                        <m:grow/>
-                      </m:dPr>
-                      <m:e>
-                        <m:r>
-                          <m:t>X</m:t>
-                        </m:r>
-                        <m:r>
-                          <m:rPr>
-                            <m:sty m:val="p"/>
-                          </m:rPr>
-                          <m:t>=</m:t>
-                        </m:r>
-                        <m:r>
-                          <m:t>k</m:t>
-                        </m:r>
-                      </m:e>
-                    </m:d>
-                    <m:r>
-                      <m:rPr>
-                        <m:sty m:val="p"/>
-                      </m:rPr>
-                      <m:t>=</m:t>
-                    </m:r>
-                    <m:sSubSup>
-                      <m:e>
-                        <m:r>
-                          <m:t>C</m:t>
-                        </m:r>
-                      </m:e>
-                      <m:sub>
-                        <m:r>
-                          <m:t>n</m:t>
-                        </m:r>
-                      </m:sub>
-                      <m:sup>
-                        <m:r>
-                          <m:t>k</m:t>
-                        </m:r>
-                      </m:sup>
-                    </m:sSubSup>
-                    <m:sSup>
-                      <m:e>
-                        <m:r>
-                          <m:t>p</m:t>
-                        </m:r>
-                      </m:e>
-                      <m:sup>
-                        <m:r>
-                          <m:t>k</m:t>
-                        </m:r>
-                      </m:sup>
-                    </m:sSup>
-                    <m:sSup>
-                      <m:e>
-                        <m:d>
-                          <m:dPr>
-                            <m:begChr m:val="("/>
-                            <m:endChr m:val=")"/>
-                            <m:sepChr m:val=""/>
-                            <m:grow/>
-                          </m:dPr>
-                          <m:e>
-                            <m:r>
-                              <m:t>1</m:t>
-                            </m:r>
-                            <m:r>
-                              <m:rPr>
-                                <m:sty m:val="p"/>
-                              </m:rPr>
-                              <m:t>−</m:t>
-                            </m:r>
-                            <m:r>
-                              <m:t>p</m:t>
-                            </m:r>
-                          </m:e>
-                        </m:d>
-                      </m:e>
-                      <m:sup>
-                        <m:r>
-                          <m:t>n</m:t>
-                        </m:r>
-                        <m:r>
-                          <m:rPr>
-                            <m:sty m:val="p"/>
-                          </m:rPr>
-                          <m:t>−</m:t>
-                        </m:r>
-                        <m:r>
-                          <m:t>k</m:t>
-                        </m:r>
-                      </m:sup>
-                    </m:sSup>
-                  </m:oMath>
-                  <w:r>
-                    <w:rPr>
-                      <w:rtl/>
-                    </w:rPr>
-                    <w:t xml:space="preserve"> </w:t>
-                  </w:r>
-                  <w:r>
-                    <w:rPr>
-                      <w:rtl/>
-                    </w:rPr>
-                    <w:t xml:space="preserve"/>
-                  </w:r>
-                  <w:r>
-                    <w:rPr>
-                      <w:rtl/>
-                    </w:rPr>
-                    <w:br/>
-                    <w:t xml:space="preserve"/>
-                  </w:r>
-                  <w:r>
-                    <w:rPr>
-                      <w:rtl/>
-                    </w:rPr>
-                    <w:t xml:space="preserve"> </w:t>
-                  </w:r>
-                  <m:oMath>
-                    <m:r>
-                      <m:t>E</m:t>
-                    </m:r>
-                    <m:d>
-                      <m:dPr>
-                        <m:begChr m:val="("/>
-                        <m:endChr m:val=")"/>
-                        <m:sepChr m:val=""/>
-                        <m:grow/>
-                      </m:dPr>
-                      <m:e>
-                        <m:r>
-                          <m:t>X</m:t>
-                        </m:r>
-                      </m:e>
-                    </m:d>
-                    <m:r>
-                      <m:rPr>
-                        <m:sty m:val="p"/>
-                      </m:rPr>
-                      <m:t>=</m:t>
-                    </m:r>
-                    <m:r>
-                      <m:t>n</m:t>
-                    </m:r>
-                    <m:r>
-                      <m:t>p</m:t>
-                    </m:r>
-                  </m:oMath>
-                  <w:r>
-                    <w:rPr>
-                      <w:rtl/>
-                    </w:rPr>
-                    <w:t xml:space="preserve"> </w:t>
-                  </w:r>
-                  <w:r>
-                    <w:rPr>
-                      <w:rtl/>
-                    </w:rPr>
-                    <w:t xml:space="preserve">  و </w:t>
-                  </w:r>
-                  <w:r>
-                    <w:rPr>
-                      <w:rtl/>
-                    </w:rPr>
-                    <w:t xml:space="preserve"> </w:t>
-                  </w:r>
-                  <m:oMath>
-                    <m:r>
-                      <m:t>V</m:t>
-                    </m:r>
-                    <m:d>
-                      <m:dPr>
-                        <m:begChr m:val="("/>
-                        <m:endChr m:val=")"/>
-                        <m:sepChr m:val=""/>
-                        <m:grow/>
-                      </m:dPr>
-                      <m:e>
-                        <m:r>
-                          <m:t>X</m:t>
-                        </m:r>
-                      </m:e>
-                    </m:d>
-                    <m:r>
-                      <m:rPr>
-                        <m:sty m:val="p"/>
-                      </m:rPr>
-                      <m:t>=</m:t>
-                    </m:r>
-                    <m:r>
-                      <m:t>n</m:t>
-                    </m:r>
-                    <m:r>
-                      <m:t>p</m:t>
-                    </m:r>
-                    <m:d>
-                      <m:dPr>
-                        <m:begChr m:val="("/>
-                        <m:endChr m:val=")"/>
-                        <m:sepChr m:val=""/>
-                        <m:grow/>
-                      </m:dPr>
-                      <m:e>
-                        <m:r>
-                          <m:t>1</m:t>
-                        </m:r>
-                        <m:r>
-                          <m:rPr>
-                            <m:sty m:val="p"/>
-                          </m:rPr>
-                          <m:t>−</m:t>
-                        </m:r>
-                        <m:r>
-                          <m:t>p</m:t>
-                        </m:r>
-                      </m:e>
-                    </m:d>
-                  </m:oMath>
                 </w:p>
               </w:tc>
               <w:tc>
@@ -37759,7 +35163,7 @@
                     <w:rPr>
                       <w:rtl/>
                     </w:rPr>
-                    <w:t xml:space="preserve">القانون الثنائي</w:t>
+                    <w:t xml:space="preserve">نمذجة وضعية بتجربة مرجعية</w:t>
                   </w:r>
                 </w:p>
               </w:tc>
@@ -37777,7 +35181,7 @@
                     <w:rPr>
                       <w:rtl/>
                     </w:rPr>
-                    <w:t xml:space="preserve">نحل</w:t>
+                    <w:t xml:space="preserve">نحسب</w:t>
                   </w:r>
                   <w:r>
                     <w:rPr>
@@ -37786,55 +35190,84 @@
                     <w:t xml:space="preserve"> </w:t>
                   </w:r>
                   <m:oMath>
-                    <m:r>
-                      <m:t>1</m:t>
-                    </m:r>
+                    <m:sSup>
+                      <m:e>
+                        <m:r>
+                          <m:t>d</m:t>
+                        </m:r>
+                      </m:e>
+                      <m:sup>
+                        <m:r>
+                          <m:t>2</m:t>
+                        </m:r>
+                      </m:sup>
+                    </m:sSup>
+                    <m:r>
+                      <m:rPr>
+                        <m:sty m:val="p"/>
+                      </m:rPr>
+                      <m:t>=</m:t>
+                    </m:r>
+                    <m:r>
+                      <m:rPr>
+                        <m:sty m:val="p"/>
+                      </m:rPr>
+                      <m:t>∑</m:t>
+                    </m:r>
+                    <m:r>
+                      <m:rPr>
+                        <m:sty m:val="p"/>
+                      </m:rPr>
+                      <m:t>(</m:t>
+                    </m:r>
+                    <m:sSub>
+                      <m:e>
+                        <m:r>
+                          <m:t>f</m:t>
+                        </m:r>
+                      </m:e>
+                      <m:sub>
+                        <m:r>
+                          <m:t>i</m:t>
+                        </m:r>
+                      </m:sub>
+                    </m:sSub>
                     <m:r>
                       <m:rPr>
                         <m:sty m:val="p"/>
                       </m:rPr>
                       <m:t>−</m:t>
                     </m:r>
+                    <m:f>
+                      <m:fPr>
+                        <m:type m:val="bar"/>
+                      </m:fPr>
+                      <m:num>
+                        <m:r>
+                          <m:t>1</m:t>
+                        </m:r>
+                      </m:num>
+                      <m:den>
+                        <m:r>
+                          <m:t>k</m:t>
+                        </m:r>
+                      </m:den>
+                    </m:f>
                     <m:sSup>
                       <m:e>
-                        <m:d>
-                          <m:dPr>
-                            <m:begChr m:val="("/>
-                            <m:endChr m:val=")"/>
-                            <m:sepChr m:val=""/>
-                            <m:grow/>
-                          </m:dPr>
-                          <m:e>
-                            <m:r>
-                              <m:t>1</m:t>
-                            </m:r>
-                            <m:r>
-                              <m:rPr>
-                                <m:sty m:val="p"/>
-                              </m:rPr>
-                              <m:t>−</m:t>
-                            </m:r>
-                            <m:r>
-                              <m:t>p</m:t>
-                            </m:r>
-                          </m:e>
-                        </m:d>
+                        <m:r>
+                          <m:rPr>
+                            <m:sty m:val="p"/>
+                          </m:rPr>
+                          <m:t>)</m:t>
+                        </m:r>
                       </m:e>
                       <m:sup>
                         <m:r>
-                          <m:t>n</m:t>
+                          <m:t>2</m:t>
                         </m:r>
                       </m:sup>
                     </m:sSup>
-                    <m:r>
-                      <m:rPr>
-                        <m:sty m:val="p"/>
-                      </m:rPr>
-                      <m:t>≥</m:t>
-                    </m:r>
-                    <m:r>
-                      <m:t>α</m:t>
-                    </m:r>
                   </m:oMath>
                   <w:r>
                     <w:rPr>
@@ -37846,7 +35279,7 @@
                     <w:rPr>
                       <w:rtl/>
                     </w:rPr>
-                    <w:t xml:space="preserve">باستعمال</w:t>
+                    <w:t xml:space="preserve">ونقارنه بـ</w:t>
                   </w:r>
                   <w:r>
                     <w:rPr>
@@ -37855,12 +35288,18 @@
                     <w:t xml:space="preserve"> </w:t>
                   </w:r>
                   <m:oMath>
-                    <m:r>
-                      <m:rPr>
-                        <m:sty m:val="p"/>
-                      </m:rPr>
-                      <m:t>ln</m:t>
-                    </m:r>
+                    <m:sSub>
+                      <m:e>
+                        <m:r>
+                          <m:t>D</m:t>
+                        </m:r>
+                      </m:e>
+                      <m:sub>
+                        <m:r>
+                          <m:t>9</m:t>
+                        </m:r>
+                      </m:sub>
+                    </m:sSub>
                   </m:oMath>
                   <w:r>
                     <w:rPr>
@@ -37872,7 +35311,130 @@
                     <w:rPr>
                       <w:rtl/>
                     </w:rPr>
-                    <w:t xml:space="preserve">(مع قلب اتجاه المتراجحة).</w:t>
+                    <w:t xml:space="preserve">للمحاكاة:</w:t>
+                  </w:r>
+                  <w:r>
+                    <w:rPr>
+                      <w:rtl/>
+                    </w:rPr>
+                    <w:t xml:space="preserve"> </w:t>
+                  </w:r>
+                  <m:oMath>
+                    <m:sSup>
+                      <m:e>
+                        <m:r>
+                          <m:t>d</m:t>
+                        </m:r>
+                      </m:e>
+                      <m:sup>
+                        <m:r>
+                          <m:t>2</m:t>
+                        </m:r>
+                      </m:sup>
+                    </m:sSup>
+                    <m:r>
+                      <m:rPr>
+                        <m:sty m:val="p"/>
+                      </m:rPr>
+                      <m:t>≤</m:t>
+                    </m:r>
+                    <m:sSub>
+                      <m:e>
+                        <m:r>
+                          <m:t>D</m:t>
+                        </m:r>
+                      </m:e>
+                      <m:sub>
+                        <m:r>
+                          <m:t>9</m:t>
+                        </m:r>
+                      </m:sub>
+                    </m:sSub>
+                  </m:oMath>
+                  <w:r>
+                    <w:rPr>
+                      <w:rtl/>
+                    </w:rPr>
+                    <w:t xml:space="preserve"> </w:t>
+                  </w:r>
+                  <w:r>
+                    <w:rPr>
+                      <w:rtl/>
+                    </w:rPr>
+                    <w:t xml:space="preserve">ملائمة،</w:t>
+                  </w:r>
+                  <w:r>
+                    <w:rPr>
+                      <w:rtl/>
+                    </w:rPr>
+                    <w:t xml:space="preserve"> </w:t>
+                  </w:r>
+                  <m:oMath>
+                    <m:sSup>
+                      <m:e>
+                        <m:r>
+                          <m:t>d</m:t>
+                        </m:r>
+                      </m:e>
+                      <m:sup>
+                        <m:r>
+                          <m:t>2</m:t>
+                        </m:r>
+                      </m:sup>
+                    </m:sSup>
+                    <m:r>
+                      <m:rPr>
+                        <m:sty m:val="p"/>
+                      </m:rPr>
+                      <m:t>&gt;</m:t>
+                    </m:r>
+                    <m:sSub>
+                      <m:e>
+                        <m:r>
+                          <m:t>D</m:t>
+                        </m:r>
+                      </m:e>
+                      <m:sub>
+                        <m:r>
+                          <m:t>9</m:t>
+                        </m:r>
+                      </m:sub>
+                    </m:sSub>
+                  </m:oMath>
+                  <w:r>
+                    <w:rPr>
+                      <w:rtl/>
+                    </w:rPr>
+                    <w:t xml:space="preserve"> </w:t>
+                  </w:r>
+                  <w:r>
+                    <w:rPr>
+                      <w:rtl/>
+                    </w:rPr>
+                    <w:t xml:space="preserve">مرفوضة (خطر</w:t>
+                  </w:r>
+                  <w:r>
+                    <w:rPr>
+                      <w:rtl/>
+                    </w:rPr>
+                    <w:t xml:space="preserve"> </w:t>
+                  </w:r>
+                  <m:oMath>
+                    <m:r>
+                      <m:t>10</m:t>
+                    </m:r>
+                    <m:r>
+                      <m:rPr>
+                        <m:sty m:val="p"/>
+                      </m:rPr>
+                      <m:t>%</m:t>
+                    </m:r>
+                  </m:oMath>
+                  <w:r>
+                    <w:rPr>
+                      <w:rtl/>
+                    </w:rPr>
+                    <w:t xml:space="preserve">).</w:t>
                   </w:r>
                 </w:p>
               </w:tc>
@@ -37888,7 +35450,7 @@
                     <w:rPr>
                       <w:rtl/>
                     </w:rPr>
-                    <w:t xml:space="preserve">أصغر عدد من التكرارات</w:t>
+                    <w:t xml:space="preserve">تلاؤم معطيات مع نموذج متساوٍ</w:t>
                   </w:r>
                 </w:p>
               </w:tc>
@@ -37909,10 +35471,85 @@
         <w:spacing w:before="0" w:after="0"/>
       </w:pPr>
     </w:p>
-    <w:bookmarkEnd w:id="39"/>
+    <w:tbl>
+      <w:tblPr>
+        <w:tblW w:w="9864" w:type="dxa"/>
+        <w:jc w:val="center"/>
+        <w:tblBorders>
+          <w:top w:val="single" w:sz="10" w:space="0" w:color="256428"/>
+          <w:left w:val="single" w:sz="10" w:space="0" w:color="256428"/>
+          <w:bottom w:val="single" w:sz="10" w:space="0" w:color="256428"/>
+          <w:right w:val="single" w:sz="10" w:space="0" w:color="256428"/>
+          <w:insideH w:val="single" w:sz="10" w:space="0" w:color="256428"/>
+        </w:tblBorders>
+        <w:tblLayout w:type="fixed"/>
+        <w:tblCellMar>
+          <w:top w:w="40" w:type="dxa"/>
+          <w:left w:w="140" w:type="dxa"/>
+          <w:bottom w:w="60" w:type="dxa"/>
+          <w:right w:w="140" w:type="dxa"/>
+        </w:tblCellMar>
+      </w:tblPr>
+      <w:tblGrid>
+        <w:gridCol w:w="9864"/>
+      </w:tblGrid>
+      <w:tr>
+        <w:trPr>
+          <w:cantSplit/>
+        </w:trPr>
+        <w:tc>
+          <w:tcPr>
+            <w:tcW w:w="9864" w:type="dxa"/>
+            <w:shd w:val="clear" w:color="auto" w:fill="256428"/>
+          </w:tcPr>
+          <w:p>
+            <w:pPr>
+              <w:keepNext/>
+              <w:bidi/>
+              <w:spacing w:before="0" w:after="0"/>
+            </w:pPr>
+            <w:r>
+              <w:rPr>
+                <w:b/>
+                <w:bCs/>
+                <w:color w:val="FFFFFF"/>
+                <w:rtl/>
+              </w:rPr>
+              <w:t xml:space="preserve">ملاحظة</w:t>
+            </w:r>
+          </w:p>
+        </w:tc>
+      </w:tr>
+      <w:tr>
+        <w:tc>
+          <w:tcPr>
+            <w:tcW w:w="9864" w:type="dxa"/>
+            <w:shd w:val="clear" w:color="auto" w:fill="F5F8F5"/>
+          </w:tcPr>
+          <w:p>
+            <w:pPr>
+              <w:bidi/>
+            </w:pPr>
+            <w:r>
+              <w:rPr>
+                <w:rtl/>
+              </w:rPr>
+              <w:t xml:space="preserve">الأسطر من «احتمال شرطي» إلى «إثبات الاستقلالية» تخص شعبتي رياضيات وعلوم تجريبية فقط (ليست في برنامج تقني رياضي)، وسطر «تلاؤم معطيات» يخص شعبة علوم تجريبية.</w:t>
+            </w:r>
+          </w:p>
+        </w:tc>
+      </w:tr>
+    </w:tbl>
+    <w:p>
+      <w:pPr>
+        <w:bidi/>
+        <w:spacing w:before="0" w:after="0"/>
+      </w:pPr>
+    </w:p>
+    <w:bookmarkEnd w:id="41"/>
     <w:sectPr>
-      <w:headerReference w:type="default" r:id="rId14"/>
-      <w:footerReference w:type="default" r:id="rId15"/>
+      <w:headerReference w:type="default" r:id="rId13"/>
+      <w:footerReference w:type="default" r:id="rId14"/>
       <w:pgSz w:h="16838" w:w="11906"/>
       <w:pgMar w:bottom="1134" w:left="964" w:right="964" w:top="1134" w:header="454" w:footer="454" w:gutter="0"/>
     </w:sectPr>
@@ -38393,7 +36030,34 @@
     <w:abstractNumId w:val="991"/>
   </w:num>
   <w:num w:numId="1023">
-    <w:abstractNumId w:val="991"/>
+    <w:abstractNumId w:val="99201"/>
+    <w:lvlOverride w:ilvl="0">
+      <w:startOverride w:val="1"/>
+    </w:lvlOverride>
+    <w:lvlOverride w:ilvl="1">
+      <w:startOverride w:val="1"/>
+    </w:lvlOverride>
+    <w:lvlOverride w:ilvl="2">
+      <w:startOverride w:val="1"/>
+    </w:lvlOverride>
+    <w:lvlOverride w:ilvl="3">
+      <w:startOverride w:val="1"/>
+    </w:lvlOverride>
+    <w:lvlOverride w:ilvl="4">
+      <w:startOverride w:val="1"/>
+    </w:lvlOverride>
+    <w:lvlOverride w:ilvl="5">
+      <w:startOverride w:val="1"/>
+    </w:lvlOverride>
+    <w:lvlOverride w:ilvl="6">
+      <w:startOverride w:val="1"/>
+    </w:lvlOverride>
+    <w:lvlOverride w:ilvl="7">
+      <w:startOverride w:val="1"/>
+    </w:lvlOverride>
+    <w:lvlOverride w:ilvl="8">
+      <w:startOverride w:val="1"/>
+    </w:lvlOverride>
   </w:num>
 </w:numbering>
 </file>
